--- a/Dokumentace/JAN0837_PER0176_PRII.docx
+++ b/Dokumentace/JAN0837_PER0176_PRII.docx
@@ -268,7 +268,14 @@
           <w:sz w:val="28"/>
           <w:szCs w:val="28"/>
         </w:rPr>
-        <w:t>4.12.2025</w:t>
+        <w:t>7</w:t>
+      </w:r>
+      <w:r>
+        <w:rPr>
+          <w:sz w:val="28"/>
+          <w:szCs w:val="28"/>
+        </w:rPr>
+        <w:t>.12.2025</w:t>
       </w:r>
     </w:p>
     <w:p>
@@ -374,7 +381,7 @@
           <w:r>
             <w:fldChar w:fldCharType="separate"/>
           </w:r>
-          <w:hyperlink w:anchor="_Toc179223563" w:history="1">
+          <w:hyperlink w:anchor="_Toc215745751" w:history="1">
             <w:r>
               <w:rPr>
                 <w:rStyle w:val="Hypertextovodkaz"/>
@@ -401,7 +408,7 @@
                 <w:noProof/>
                 <w:webHidden/>
               </w:rPr>
-              <w:instrText xml:space="preserve"> PAGEREF _Toc179223563 \h </w:instrText>
+              <w:instrText xml:space="preserve"> PAGEREF _Toc215745751 \h </w:instrText>
             </w:r>
             <w:r>
               <w:rPr>
@@ -446,7 +453,7 @@
               <w:lang w:eastAsia="cs-CZ"/>
             </w:rPr>
           </w:pPr>
-          <w:hyperlink w:anchor="_Toc179223564" w:history="1">
+          <w:hyperlink w:anchor="_Toc215745752" w:history="1">
             <w:r>
               <w:rPr>
                 <w:rStyle w:val="Hypertextovodkaz"/>
@@ -473,7 +480,7 @@
                 <w:noProof/>
                 <w:webHidden/>
               </w:rPr>
-              <w:instrText xml:space="preserve"> PAGEREF _Toc179223564 \h </w:instrText>
+              <w:instrText xml:space="preserve"> PAGEREF _Toc215745752 \h </w:instrText>
             </w:r>
             <w:r>
               <w:rPr>
@@ -519,7 +526,7 @@
               <w:lang w:eastAsia="cs-CZ"/>
             </w:rPr>
           </w:pPr>
-          <w:hyperlink w:anchor="_Toc179223565" w:history="1">
+          <w:hyperlink w:anchor="_Toc215745753" w:history="1">
             <w:r>
               <w:rPr>
                 <w:rStyle w:val="Hypertextovodkaz"/>
@@ -563,7 +570,7 @@
                 <w:noProof/>
                 <w:webHidden/>
               </w:rPr>
-              <w:instrText xml:space="preserve"> PAGEREF _Toc179223565 \h </w:instrText>
+              <w:instrText xml:space="preserve"> PAGEREF _Toc215745753 \h </w:instrText>
             </w:r>
             <w:r>
               <w:rPr>
@@ -609,7 +616,7 @@
               <w:lang w:eastAsia="cs-CZ"/>
             </w:rPr>
           </w:pPr>
-          <w:hyperlink w:anchor="_Toc179223566" w:history="1">
+          <w:hyperlink w:anchor="_Toc215745754" w:history="1">
             <w:r>
               <w:rPr>
                 <w:rStyle w:val="Hypertextovodkaz"/>
@@ -632,7 +639,7 @@
                 <w:rStyle w:val="Hypertextovodkaz"/>
                 <w:noProof/>
               </w:rPr>
-              <w:t>Nadpis kapitoly</w:t>
+              <w:t>Backend</w:t>
             </w:r>
             <w:r>
               <w:rPr>
@@ -653,7 +660,7 @@
                 <w:noProof/>
                 <w:webHidden/>
               </w:rPr>
-              <w:instrText xml:space="preserve"> PAGEREF _Toc179223566 \h </w:instrText>
+              <w:instrText xml:space="preserve"> PAGEREF _Toc215745754 \h </w:instrText>
             </w:r>
             <w:r>
               <w:rPr>
@@ -699,7 +706,7 @@
               <w:lang w:eastAsia="cs-CZ"/>
             </w:rPr>
           </w:pPr>
-          <w:hyperlink w:anchor="_Toc179223567" w:history="1">
+          <w:hyperlink w:anchor="_Toc215745755" w:history="1">
             <w:r>
               <w:rPr>
                 <w:rStyle w:val="Hypertextovodkaz"/>
@@ -722,7 +729,7 @@
                 <w:rStyle w:val="Hypertextovodkaz"/>
                 <w:noProof/>
               </w:rPr>
-              <w:t>Nadpis podkapitoly</w:t>
+              <w:t>Role</w:t>
             </w:r>
             <w:r>
               <w:rPr>
@@ -743,7 +750,7 @@
                 <w:noProof/>
                 <w:webHidden/>
               </w:rPr>
-              <w:instrText xml:space="preserve"> PAGEREF _Toc179223567 \h </w:instrText>
+              <w:instrText xml:space="preserve"> PAGEREF _Toc215745755 \h </w:instrText>
             </w:r>
             <w:r>
               <w:rPr>
@@ -776,9 +783,9 @@
         </w:p>
         <w:p>
           <w:pPr>
-            <w:pStyle w:val="Obsah3"/>
+            <w:pStyle w:val="Obsah2"/>
             <w:tabs>
-              <w:tab w:val="left" w:pos="1200"/>
+              <w:tab w:val="left" w:pos="960"/>
               <w:tab w:val="right" w:leader="dot" w:pos="9062"/>
             </w:tabs>
             <w:rPr>
@@ -789,13 +796,13 @@
               <w:lang w:eastAsia="cs-CZ"/>
             </w:rPr>
           </w:pPr>
-          <w:hyperlink w:anchor="_Toc179223568" w:history="1">
+          <w:hyperlink w:anchor="_Toc215745756" w:history="1">
             <w:r>
               <w:rPr>
                 <w:rStyle w:val="Hypertextovodkaz"/>
                 <w:noProof/>
               </w:rPr>
-              <w:t>2.1.1</w:t>
+              <w:t>2.2</w:t>
             </w:r>
             <w:r>
               <w:rPr>
@@ -812,7 +819,7 @@
                 <w:rStyle w:val="Hypertextovodkaz"/>
                 <w:noProof/>
               </w:rPr>
-              <w:t>Nadpis podpodkapitoly</w:t>
+              <w:t>Ošetření stavů/scénářů</w:t>
             </w:r>
             <w:r>
               <w:rPr>
@@ -833,7 +840,97 @@
                 <w:noProof/>
                 <w:webHidden/>
               </w:rPr>
-              <w:instrText xml:space="preserve"> PAGEREF _Toc179223568 \h </w:instrText>
+              <w:instrText xml:space="preserve"> PAGEREF _Toc215745756 \h </w:instrText>
+            </w:r>
+            <w:r>
+              <w:rPr>
+                <w:noProof/>
+                <w:webHidden/>
+              </w:rPr>
+            </w:r>
+            <w:r>
+              <w:rPr>
+                <w:noProof/>
+                <w:webHidden/>
+              </w:rPr>
+              <w:fldChar w:fldCharType="separate"/>
+            </w:r>
+            <w:r>
+              <w:rPr>
+                <w:noProof/>
+                <w:webHidden/>
+              </w:rPr>
+              <w:t>3</w:t>
+            </w:r>
+            <w:r>
+              <w:rPr>
+                <w:noProof/>
+                <w:webHidden/>
+              </w:rPr>
+              <w:fldChar w:fldCharType="end"/>
+            </w:r>
+          </w:hyperlink>
+        </w:p>
+        <w:p>
+          <w:pPr>
+            <w:pStyle w:val="Obsah2"/>
+            <w:tabs>
+              <w:tab w:val="left" w:pos="960"/>
+              <w:tab w:val="right" w:leader="dot" w:pos="9062"/>
+            </w:tabs>
+            <w:rPr>
+              <w:rFonts w:eastAsiaTheme="minorEastAsia"/>
+              <w:noProof/>
+              <w:sz w:val="24"/>
+              <w:szCs w:val="24"/>
+              <w:lang w:eastAsia="cs-CZ"/>
+            </w:rPr>
+          </w:pPr>
+          <w:hyperlink w:anchor="_Toc215745757" w:history="1">
+            <w:r>
+              <w:rPr>
+                <w:rStyle w:val="Hypertextovodkaz"/>
+                <w:noProof/>
+              </w:rPr>
+              <w:t>2.3</w:t>
+            </w:r>
+            <w:r>
+              <w:rPr>
+                <w:rFonts w:eastAsiaTheme="minorEastAsia"/>
+                <w:noProof/>
+                <w:sz w:val="24"/>
+                <w:szCs w:val="24"/>
+                <w:lang w:eastAsia="cs-CZ"/>
+              </w:rPr>
+              <w:tab/>
+            </w:r>
+            <w:r>
+              <w:rPr>
+                <w:rStyle w:val="Hypertextovodkaz"/>
+                <w:noProof/>
+              </w:rPr>
+              <w:t>Slabá místa</w:t>
+            </w:r>
+            <w:r>
+              <w:rPr>
+                <w:noProof/>
+                <w:webHidden/>
+              </w:rPr>
+              <w:tab/>
+            </w:r>
+            <w:r>
+              <w:rPr>
+                <w:noProof/>
+                <w:webHidden/>
+              </w:rPr>
+              <w:fldChar w:fldCharType="begin"/>
+            </w:r>
+            <w:r>
+              <w:rPr>
+                <w:noProof/>
+                <w:webHidden/>
+              </w:rPr>
+              <w:instrText xml:space="preserve"> PAGEREF _Toc215745757 \h </w:instrText>
             </w:r>
             <w:r>
               <w:rPr>
@@ -879,7 +976,7 @@
               <w:lang w:eastAsia="cs-CZ"/>
             </w:rPr>
           </w:pPr>
-          <w:hyperlink w:anchor="_Toc179223569" w:history="1">
+          <w:hyperlink w:anchor="_Toc215745758" w:history="1">
             <w:r>
               <w:rPr>
                 <w:rStyle w:val="Hypertextovodkaz"/>
@@ -902,7 +999,7 @@
                 <w:rStyle w:val="Hypertextovodkaz"/>
                 <w:noProof/>
               </w:rPr>
-              <w:t>Plovoucí objekty</w:t>
+              <w:t>Frontend</w:t>
             </w:r>
             <w:r>
               <w:rPr>
@@ -923,7 +1020,7 @@
                 <w:noProof/>
                 <w:webHidden/>
               </w:rPr>
-              <w:instrText xml:space="preserve"> PAGEREF _Toc179223569 \h </w:instrText>
+              <w:instrText xml:space="preserve"> PAGEREF _Toc215745758 \h </w:instrText>
             </w:r>
             <w:r>
               <w:rPr>
@@ -943,7 +1040,7 @@
                 <w:noProof/>
                 <w:webHidden/>
               </w:rPr>
-              <w:t>3</w:t>
+              <w:t>4</w:t>
             </w:r>
             <w:r>
               <w:rPr>
@@ -969,7 +1066,7 @@
               <w:lang w:eastAsia="cs-CZ"/>
             </w:rPr>
           </w:pPr>
-          <w:hyperlink w:anchor="_Toc179223570" w:history="1">
+          <w:hyperlink w:anchor="_Toc215745759" w:history="1">
             <w:r>
               <w:rPr>
                 <w:rStyle w:val="Hypertextovodkaz"/>
@@ -992,7 +1089,7 @@
                 <w:rStyle w:val="Hypertextovodkaz"/>
                 <w:noProof/>
               </w:rPr>
-              <w:t>Obrázek s popiskem</w:t>
+              <w:t>Main page</w:t>
             </w:r>
             <w:r>
               <w:rPr>
@@ -1013,7 +1110,7 @@
                 <w:noProof/>
                 <w:webHidden/>
               </w:rPr>
-              <w:instrText xml:space="preserve"> PAGEREF _Toc179223570 \h </w:instrText>
+              <w:instrText xml:space="preserve"> PAGEREF _Toc215745759 \h </w:instrText>
             </w:r>
             <w:r>
               <w:rPr>
@@ -1033,7 +1130,7 @@
                 <w:noProof/>
                 <w:webHidden/>
               </w:rPr>
-              <w:t>3</w:t>
+              <w:t>4</w:t>
             </w:r>
             <w:r>
               <w:rPr>
@@ -1059,7 +1156,7 @@
               <w:lang w:eastAsia="cs-CZ"/>
             </w:rPr>
           </w:pPr>
-          <w:hyperlink w:anchor="_Toc179223571" w:history="1">
+          <w:hyperlink w:anchor="_Toc215745760" w:history="1">
             <w:r>
               <w:rPr>
                 <w:rStyle w:val="Hypertextovodkaz"/>
@@ -1082,6 +1179,276 @@
                 <w:rStyle w:val="Hypertextovodkaz"/>
                 <w:noProof/>
               </w:rPr>
+              <w:t>Admin page</w:t>
+            </w:r>
+            <w:r>
+              <w:rPr>
+                <w:noProof/>
+                <w:webHidden/>
+              </w:rPr>
+              <w:tab/>
+            </w:r>
+            <w:r>
+              <w:rPr>
+                <w:noProof/>
+                <w:webHidden/>
+              </w:rPr>
+              <w:fldChar w:fldCharType="begin"/>
+            </w:r>
+            <w:r>
+              <w:rPr>
+                <w:noProof/>
+                <w:webHidden/>
+              </w:rPr>
+              <w:instrText xml:space="preserve"> PAGEREF _Toc215745760 \h </w:instrText>
+            </w:r>
+            <w:r>
+              <w:rPr>
+                <w:noProof/>
+                <w:webHidden/>
+              </w:rPr>
+            </w:r>
+            <w:r>
+              <w:rPr>
+                <w:noProof/>
+                <w:webHidden/>
+              </w:rPr>
+              <w:fldChar w:fldCharType="separate"/>
+            </w:r>
+            <w:r>
+              <w:rPr>
+                <w:noProof/>
+                <w:webHidden/>
+              </w:rPr>
+              <w:t>4</w:t>
+            </w:r>
+            <w:r>
+              <w:rPr>
+                <w:noProof/>
+                <w:webHidden/>
+              </w:rPr>
+              <w:fldChar w:fldCharType="end"/>
+            </w:r>
+          </w:hyperlink>
+        </w:p>
+        <w:p>
+          <w:pPr>
+            <w:pStyle w:val="Obsah2"/>
+            <w:tabs>
+              <w:tab w:val="left" w:pos="960"/>
+              <w:tab w:val="right" w:leader="dot" w:pos="9062"/>
+            </w:tabs>
+            <w:rPr>
+              <w:rFonts w:eastAsiaTheme="minorEastAsia"/>
+              <w:noProof/>
+              <w:sz w:val="24"/>
+              <w:szCs w:val="24"/>
+              <w:lang w:eastAsia="cs-CZ"/>
+            </w:rPr>
+          </w:pPr>
+          <w:hyperlink w:anchor="_Toc215745761" w:history="1">
+            <w:r>
+              <w:rPr>
+                <w:rStyle w:val="Hypertextovodkaz"/>
+                <w:noProof/>
+              </w:rPr>
+              <w:t>3.3</w:t>
+            </w:r>
+            <w:r>
+              <w:rPr>
+                <w:rFonts w:eastAsiaTheme="minorEastAsia"/>
+                <w:noProof/>
+                <w:sz w:val="24"/>
+                <w:szCs w:val="24"/>
+                <w:lang w:eastAsia="cs-CZ"/>
+              </w:rPr>
+              <w:tab/>
+            </w:r>
+            <w:r>
+              <w:rPr>
+                <w:rStyle w:val="Hypertextovodkaz"/>
+                <w:noProof/>
+              </w:rPr>
+              <w:t>Piano page</w:t>
+            </w:r>
+            <w:r>
+              <w:rPr>
+                <w:noProof/>
+                <w:webHidden/>
+              </w:rPr>
+              <w:tab/>
+            </w:r>
+            <w:r>
+              <w:rPr>
+                <w:noProof/>
+                <w:webHidden/>
+              </w:rPr>
+              <w:fldChar w:fldCharType="begin"/>
+            </w:r>
+            <w:r>
+              <w:rPr>
+                <w:noProof/>
+                <w:webHidden/>
+              </w:rPr>
+              <w:instrText xml:space="preserve"> PAGEREF _Toc215745761 \h </w:instrText>
+            </w:r>
+            <w:r>
+              <w:rPr>
+                <w:noProof/>
+                <w:webHidden/>
+              </w:rPr>
+            </w:r>
+            <w:r>
+              <w:rPr>
+                <w:noProof/>
+                <w:webHidden/>
+              </w:rPr>
+              <w:fldChar w:fldCharType="separate"/>
+            </w:r>
+            <w:r>
+              <w:rPr>
+                <w:noProof/>
+                <w:webHidden/>
+              </w:rPr>
+              <w:t>4</w:t>
+            </w:r>
+            <w:r>
+              <w:rPr>
+                <w:noProof/>
+                <w:webHidden/>
+              </w:rPr>
+              <w:fldChar w:fldCharType="end"/>
+            </w:r>
+          </w:hyperlink>
+        </w:p>
+        <w:p>
+          <w:pPr>
+            <w:pStyle w:val="Obsah2"/>
+            <w:tabs>
+              <w:tab w:val="left" w:pos="960"/>
+              <w:tab w:val="right" w:leader="dot" w:pos="9062"/>
+            </w:tabs>
+            <w:rPr>
+              <w:rFonts w:eastAsiaTheme="minorEastAsia"/>
+              <w:noProof/>
+              <w:sz w:val="24"/>
+              <w:szCs w:val="24"/>
+              <w:lang w:eastAsia="cs-CZ"/>
+            </w:rPr>
+          </w:pPr>
+          <w:hyperlink w:anchor="_Toc215745762" w:history="1">
+            <w:r>
+              <w:rPr>
+                <w:rStyle w:val="Hypertextovodkaz"/>
+                <w:noProof/>
+              </w:rPr>
+              <w:t>3.4</w:t>
+            </w:r>
+            <w:r>
+              <w:rPr>
+                <w:rFonts w:eastAsiaTheme="minorEastAsia"/>
+                <w:noProof/>
+                <w:sz w:val="24"/>
+                <w:szCs w:val="24"/>
+                <w:lang w:eastAsia="cs-CZ"/>
+              </w:rPr>
+              <w:tab/>
+            </w:r>
+            <w:r>
+              <w:rPr>
+                <w:rStyle w:val="Hypertextovodkaz"/>
+                <w:noProof/>
+              </w:rPr>
+              <w:t>Songs page</w:t>
+            </w:r>
+            <w:r>
+              <w:rPr>
+                <w:noProof/>
+                <w:webHidden/>
+              </w:rPr>
+              <w:tab/>
+            </w:r>
+            <w:r>
+              <w:rPr>
+                <w:noProof/>
+                <w:webHidden/>
+              </w:rPr>
+              <w:fldChar w:fldCharType="begin"/>
+            </w:r>
+            <w:r>
+              <w:rPr>
+                <w:noProof/>
+                <w:webHidden/>
+              </w:rPr>
+              <w:instrText xml:space="preserve"> PAGEREF _Toc215745762 \h </w:instrText>
+            </w:r>
+            <w:r>
+              <w:rPr>
+                <w:noProof/>
+                <w:webHidden/>
+              </w:rPr>
+            </w:r>
+            <w:r>
+              <w:rPr>
+                <w:noProof/>
+                <w:webHidden/>
+              </w:rPr>
+              <w:fldChar w:fldCharType="separate"/>
+            </w:r>
+            <w:r>
+              <w:rPr>
+                <w:noProof/>
+                <w:webHidden/>
+              </w:rPr>
+              <w:t>4</w:t>
+            </w:r>
+            <w:r>
+              <w:rPr>
+                <w:noProof/>
+                <w:webHidden/>
+              </w:rPr>
+              <w:fldChar w:fldCharType="end"/>
+            </w:r>
+          </w:hyperlink>
+        </w:p>
+        <w:p>
+          <w:pPr>
+            <w:pStyle w:val="Obsah2"/>
+            <w:tabs>
+              <w:tab w:val="left" w:pos="960"/>
+              <w:tab w:val="right" w:leader="dot" w:pos="9062"/>
+            </w:tabs>
+            <w:rPr>
+              <w:rFonts w:eastAsiaTheme="minorEastAsia"/>
+              <w:noProof/>
+              <w:sz w:val="24"/>
+              <w:szCs w:val="24"/>
+              <w:lang w:eastAsia="cs-CZ"/>
+            </w:rPr>
+          </w:pPr>
+          <w:hyperlink w:anchor="_Toc215745763" w:history="1">
+            <w:r>
+              <w:rPr>
+                <w:rStyle w:val="Hypertextovodkaz"/>
+                <w:noProof/>
+              </w:rPr>
+              <w:t>3.5</w:t>
+            </w:r>
+            <w:r>
+              <w:rPr>
+                <w:rFonts w:eastAsiaTheme="minorEastAsia"/>
+                <w:noProof/>
+                <w:sz w:val="24"/>
+                <w:szCs w:val="24"/>
+                <w:lang w:eastAsia="cs-CZ"/>
+              </w:rPr>
+              <w:tab/>
+            </w:r>
+            <w:r>
+              <w:rPr>
+                <w:rStyle w:val="Hypertextovodkaz"/>
+                <w:noProof/>
+              </w:rPr>
               <w:t>Tabulka s popiskem</w:t>
             </w:r>
             <w:r>
@@ -1103,7 +1470,7 @@
                 <w:noProof/>
                 <w:webHidden/>
               </w:rPr>
-              <w:instrText xml:space="preserve"> PAGEREF _Toc179223571 \h </w:instrText>
+              <w:instrText xml:space="preserve"> PAGEREF _Toc215745763 \h </w:instrText>
             </w:r>
             <w:r>
               <w:rPr>
@@ -1123,7 +1490,7 @@
                 <w:noProof/>
                 <w:webHidden/>
               </w:rPr>
-              <w:t>3</w:t>
+              <w:t>4</w:t>
             </w:r>
             <w:r>
               <w:rPr>
@@ -1149,7 +1516,7 @@
               <w:lang w:eastAsia="cs-CZ"/>
             </w:rPr>
           </w:pPr>
-          <w:hyperlink w:anchor="_Toc179223572" w:history="1">
+          <w:hyperlink w:anchor="_Toc215745764" w:history="1">
             <w:r>
               <w:rPr>
                 <w:rStyle w:val="Hypertextovodkaz"/>
@@ -1193,7 +1560,7 @@
                 <w:noProof/>
                 <w:webHidden/>
               </w:rPr>
-              <w:instrText xml:space="preserve"> PAGEREF _Toc179223572 \h </w:instrText>
+              <w:instrText xml:space="preserve"> PAGEREF _Toc215745764 \h </w:instrText>
             </w:r>
             <w:r>
               <w:rPr>
@@ -1213,7 +1580,7 @@
                 <w:noProof/>
                 <w:webHidden/>
               </w:rPr>
-              <w:t>4</w:t>
+              <w:t>5</w:t>
             </w:r>
             <w:r>
               <w:rPr>
@@ -1239,7 +1606,7 @@
               <w:lang w:eastAsia="cs-CZ"/>
             </w:rPr>
           </w:pPr>
-          <w:hyperlink w:anchor="_Toc179223573" w:history="1">
+          <w:hyperlink w:anchor="_Toc215745765" w:history="1">
             <w:r>
               <w:rPr>
                 <w:rStyle w:val="Hypertextovodkaz"/>
@@ -1283,7 +1650,7 @@
                 <w:noProof/>
                 <w:webHidden/>
               </w:rPr>
-              <w:instrText xml:space="preserve"> PAGEREF _Toc179223573 \h </w:instrText>
+              <w:instrText xml:space="preserve"> PAGEREF _Toc215745765 \h </w:instrText>
             </w:r>
             <w:r>
               <w:rPr>
@@ -1303,7 +1670,7 @@
                 <w:noProof/>
                 <w:webHidden/>
               </w:rPr>
-              <w:t>4</w:t>
+              <w:t>5</w:t>
             </w:r>
             <w:r>
               <w:rPr>
@@ -1330,7 +1697,7 @@
       <w:pPr>
         <w:pStyle w:val="Seznamvc"/>
       </w:pPr>
-      <w:bookmarkStart w:id="0" w:name="_Toc179223563"/>
+      <w:bookmarkStart w:id="0" w:name="_Toc215745751"/>
       <w:r>
         <w:t>Seznam obrázků</w:t>
       </w:r>
@@ -1423,7 +1790,7 @@
       <w:pPr>
         <w:pStyle w:val="Seznamvc"/>
       </w:pPr>
-      <w:bookmarkStart w:id="1" w:name="_Toc179223564"/>
+      <w:bookmarkStart w:id="1" w:name="_Toc215745752"/>
       <w:r>
         <w:t>Seznam tabulek</w:t>
       </w:r>
@@ -1522,7 +1889,7 @@
       <w:r>
         <w:br w:type="page"/>
       </w:r>
-      <w:bookmarkStart w:id="2" w:name="_Toc179223565"/>
+      <w:bookmarkStart w:id="2" w:name="_Toc215745753"/>
       <w:r>
         <w:lastRenderedPageBreak/>
         <w:t>Úvod do problematiky – Rozbor</w:t>
@@ -1533,6 +1900,11 @@
       <w:bookmarkEnd w:id="2"/>
     </w:p>
     <w:p>
+      <w:pPr>
+        <w:rPr>
+          <w:noProof/>
+        </w:rPr>
+      </w:pPr>
       <w:r>
         <w:rPr>
           <w:noProof/>
@@ -1540,19 +1912,81 @@
         <w:t>Po připojení uživatele na síť robota je uživatel po načtení QR kódu schopen otevřít webové prostředí, přes které může manuálně ovládat stiskutí jednotlivých kláves robotem.</w:t>
       </w:r>
     </w:p>
+    <w:p/>
     <w:p>
+      <w:r>
+        <w:t xml:space="preserve">Na displeji robota pianisty je rozběhlá python aplikace, která dokáže komunikovat s robotem prostřednictvím Api Post </w:t>
+      </w:r>
+      <w:proofErr w:type="spellStart"/>
+      <w:r>
+        <w:t>Requestu</w:t>
+      </w:r>
+      <w:proofErr w:type="spellEnd"/>
+      <w:r>
+        <w:t xml:space="preserve"> na IP adresu robota. </w:t>
+      </w:r>
+      <w:r>
+        <w:t xml:space="preserve">Naše </w:t>
+      </w:r>
+      <w:proofErr w:type="spellStart"/>
+      <w:r>
+        <w:t>React</w:t>
+      </w:r>
+      <w:proofErr w:type="spellEnd"/>
+      <w:r>
+        <w:t xml:space="preserve"> </w:t>
+      </w:r>
+      <w:proofErr w:type="spellStart"/>
+      <w:r>
+        <w:t>Native</w:t>
+      </w:r>
+      <w:proofErr w:type="spellEnd"/>
+      <w:r>
+        <w:t xml:space="preserve"> aplikace komunikuje s </w:t>
+      </w:r>
+      <w:proofErr w:type="spellStart"/>
+      <w:r>
+        <w:t>Rspberry</w:t>
+      </w:r>
+      <w:proofErr w:type="spellEnd"/>
+      <w:r>
+        <w:t xml:space="preserve"> PI přes </w:t>
+      </w:r>
+      <w:proofErr w:type="spellStart"/>
+      <w:r>
+        <w:t>websocket</w:t>
+      </w:r>
+      <w:proofErr w:type="spellEnd"/>
+      <w:r>
+        <w:t xml:space="preserve">, které komunikuje s robotem pomocí REST API. </w:t>
+      </w:r>
+      <w:r>
+        <w:t>Pro displej jsme dodali dva QR kódy, jeden pro připojení k </w:t>
+      </w:r>
+      <w:proofErr w:type="spellStart"/>
+      <w:r>
+        <w:t>Wi-fi</w:t>
+      </w:r>
+      <w:proofErr w:type="spellEnd"/>
+      <w:r>
+        <w:t xml:space="preserve"> síti robota a druhý pro otevření aplikace v prohlížeči, to znamená, že odkazuje na adresu stránky. </w:t>
+      </w:r>
+    </w:p>
+    <w:p/>
+    <w:p>
       <w:pPr>
         <w:pStyle w:val="Nadpis1"/>
       </w:pPr>
-      <w:bookmarkStart w:id="3" w:name="_Toc179223566"/>
-      <w:r>
-        <w:t>Nadpis kapitoly</w:t>
+      <w:bookmarkStart w:id="3" w:name="_Toc215745754"/>
+      <w:proofErr w:type="spellStart"/>
+      <w:r>
+        <w:t>Backend</w:t>
       </w:r>
       <w:bookmarkEnd w:id="3"/>
+      <w:proofErr w:type="spellEnd"/>
     </w:p>
     <w:p>
       <w:pPr>
-        <w:jc w:val="both"/>
         <w:rPr>
           <w:noProof/>
         </w:rPr>
@@ -1561,118 +1995,173 @@
         <w:rPr>
           <w:noProof/>
         </w:rPr>
-        <w:t>Lorem ipsum dolor sit amet, consectetuer adipiscing elit. Maecenas porttitor congue massa. Fusce posuere, magna sed pulvinar ultricies, purus lectus malesuada libero, sit amet commodo magna eros quis urna.</w:t>
+        <w:t>Na stránce piano</w:t>
+      </w:r>
+      <w:r>
+        <w:rPr>
+          <w:noProof/>
+        </w:rPr>
+        <w:t xml:space="preserve"> jsme si nadefinovali počet kláves, které je robot schopen bezpečně nahrát. Každé klávese jsme nadefinovali jedinečné ID, které předáváme dále RPI. Při zmáčknutí počítáme i délku zmáčknutí pro možnost hraní klávesy uživatelem po dobu stlačení klávesy. </w:t>
+      </w:r>
+    </w:p>
+    <w:p>
+      <w:r>
+        <w:t xml:space="preserve">Na stránce </w:t>
+      </w:r>
+      <w:proofErr w:type="spellStart"/>
+      <w:r>
+        <w:t>songs</w:t>
+      </w:r>
+      <w:proofErr w:type="spellEnd"/>
+      <w:r>
+        <w:t xml:space="preserve"> jsme nastavili tlačítka pro hraní příslušné písničky, které jsme doplnili o příznivější obrázky a doprovodnou textaci. </w:t>
       </w:r>
     </w:p>
     <w:p/>
     <w:p>
+      <w:r>
+        <w:t xml:space="preserve">Všechna tlačítka mají určitý styl podbarvení při stisknutí. </w:t>
+      </w:r>
+    </w:p>
+    <w:p/>
+    <w:p>
+      <w:r>
+        <w:t xml:space="preserve">Každá stránka se cyklicky doptává na dostupnost robota a zda se k němu dá připojit. </w:t>
+      </w:r>
+    </w:p>
+    <w:p/>
+    <w:p>
       <w:pPr>
         <w:pStyle w:val="Nadpis2"/>
       </w:pPr>
-      <w:bookmarkStart w:id="4" w:name="_Toc179223567"/>
-      <w:r>
-        <w:t>Nadpis podkapitoly</w:t>
+      <w:bookmarkStart w:id="4" w:name="_Toc215745755"/>
+      <w:proofErr w:type="spellStart"/>
+      <w:r>
+        <w:t>Raspberry</w:t>
+      </w:r>
+      <w:proofErr w:type="spellEnd"/>
+      <w:r>
+        <w:t xml:space="preserve"> PI </w:t>
+      </w:r>
+    </w:p>
+    <w:p/>
+    <w:p>
+      <w:pPr>
+        <w:pStyle w:val="Nadpis2"/>
+      </w:pPr>
+      <w:r>
+        <w:t>Role</w:t>
       </w:r>
       <w:bookmarkEnd w:id="4"/>
     </w:p>
     <w:p>
-      <w:pPr>
-        <w:rPr>
-          <w:noProof/>
-        </w:rPr>
-      </w:pPr>
-      <w:r>
-        <w:rPr>
-          <w:noProof/>
-        </w:rPr>
-        <w:t>Lorem ipsum dolor sit amet, consectetuer adipiscing elit. Maecenas porttitor congue massa. Fusce posuere, magna sed pulvinar ultricies, purus lectus malesuada libero, sit amet commodo magna eros quis urna.</w:t>
+      <w:r>
+        <w:t xml:space="preserve">V aplikaci rozlišujeme dvě role, </w:t>
+      </w:r>
+      <w:proofErr w:type="spellStart"/>
+      <w:r>
+        <w:t>watchera</w:t>
+      </w:r>
+      <w:proofErr w:type="spellEnd"/>
+      <w:r>
+        <w:t xml:space="preserve"> (pozorovatele) a performera (</w:t>
+      </w:r>
+      <w:r>
+        <w:t>interpreta</w:t>
+      </w:r>
+      <w:r>
+        <w:t>). Je to z důvodu omezení práv připojeným uživatelům</w:t>
+      </w:r>
+      <w:r>
+        <w:t>, aby nevznikala kolize v</w:t>
+      </w:r>
+      <w:r>
+        <w:t> </w:t>
+      </w:r>
+      <w:r>
+        <w:t>komunikaci</w:t>
+      </w:r>
+      <w:r>
+        <w:t xml:space="preserve"> a ovládání robota</w:t>
+      </w:r>
+      <w:r>
+        <w:t>.</w:t>
+      </w:r>
+      <w:r>
+        <w:t xml:space="preserve"> Performer má práva na otevírání stránek a interagovat v nich. </w:t>
+      </w:r>
+      <w:proofErr w:type="spellStart"/>
+      <w:r>
+        <w:t>Watcher</w:t>
+      </w:r>
+      <w:proofErr w:type="spellEnd"/>
+      <w:r>
+        <w:t xml:space="preserve"> nemá práva na otevírání stránek, vidí pouze </w:t>
+      </w:r>
+      <w:proofErr w:type="spellStart"/>
+      <w:r>
+        <w:t>main</w:t>
+      </w:r>
+      <w:proofErr w:type="spellEnd"/>
+      <w:r>
+        <w:t xml:space="preserve"> </w:t>
+      </w:r>
+      <w:proofErr w:type="spellStart"/>
+      <w:r>
+        <w:t>page</w:t>
+      </w:r>
+      <w:proofErr w:type="spellEnd"/>
+      <w:r>
+        <w:t xml:space="preserve"> a může pouze při neaktivitě performera převzít status performera. Může také otevřít admin stránku pro vyhrazení práv performera, pokud zná heslo.</w:t>
+      </w:r>
+      <w:r>
+        <w:t xml:space="preserve"> </w:t>
+      </w:r>
+    </w:p>
+    <w:p/>
+    <w:p>
+      <w:pPr>
+        <w:pStyle w:val="Nadpis2"/>
+      </w:pPr>
+      <w:bookmarkStart w:id="5" w:name="_Toc215745756"/>
+      <w:r>
+        <w:t>Ošetření stavů/scénářů</w:t>
+      </w:r>
+      <w:bookmarkEnd w:id="5"/>
+      <w:r>
+        <w:t xml:space="preserve"> </w:t>
       </w:r>
     </w:p>
     <w:p>
-      <w:pPr>
-        <w:rPr>
-          <w:noProof/>
-        </w:rPr>
-      </w:pPr>
-      <w:r>
-        <w:rPr>
-          <w:noProof/>
-        </w:rPr>
-        <w:t>Nunc viverra imperdiet enim. Fusce est. Vivamus a tellus.</w:t>
-      </w:r>
-    </w:p>
-    <w:p>
-      <w:pPr>
-        <w:rPr>
-          <w:noProof/>
-        </w:rPr>
-      </w:pPr>
-      <w:r>
-        <w:rPr>
-          <w:noProof/>
-        </w:rPr>
-        <w:t>Pellentesque habitant morbi tristique senectus et netus et malesuada fames ac turpis egestas. Proin pharetra nonummy pede. Mauris et orci.</w:t>
-      </w:r>
-    </w:p>
-    <w:p>
-      <w:pPr>
-        <w:rPr>
-          <w:noProof/>
-        </w:rPr>
-      </w:pPr>
-      <w:r>
-        <w:rPr>
-          <w:noProof/>
-        </w:rPr>
-        <w:t>Aenean nec lorem. In porttitor. Donec laoreet nonummy augue.</w:t>
-      </w:r>
-    </w:p>
-    <w:p>
-      <w:r>
-        <w:rPr>
-          <w:noProof/>
-        </w:rPr>
-        <w:t>Suspendisse dui purus, scelerisque at, vulputate vitae, pretium mattis, nunc. Mauris eget neque at sem venenatis eleifend. Ut nonummy.</w:t>
+      <w:r>
+        <w:t xml:space="preserve">Pokud uživatel performer více než 15 sekund </w:t>
+      </w:r>
+      <w:proofErr w:type="spellStart"/>
+      <w:r>
+        <w:t>neintegaruje</w:t>
+      </w:r>
+      <w:proofErr w:type="spellEnd"/>
+      <w:r>
+        <w:t xml:space="preserve"> s aplikací má </w:t>
+      </w:r>
+      <w:proofErr w:type="spellStart"/>
+      <w:r>
+        <w:t>watcher</w:t>
+      </w:r>
+      <w:proofErr w:type="spellEnd"/>
+      <w:r>
+        <w:t xml:space="preserve"> možnost si práva uzmout pro sebe a performera tak přepnout do stavu </w:t>
+      </w:r>
+      <w:proofErr w:type="spellStart"/>
+      <w:r>
+        <w:t>watchera</w:t>
+      </w:r>
+      <w:proofErr w:type="spellEnd"/>
+      <w:r>
+        <w:t xml:space="preserve">. </w:t>
       </w:r>
     </w:p>
     <w:p/>
-    <w:p/>
-    <w:p>
-      <w:pPr>
-        <w:pStyle w:val="Nadpis3"/>
-      </w:pPr>
-      <w:bookmarkStart w:id="5" w:name="_Toc179223568"/>
-      <w:r>
-        <w:t xml:space="preserve">Nadpis </w:t>
-      </w:r>
-      <w:proofErr w:type="spellStart"/>
-      <w:r>
-        <w:t>podpodkapitoly</w:t>
-      </w:r>
-      <w:bookmarkEnd w:id="5"/>
-      <w:proofErr w:type="spellEnd"/>
-    </w:p>
-    <w:p>
-      <w:pPr>
-        <w:rPr>
-          <w:noProof/>
-        </w:rPr>
-      </w:pPr>
-      <w:r>
-        <w:rPr>
-          <w:noProof/>
-        </w:rPr>
-        <w:t>Aenean nec lorem. In porttitor. Donec laoreet nonummy augue.</w:t>
-      </w:r>
-    </w:p>
-    <w:p>
-      <w:r>
-        <w:rPr>
-          <w:noProof/>
-        </w:rPr>
-        <w:t>Suspendisse dui purus, scelerisque at, vulputate vitae, pretium mattis, nunc. Mauris eget neque at sem venenatis eleifend. Ut nonummy.</w:t>
-      </w:r>
-    </w:p>
     <w:p/>
     <w:p>
       <w:pPr>
@@ -1683,8 +2172,8 @@
           <w:szCs w:val="40"/>
         </w:rPr>
       </w:pPr>
-      <w:bookmarkStart w:id="6" w:name="_Toc179223569"/>
-      <w:r>
+      <w:r>
+        <w:lastRenderedPageBreak/>
         <w:br w:type="page"/>
       </w:r>
     </w:p>
@@ -1692,21 +2181,185 @@
       <w:pPr>
         <w:pStyle w:val="Nadpis1"/>
       </w:pPr>
+      <w:bookmarkStart w:id="6" w:name="_Toc215745758"/>
+      <w:proofErr w:type="spellStart"/>
       <w:r>
         <w:lastRenderedPageBreak/>
-        <w:t>Plovoucí objekty</w:t>
+        <w:t>Frontend</w:t>
       </w:r>
       <w:bookmarkEnd w:id="6"/>
+      <w:proofErr w:type="spellEnd"/>
     </w:p>
     <w:p>
+      <w:r>
+        <w:t xml:space="preserve">Každá stránka mění svou URL dle názvu stránky, tedy vycházíme ze základní </w:t>
+      </w:r>
+      <w:r>
+        <w:t xml:space="preserve">IP adresy 192.168.1.104 a k této adrese přidáváme vždy /název stránky, tedy i uživatel se může jednoduše orientovat, kde se právě nachází. </w:t>
+      </w:r>
+    </w:p>
+    <w:p>
+      <w:r>
+        <w:t xml:space="preserve">Každá stránka kontroluje připojení k robotovi a v rámci vizualizace jej informuje o aktuálním stavu, zda je připojen, připojuje se či není schopen se připojit. </w:t>
+      </w:r>
+    </w:p>
+    <w:p>
+      <w:r>
+        <w:t xml:space="preserve">Aplikace reaguje na velikost displeje spolu s možností </w:t>
+      </w:r>
+    </w:p>
+    <w:p/>
+    <w:p>
       <w:pPr>
         <w:pStyle w:val="Nadpis2"/>
       </w:pPr>
-      <w:bookmarkStart w:id="7" w:name="_Toc179223570"/>
-      <w:r>
-        <w:t>Obrázek s popiskem</w:t>
+      <w:bookmarkStart w:id="7" w:name="_Toc215745759"/>
+      <w:proofErr w:type="spellStart"/>
+      <w:r>
+        <w:t>Main</w:t>
+      </w:r>
+      <w:proofErr w:type="spellEnd"/>
+      <w:r>
+        <w:t xml:space="preserve"> </w:t>
+      </w:r>
+      <w:proofErr w:type="spellStart"/>
+      <w:r>
+        <w:t>page</w:t>
       </w:r>
       <w:bookmarkEnd w:id="7"/>
+      <w:proofErr w:type="spellEnd"/>
+    </w:p>
+    <w:p>
+      <w:r>
+        <w:t xml:space="preserve">Hlavní stránka </w:t>
+      </w:r>
+      <w:r>
+        <w:t>slouží jako úvodní stránka po načtení webové stránky. Zde se uživatel poprvé pokusí připojit na robota</w:t>
+      </w:r>
+    </w:p>
+    <w:p/>
+    <w:p>
+      <w:pPr>
+        <w:pStyle w:val="Nadpis2"/>
+      </w:pPr>
+      <w:bookmarkStart w:id="8" w:name="_Toc215745760"/>
+      <w:r>
+        <w:t xml:space="preserve">Admin </w:t>
+      </w:r>
+      <w:proofErr w:type="spellStart"/>
+      <w:r>
+        <w:t>page</w:t>
+      </w:r>
+      <w:bookmarkEnd w:id="8"/>
+      <w:proofErr w:type="spellEnd"/>
+    </w:p>
+    <w:p>
+      <w:r>
+        <w:t xml:space="preserve">Admin </w:t>
+      </w:r>
+      <w:proofErr w:type="spellStart"/>
+      <w:r>
+        <w:t>page</w:t>
+      </w:r>
+      <w:proofErr w:type="spellEnd"/>
+      <w:r>
+        <w:t xml:space="preserve"> slouží pro vynucení práv v aplikaci. Po zmáčknutí příslušného tlačítka na navigační liště vyskočí uživateli </w:t>
+      </w:r>
+      <w:proofErr w:type="spellStart"/>
+      <w:r>
+        <w:t>popup</w:t>
+      </w:r>
+      <w:proofErr w:type="spellEnd"/>
+      <w:r>
+        <w:t xml:space="preserve"> okno, které jej vyzývá k zadání hesla. Po zadání hesla je zobrazena uživateli možnost ze všech performerů udělat </w:t>
+      </w:r>
+      <w:proofErr w:type="spellStart"/>
+      <w:r>
+        <w:t>watchery</w:t>
+      </w:r>
+      <w:proofErr w:type="spellEnd"/>
+      <w:r>
+        <w:t xml:space="preserve"> a vzít si status performera pro hraní na robotovi. </w:t>
+      </w:r>
+    </w:p>
+    <w:p/>
+    <w:p>
+      <w:pPr>
+        <w:pStyle w:val="Nadpis2"/>
+      </w:pPr>
+      <w:bookmarkStart w:id="9" w:name="_Toc215745761"/>
+      <w:r>
+        <w:t xml:space="preserve">Piano </w:t>
+      </w:r>
+      <w:proofErr w:type="spellStart"/>
+      <w:r>
+        <w:t>page</w:t>
+      </w:r>
+      <w:bookmarkEnd w:id="9"/>
+      <w:proofErr w:type="spellEnd"/>
+    </w:p>
+    <w:p>
+      <w:r>
+        <w:t xml:space="preserve">Stránka Piano umožňuje uživateli performer hrát na </w:t>
+      </w:r>
+      <w:proofErr w:type="spellStart"/>
+      <w:r>
+        <w:t>klaviatůře</w:t>
+      </w:r>
+      <w:proofErr w:type="spellEnd"/>
+      <w:r>
+        <w:t xml:space="preserve"> danou klávesu prostřednictvím zmáčknutí tlačítka na webové stránce. Zobrazená </w:t>
+      </w:r>
+      <w:proofErr w:type="spellStart"/>
+      <w:r>
+        <w:t>klaviatůra</w:t>
+      </w:r>
+      <w:proofErr w:type="spellEnd"/>
+      <w:r>
+        <w:t xml:space="preserve"> je o velikosti jedné oktávy. </w:t>
+      </w:r>
+    </w:p>
+    <w:p/>
+    <w:p>
+      <w:pPr>
+        <w:pStyle w:val="Nadpis2"/>
+      </w:pPr>
+      <w:bookmarkStart w:id="10" w:name="_Toc215745762"/>
+      <w:proofErr w:type="spellStart"/>
+      <w:r>
+        <w:t>Songs</w:t>
+      </w:r>
+      <w:proofErr w:type="spellEnd"/>
+      <w:r>
+        <w:t xml:space="preserve"> </w:t>
+      </w:r>
+      <w:proofErr w:type="spellStart"/>
+      <w:r>
+        <w:t>page</w:t>
+      </w:r>
+      <w:bookmarkEnd w:id="10"/>
+      <w:proofErr w:type="spellEnd"/>
+    </w:p>
+    <w:p>
+      <w:r>
+        <w:t xml:space="preserve">Stránka </w:t>
+      </w:r>
+      <w:proofErr w:type="spellStart"/>
+      <w:r>
+        <w:t>Songs</w:t>
+      </w:r>
+      <w:proofErr w:type="spellEnd"/>
+      <w:r>
+        <w:t xml:space="preserve"> umožňuje uživateli performer hrát písničky na </w:t>
+      </w:r>
+      <w:proofErr w:type="spellStart"/>
+      <w:r>
+        <w:t>klaviatůře</w:t>
+      </w:r>
+      <w:proofErr w:type="spellEnd"/>
+      <w:r>
+        <w:t xml:space="preserve"> prostřednictvím zmáčknutí tlačítka na webové stránce. Příslušné tlačítko vyvolá hraní dané písničky na robotovi dle id tlačítka. </w:t>
+      </w:r>
     </w:p>
     <w:p/>
     <w:p>
@@ -1759,7 +2412,7 @@
       <w:pPr>
         <w:pStyle w:val="Titulek"/>
       </w:pPr>
-      <w:bookmarkStart w:id="8" w:name="_Toc179223436"/>
+      <w:bookmarkStart w:id="11" w:name="_Toc179223436"/>
       <w:r>
         <w:t xml:space="preserve">Obr. </w:t>
       </w:r>
@@ -1787,14 +2440,14 @@
       <w:r>
         <w:t xml:space="preserve"> Popis obrázku</w:t>
       </w:r>
-      <w:bookmarkEnd w:id="8"/>
+      <w:bookmarkEnd w:id="11"/>
     </w:p>
     <w:p/>
     <w:p>
       <w:pPr>
         <w:pStyle w:val="Nadpis2"/>
       </w:pPr>
-      <w:bookmarkStart w:id="9" w:name="_Toc179223571"/>
+      <w:bookmarkStart w:id="12" w:name="_Toc215745763"/>
       <w:r>
         <w:t xml:space="preserve">Tabulka </w:t>
       </w:r>
@@ -1804,15 +2457,16 @@
       <w:r>
         <w:t>popiskem</w:t>
       </w:r>
-      <w:bookmarkEnd w:id="9"/>
+      <w:bookmarkEnd w:id="12"/>
     </w:p>
     <w:p/>
     <w:p>
       <w:pPr>
         <w:pStyle w:val="Titulek"/>
       </w:pPr>
-      <w:bookmarkStart w:id="10" w:name="_Toc179223542"/>
-      <w:r>
+      <w:bookmarkStart w:id="13" w:name="_Toc179223542"/>
+      <w:r>
+        <w:lastRenderedPageBreak/>
         <w:t xml:space="preserve">Tab.  </w:t>
       </w:r>
       <w:r>
@@ -1839,7 +2493,7 @@
       <w:r>
         <w:t xml:space="preserve"> Popis tabulky</w:t>
       </w:r>
-      <w:bookmarkEnd w:id="10"/>
+      <w:bookmarkEnd w:id="13"/>
     </w:p>
     <w:tbl>
       <w:tblPr>
@@ -2145,69 +2799,36 @@
       <w:pPr>
         <w:pStyle w:val="Nadpis1"/>
       </w:pPr>
-      <w:bookmarkStart w:id="11" w:name="_Toc179223572"/>
+      <w:bookmarkStart w:id="14" w:name="_Toc215745764"/>
       <w:r>
         <w:t>Závěr – zhodnocení výsledků</w:t>
       </w:r>
-      <w:bookmarkEnd w:id="11"/>
-    </w:p>
-    <w:p>
-      <w:pPr>
-        <w:jc w:val="both"/>
-        <w:rPr>
-          <w:noProof/>
-        </w:rPr>
-      </w:pPr>
-      <w:r>
-        <w:rPr>
-          <w:noProof/>
-        </w:rPr>
-        <w:t xml:space="preserve">Lorem ipsum dolor sit amet, consectetuer adipiscing elit. Maecenas porttitor congue massa. Fusce posuere, magna sed pulvinar ultricies, purus lectus malesuada libero, sit amet commodo magna eros quis </w:t>
-      </w:r>
-      <w:sdt>
-        <w:sdtPr>
-          <w:rPr>
-            <w:rFonts w:ascii="Calibri" w:hAnsi="Calibri" w:cs="Calibri"/>
-            <w:noProof/>
-            <w:color w:val="000000"/>
-          </w:rPr>
-          <w:alias w:val="Citace doplňku Citace PRO"/>
-          <w:tag w:val="citpro#1#oJqiOoyo#ATAMmrolYqstebNt^0^0"/>
-          <w:id w:val="-1996788247"/>
-          <w:placeholder>
-            <w:docPart w:val="DefaultPlaceholder_-1854013440"/>
-          </w:placeholder>
-          <w15:color w:val="FAA61A"/>
-        </w:sdtPr>
-        <w:sdtContent>
-          <w:r>
-            <w:rPr>
-              <w:rFonts w:ascii="Calibri" w:eastAsia="Times New Roman" w:hAnsi="Calibri" w:cs="Calibri"/>
-              <w:color w:val="000000"/>
-            </w:rPr>
-            <w:t>[1]</w:t>
-          </w:r>
-        </w:sdtContent>
-      </w:sdt>
-      <w:r>
-        <w:rPr>
-          <w:noProof/>
-        </w:rPr>
-        <w:t>.</w:t>
-      </w:r>
+      <w:bookmarkEnd w:id="14"/>
     </w:p>
     <w:p/>
-    <w:p/>
+    <w:p>
+      <w:r>
+        <w:t xml:space="preserve">Pro vývoj a </w:t>
+      </w:r>
+      <w:proofErr w:type="spellStart"/>
+      <w:r>
+        <w:t>debug</w:t>
+      </w:r>
+      <w:proofErr w:type="spellEnd"/>
+      <w:r>
+        <w:t xml:space="preserve"> aplikace v rámci práce týmu jsme použili GitHub, kam jsme nahrávali naše změny a postupně dále rozvíjeli naše řešení. </w:t>
+      </w:r>
+    </w:p>
     <w:p/>
     <w:p>
       <w:pPr>
         <w:pStyle w:val="Nadpis1"/>
       </w:pPr>
-      <w:bookmarkStart w:id="12" w:name="_Toc179223573"/>
+      <w:bookmarkStart w:id="15" w:name="_Toc215745765"/>
       <w:r>
         <w:t>Zdroje</w:t>
       </w:r>
-      <w:bookmarkEnd w:id="12"/>
+      <w:bookmarkEnd w:id="15"/>
     </w:p>
     <w:sdt>
       <w:sdtPr>
@@ -2311,7 +2932,23 @@
                     <w:rFonts w:ascii="Calibri" w:eastAsia="Times New Roman" w:hAnsi="Calibri" w:cs="Calibri"/>
                     <w:color w:val="000000"/>
                   </w:rPr>
-                  <w:t xml:space="preserve">. Praha: BEN - technická literatura, 2005. ISBN 80-7300-087-3. </w:t>
+                  <w:t xml:space="preserve">. Praha: </w:t>
+                </w:r>
+                <w:proofErr w:type="gramStart"/>
+                <w:r>
+                  <w:rPr>
+                    <w:rFonts w:ascii="Calibri" w:eastAsia="Times New Roman" w:hAnsi="Calibri" w:cs="Calibri"/>
+                    <w:color w:val="000000"/>
+                  </w:rPr>
+                  <w:t>BEN - technická</w:t>
+                </w:r>
+                <w:proofErr w:type="gramEnd"/>
+                <w:r>
+                  <w:rPr>
+                    <w:rFonts w:ascii="Calibri" w:eastAsia="Times New Roman" w:hAnsi="Calibri" w:cs="Calibri"/>
+                    <w:color w:val="000000"/>
+                  </w:rPr>
+                  <w:t xml:space="preserve"> literatura, 2005. ISBN 80-7300-087-3. </w:t>
                 </w:r>
               </w:p>
             </w:tc>
@@ -6038,6 +6675,8 @@
   </w:compat>
   <w:rsids>
     <w:rsidRoot w:val="009F2DFC"/>
+    <w:rsid w:val="00252269"/>
+    <w:rsid w:val="00265B19"/>
     <w:rsid w:val="004711AF"/>
     <w:rsid w:val="009F2DFC"/>
     <w:rsid w:val="00CA707A"/>
@@ -6828,10 +7467,6 @@
 </file>
 
 <file path=customXml/item1.xml><?xml version="1.0" encoding="utf-8"?>
-<b:Sources xmlns:b="http://schemas.openxmlformats.org/officeDocument/2006/bibliography" xmlns="http://schemas.openxmlformats.org/officeDocument/2006/bibliography" SelectedStyle="\ISO690Nmerical.XSL" StyleName="ISO 690 – číselná reference" Version="1987"/>
-</file>
-
-<file path=customXml/item2.xml><?xml version="1.0" encoding="utf-8"?>
 <?mso-contentType ?>
 <FormTemplates xmlns="http://schemas.microsoft.com/sharepoint/v3/contenttype/forms">
   <Display>DocumentLibraryForm</Display>
@@ -6840,7 +7475,22 @@
 </FormTemplates>
 </file>
 
+<file path=customXml/item2.xml><?xml version="1.0" encoding="utf-8"?>
+<b:Sources xmlns:b="http://schemas.openxmlformats.org/officeDocument/2006/bibliography" xmlns="http://schemas.openxmlformats.org/officeDocument/2006/bibliography" SelectedStyle="\ISO690Nmerical.XSL" StyleName="ISO 690 – číselná reference" Version="1987"/>
+</file>
+
 <file path=customXml/item3.xml><?xml version="1.0" encoding="utf-8"?>
+<p:properties xmlns:p="http://schemas.microsoft.com/office/2006/metadata/properties" xmlns:xsi="http://www.w3.org/2001/XMLSchema-instance" xmlns:pc="http://schemas.microsoft.com/office/infopath/2007/PartnerControls">
+  <documentManagement>
+    <TaxCatchAll xmlns="0754e598-d92b-432a-bfc7-587b8d54ca5c" xsi:nil="true"/>
+    <lcf76f155ced4ddcb4097134ff3c332f xmlns="27a2ce00-e365-4280-9079-57f3c403b5f2">
+      <Terms xmlns="http://schemas.microsoft.com/office/infopath/2007/PartnerControls"/>
+    </lcf76f155ced4ddcb4097134ff3c332f>
+  </documentManagement>
+</p:properties>
+</file>
+
+<file path=customXml/item4.xml><?xml version="1.0" encoding="utf-8"?>
 <ct:contentTypeSchema xmlns:ct="http://schemas.microsoft.com/office/2006/metadata/contentType" xmlns:ma="http://schemas.microsoft.com/office/2006/metadata/properties/metaAttributes" ct:_="" ma:_="" ma:contentTypeName="Dokument" ma:contentTypeID="0x0101009F35B7C6428F3942BC985A28E33CC377" ma:contentTypeVersion="12" ma:contentTypeDescription="Vytvoří nový dokument" ma:contentTypeScope="" ma:versionID="1afc9a6ff6065f56f3161a2df7ee6220">
   <xsd:schema xmlns:xsd="http://www.w3.org/2001/XMLSchema" xmlns:xs="http://www.w3.org/2001/XMLSchema" xmlns:p="http://schemas.microsoft.com/office/2006/metadata/properties" xmlns:ns2="27a2ce00-e365-4280-9079-57f3c403b5f2" xmlns:ns3="0754e598-d92b-432a-bfc7-587b8d54ca5c" targetNamespace="http://schemas.microsoft.com/office/2006/metadata/properties" ma:root="true" ma:fieldsID="90d022d625bb7b410754c8122c9f4c1b" ns2:_="" ns3:_="">
     <xsd:import namespace="27a2ce00-e365-4280-9079-57f3c403b5f2"/>
@@ -7041,18 +7691,15 @@
 </ct:contentTypeSchema>
 </file>
 
-<file path=customXml/item4.xml><?xml version="1.0" encoding="utf-8"?>
-<p:properties xmlns:p="http://schemas.microsoft.com/office/2006/metadata/properties" xmlns:xsi="http://www.w3.org/2001/XMLSchema-instance" xmlns:pc="http://schemas.microsoft.com/office/infopath/2007/PartnerControls">
-  <documentManagement>
-    <TaxCatchAll xmlns="0754e598-d92b-432a-bfc7-587b8d54ca5c" xsi:nil="true"/>
-    <lcf76f155ced4ddcb4097134ff3c332f xmlns="27a2ce00-e365-4280-9079-57f3c403b5f2">
-      <Terms xmlns="http://schemas.microsoft.com/office/infopath/2007/PartnerControls"/>
-    </lcf76f155ced4ddcb4097134ff3c332f>
-  </documentManagement>
-</p:properties>
+<file path=customXml/itemProps1.xml><?xml version="1.0" encoding="utf-8"?>
+<ds:datastoreItem xmlns:ds="http://schemas.openxmlformats.org/officeDocument/2006/customXml" ds:itemID="{1717B560-00C2-4FF0-9154-7896B15F0979}">
+  <ds:schemaRefs>
+    <ds:schemaRef ds:uri="http://schemas.microsoft.com/sharepoint/v3/contenttype/forms"/>
+  </ds:schemaRefs>
+</ds:datastoreItem>
 </file>
 
-<file path=customXml/itemProps1.xml><?xml version="1.0" encoding="utf-8"?>
+<file path=customXml/itemProps2.xml><?xml version="1.0" encoding="utf-8"?>
 <ds:datastoreItem xmlns:ds="http://schemas.openxmlformats.org/officeDocument/2006/customXml" ds:itemID="{0C7CBB1F-6B38-43D6-993F-ECFF58FCAD3B}">
   <ds:schemaRefs>
     <ds:schemaRef ds:uri="http://schemas.openxmlformats.org/officeDocument/2006/bibliography"/>
@@ -7060,15 +7707,18 @@
 </ds:datastoreItem>
 </file>
 
-<file path=customXml/itemProps2.xml><?xml version="1.0" encoding="utf-8"?>
-<ds:datastoreItem xmlns:ds="http://schemas.openxmlformats.org/officeDocument/2006/customXml" ds:itemID="{1717B560-00C2-4FF0-9154-7896B15F0979}">
+<file path=customXml/itemProps3.xml><?xml version="1.0" encoding="utf-8"?>
+<ds:datastoreItem xmlns:ds="http://schemas.openxmlformats.org/officeDocument/2006/customXml" ds:itemID="{6198641B-C01A-4C21-B00E-85868DDA545C}">
   <ds:schemaRefs>
-    <ds:schemaRef ds:uri="http://schemas.microsoft.com/sharepoint/v3/contenttype/forms"/>
+    <ds:schemaRef ds:uri="http://schemas.microsoft.com/office/2006/metadata/properties"/>
+    <ds:schemaRef ds:uri="http://schemas.microsoft.com/office/infopath/2007/PartnerControls"/>
+    <ds:schemaRef ds:uri="0754e598-d92b-432a-bfc7-587b8d54ca5c"/>
+    <ds:schemaRef ds:uri="27a2ce00-e365-4280-9079-57f3c403b5f2"/>
   </ds:schemaRefs>
 </ds:datastoreItem>
 </file>
 
-<file path=customXml/itemProps3.xml><?xml version="1.0" encoding="utf-8"?>
+<file path=customXml/itemProps4.xml><?xml version="1.0" encoding="utf-8"?>
 <ds:datastoreItem xmlns:ds="http://schemas.openxmlformats.org/officeDocument/2006/customXml" ds:itemID="{27E0BC8D-D1AA-4066-9018-090B6C96D688}">
   <ds:schemaRefs>
     <ds:schemaRef ds:uri="http://schemas.microsoft.com/office/2006/metadata/contentType"/>
@@ -7085,15 +7735,4 @@
     <ds:schemaRef ds:uri="http://schemas.microsoft.com/internal/obd"/>
   </ds:schemaRefs>
 </ds:datastoreItem>
-</file>
-
-<file path=customXml/itemProps4.xml><?xml version="1.0" encoding="utf-8"?>
-<ds:datastoreItem xmlns:ds="http://schemas.openxmlformats.org/officeDocument/2006/customXml" ds:itemID="{6198641B-C01A-4C21-B00E-85868DDA545C}">
-  <ds:schemaRefs>
-    <ds:schemaRef ds:uri="http://schemas.microsoft.com/office/2006/metadata/properties"/>
-    <ds:schemaRef ds:uri="http://schemas.microsoft.com/office/infopath/2007/PartnerControls"/>
-    <ds:schemaRef ds:uri="0754e598-d92b-432a-bfc7-587b8d54ca5c"/>
-    <ds:schemaRef ds:uri="27a2ce00-e365-4280-9079-57f3c403b5f2"/>
-  </ds:schemaRefs>
-</ds:datastoreItem>
 </file>
--- a/Dokumentace/JAN0837_PER0176_PRII.docx
+++ b/Dokumentace/JAN0837_PER0176_PRII.docx
@@ -187,21 +187,26 @@
     <w:p/>
     <w:p>
       <w:pPr>
-        <w:pStyle w:val="Nzev"/>
-        <w:pBdr>
-          <w:between w:val="single" w:sz="4" w:space="1" w:color="auto"/>
-        </w:pBdr>
-        <w:shd w:val="clear" w:color="auto" w:fill="E7E6E6" w:themeFill="background2"/>
         <w:jc w:val="center"/>
         <w:rPr>
+          <w:rFonts w:asciiTheme="majorHAnsi" w:eastAsiaTheme="majorEastAsia" w:hAnsiTheme="majorHAnsi" w:cstheme="majorBidi"/>
           <w:b/>
           <w:bCs/>
-        </w:rPr>
-      </w:pPr>
-      <w:r>
-        <w:rPr>
+          <w:spacing w:val="-10"/>
+          <w:kern w:val="28"/>
+          <w:sz w:val="56"/>
+          <w:szCs w:val="56"/>
+        </w:rPr>
+      </w:pPr>
+      <w:r>
+        <w:rPr>
+          <w:rFonts w:asciiTheme="majorHAnsi" w:eastAsiaTheme="majorEastAsia" w:hAnsiTheme="majorHAnsi" w:cstheme="majorBidi"/>
           <w:b/>
           <w:bCs/>
+          <w:spacing w:val="-10"/>
+          <w:kern w:val="28"/>
+          <w:sz w:val="56"/>
+          <w:szCs w:val="56"/>
         </w:rPr>
         <w:t>Mobilní aplikace pro ovládání robota klavíristy</w:t>
       </w:r>
@@ -315,7 +320,28 @@
           <w:sz w:val="28"/>
           <w:szCs w:val="28"/>
         </w:rPr>
-        <w:t>Lukáš Janeček, Tomáš Pernica</w:t>
+        <w:t>Lukáš Janeček</w:t>
+      </w:r>
+      <w:r>
+        <w:rPr>
+          <w:sz w:val="28"/>
+          <w:szCs w:val="28"/>
+        </w:rPr>
+        <w:t xml:space="preserve"> JAN0837</w:t>
+      </w:r>
+      <w:r>
+        <w:rPr>
+          <w:sz w:val="28"/>
+          <w:szCs w:val="28"/>
+        </w:rPr>
+        <w:t>, Tomáš Pernica</w:t>
+      </w:r>
+      <w:r>
+        <w:rPr>
+          <w:sz w:val="28"/>
+          <w:szCs w:val="28"/>
+        </w:rPr>
+        <w:t xml:space="preserve"> PER0176</w:t>
       </w:r>
     </w:p>
     <w:p/>
@@ -323,7 +349,7 @@
     <w:sdt>
       <w:sdtPr>
         <w:rPr>
-          <w:rFonts w:asciiTheme="minorHAnsi" w:eastAsiaTheme="minorHAnsi" w:hAnsiTheme="minorHAnsi" w:cstheme="minorBidi"/>
+          <w:rFonts w:asciiTheme="minorHAnsi" w:eastAsiaTheme="minorEastAsia" w:hAnsiTheme="minorHAnsi" w:cstheme="minorBidi"/>
           <w:color w:val="auto"/>
           <w:kern w:val="2"/>
           <w:sz w:val="22"/>
@@ -340,7 +366,6 @@
       <w:sdtEndPr>
         <w:rPr>
           <w:b/>
-          <w:bCs/>
         </w:rPr>
       </w:sdtEndPr>
       <w:sdtContent>
@@ -381,7 +406,7 @@
           <w:r>
             <w:fldChar w:fldCharType="separate"/>
           </w:r>
-          <w:hyperlink w:anchor="_Toc215745751" w:history="1">
+          <w:hyperlink w:anchor="_Toc216027477" w:history="1">
             <w:r>
               <w:rPr>
                 <w:rStyle w:val="Hypertextovodkaz"/>
@@ -408,79 +433,7 @@
                 <w:noProof/>
                 <w:webHidden/>
               </w:rPr>
-              <w:instrText xml:space="preserve"> PAGEREF _Toc215745751 \h </w:instrText>
-            </w:r>
-            <w:r>
-              <w:rPr>
-                <w:noProof/>
-                <w:webHidden/>
-              </w:rPr>
-            </w:r>
-            <w:r>
-              <w:rPr>
-                <w:noProof/>
-                <w:webHidden/>
-              </w:rPr>
-              <w:fldChar w:fldCharType="separate"/>
-            </w:r>
-            <w:r>
-              <w:rPr>
-                <w:noProof/>
-                <w:webHidden/>
-              </w:rPr>
-              <w:t>2</w:t>
-            </w:r>
-            <w:r>
-              <w:rPr>
-                <w:noProof/>
-                <w:webHidden/>
-              </w:rPr>
-              <w:fldChar w:fldCharType="end"/>
-            </w:r>
-          </w:hyperlink>
-        </w:p>
-        <w:p>
-          <w:pPr>
-            <w:pStyle w:val="Obsah1"/>
-            <w:tabs>
-              <w:tab w:val="right" w:leader="dot" w:pos="9062"/>
-            </w:tabs>
-            <w:rPr>
-              <w:rFonts w:eastAsiaTheme="minorEastAsia"/>
-              <w:noProof/>
-              <w:sz w:val="24"/>
-              <w:szCs w:val="24"/>
-              <w:lang w:eastAsia="cs-CZ"/>
-            </w:rPr>
-          </w:pPr>
-          <w:hyperlink w:anchor="_Toc215745752" w:history="1">
-            <w:r>
-              <w:rPr>
-                <w:rStyle w:val="Hypertextovodkaz"/>
-                <w:noProof/>
-              </w:rPr>
-              <w:t>Seznam tabulek</w:t>
-            </w:r>
-            <w:r>
-              <w:rPr>
-                <w:noProof/>
-                <w:webHidden/>
-              </w:rPr>
-              <w:tab/>
-            </w:r>
-            <w:r>
-              <w:rPr>
-                <w:noProof/>
-                <w:webHidden/>
-              </w:rPr>
-              <w:fldChar w:fldCharType="begin"/>
-            </w:r>
-            <w:r>
-              <w:rPr>
-                <w:noProof/>
-                <w:webHidden/>
-              </w:rPr>
-              <w:instrText xml:space="preserve"> PAGEREF _Toc215745752 \h </w:instrText>
+              <w:instrText xml:space="preserve"> PAGEREF _Toc216027477 \h </w:instrText>
             </w:r>
             <w:r>
               <w:rPr>
@@ -526,7 +479,7 @@
               <w:lang w:eastAsia="cs-CZ"/>
             </w:rPr>
           </w:pPr>
-          <w:hyperlink w:anchor="_Toc215745753" w:history="1">
+          <w:hyperlink w:anchor="_Toc216027478" w:history="1">
             <w:r>
               <w:rPr>
                 <w:rStyle w:val="Hypertextovodkaz"/>
@@ -570,7 +523,7 @@
                 <w:noProof/>
                 <w:webHidden/>
               </w:rPr>
-              <w:instrText xml:space="preserve"> PAGEREF _Toc215745753 \h </w:instrText>
+              <w:instrText xml:space="preserve"> PAGEREF _Toc216027478 \h </w:instrText>
             </w:r>
             <w:r>
               <w:rPr>
@@ -616,7 +569,7 @@
               <w:lang w:eastAsia="cs-CZ"/>
             </w:rPr>
           </w:pPr>
-          <w:hyperlink w:anchor="_Toc215745754" w:history="1">
+          <w:hyperlink w:anchor="_Toc216027479" w:history="1">
             <w:r>
               <w:rPr>
                 <w:rStyle w:val="Hypertextovodkaz"/>
@@ -639,7 +592,7 @@
                 <w:rStyle w:val="Hypertextovodkaz"/>
                 <w:noProof/>
               </w:rPr>
-              <w:t>Backend</w:t>
+              <w:t>React Native</w:t>
             </w:r>
             <w:r>
               <w:rPr>
@@ -660,7 +613,7 @@
                 <w:noProof/>
                 <w:webHidden/>
               </w:rPr>
-              <w:instrText xml:space="preserve"> PAGEREF _Toc215745754 \h </w:instrText>
+              <w:instrText xml:space="preserve"> PAGEREF _Toc216027479 \h </w:instrText>
             </w:r>
             <w:r>
               <w:rPr>
@@ -706,13 +659,103 @@
               <w:lang w:eastAsia="cs-CZ"/>
             </w:rPr>
           </w:pPr>
-          <w:hyperlink w:anchor="_Toc215745755" w:history="1">
+          <w:hyperlink w:anchor="_Toc216027480" w:history="1">
             <w:r>
               <w:rPr>
                 <w:rStyle w:val="Hypertextovodkaz"/>
                 <w:noProof/>
               </w:rPr>
               <w:t>2.1</w:t>
+            </w:r>
+            <w:r>
+              <w:rPr>
+                <w:rFonts w:eastAsiaTheme="minorEastAsia"/>
+                <w:noProof/>
+                <w:sz w:val="24"/>
+                <w:szCs w:val="24"/>
+                <w:lang w:eastAsia="cs-CZ"/>
+              </w:rPr>
+              <w:tab/>
+            </w:r>
+            <w:r>
+              <w:rPr>
+                <w:rStyle w:val="Hypertextovodkaz"/>
+                <w:noProof/>
+              </w:rPr>
+              <w:t>Tok dat</w:t>
+            </w:r>
+            <w:r>
+              <w:rPr>
+                <w:noProof/>
+                <w:webHidden/>
+              </w:rPr>
+              <w:tab/>
+            </w:r>
+            <w:r>
+              <w:rPr>
+                <w:noProof/>
+                <w:webHidden/>
+              </w:rPr>
+              <w:fldChar w:fldCharType="begin"/>
+            </w:r>
+            <w:r>
+              <w:rPr>
+                <w:noProof/>
+                <w:webHidden/>
+              </w:rPr>
+              <w:instrText xml:space="preserve"> PAGEREF _Toc216027480 \h </w:instrText>
+            </w:r>
+            <w:r>
+              <w:rPr>
+                <w:noProof/>
+                <w:webHidden/>
+              </w:rPr>
+            </w:r>
+            <w:r>
+              <w:rPr>
+                <w:noProof/>
+                <w:webHidden/>
+              </w:rPr>
+              <w:fldChar w:fldCharType="separate"/>
+            </w:r>
+            <w:r>
+              <w:rPr>
+                <w:noProof/>
+                <w:webHidden/>
+              </w:rPr>
+              <w:t>6</w:t>
+            </w:r>
+            <w:r>
+              <w:rPr>
+                <w:noProof/>
+                <w:webHidden/>
+              </w:rPr>
+              <w:fldChar w:fldCharType="end"/>
+            </w:r>
+          </w:hyperlink>
+        </w:p>
+        <w:p>
+          <w:pPr>
+            <w:pStyle w:val="Obsah2"/>
+            <w:tabs>
+              <w:tab w:val="left" w:pos="960"/>
+              <w:tab w:val="right" w:leader="dot" w:pos="9062"/>
+            </w:tabs>
+            <w:rPr>
+              <w:rFonts w:eastAsiaTheme="minorEastAsia"/>
+              <w:noProof/>
+              <w:sz w:val="24"/>
+              <w:szCs w:val="24"/>
+              <w:lang w:eastAsia="cs-CZ"/>
+            </w:rPr>
+          </w:pPr>
+          <w:hyperlink w:anchor="_Toc216027481" w:history="1">
+            <w:r>
+              <w:rPr>
+                <w:rStyle w:val="Hypertextovodkaz"/>
+                <w:noProof/>
+              </w:rPr>
+              <w:t>2.2</w:t>
             </w:r>
             <w:r>
               <w:rPr>
@@ -750,7 +793,7 @@
                 <w:noProof/>
                 <w:webHidden/>
               </w:rPr>
-              <w:instrText xml:space="preserve"> PAGEREF _Toc215745755 \h </w:instrText>
+              <w:instrText xml:space="preserve"> PAGEREF _Toc216027481 \h </w:instrText>
             </w:r>
             <w:r>
               <w:rPr>
@@ -770,7 +813,7 @@
                 <w:noProof/>
                 <w:webHidden/>
               </w:rPr>
-              <w:t>3</w:t>
+              <w:t>6</w:t>
             </w:r>
             <w:r>
               <w:rPr>
@@ -796,13 +839,13 @@
               <w:lang w:eastAsia="cs-CZ"/>
             </w:rPr>
           </w:pPr>
-          <w:hyperlink w:anchor="_Toc215745756" w:history="1">
+          <w:hyperlink w:anchor="_Toc216027482" w:history="1">
             <w:r>
               <w:rPr>
                 <w:rStyle w:val="Hypertextovodkaz"/>
                 <w:noProof/>
               </w:rPr>
-              <w:t>2.2</w:t>
+              <w:t>2.3</w:t>
             </w:r>
             <w:r>
               <w:rPr>
@@ -840,7 +883,7 @@
                 <w:noProof/>
                 <w:webHidden/>
               </w:rPr>
-              <w:instrText xml:space="preserve"> PAGEREF _Toc215745756 \h </w:instrText>
+              <w:instrText xml:space="preserve"> PAGEREF _Toc216027482 \h </w:instrText>
             </w:r>
             <w:r>
               <w:rPr>
@@ -860,97 +903,7 @@
                 <w:noProof/>
                 <w:webHidden/>
               </w:rPr>
-              <w:t>3</w:t>
-            </w:r>
-            <w:r>
-              <w:rPr>
-                <w:noProof/>
-                <w:webHidden/>
-              </w:rPr>
-              <w:fldChar w:fldCharType="end"/>
-            </w:r>
-          </w:hyperlink>
-        </w:p>
-        <w:p>
-          <w:pPr>
-            <w:pStyle w:val="Obsah2"/>
-            <w:tabs>
-              <w:tab w:val="left" w:pos="960"/>
-              <w:tab w:val="right" w:leader="dot" w:pos="9062"/>
-            </w:tabs>
-            <w:rPr>
-              <w:rFonts w:eastAsiaTheme="minorEastAsia"/>
-              <w:noProof/>
-              <w:sz w:val="24"/>
-              <w:szCs w:val="24"/>
-              <w:lang w:eastAsia="cs-CZ"/>
-            </w:rPr>
-          </w:pPr>
-          <w:hyperlink w:anchor="_Toc215745757" w:history="1">
-            <w:r>
-              <w:rPr>
-                <w:rStyle w:val="Hypertextovodkaz"/>
-                <w:noProof/>
-              </w:rPr>
-              <w:t>2.3</w:t>
-            </w:r>
-            <w:r>
-              <w:rPr>
-                <w:rFonts w:eastAsiaTheme="minorEastAsia"/>
-                <w:noProof/>
-                <w:sz w:val="24"/>
-                <w:szCs w:val="24"/>
-                <w:lang w:eastAsia="cs-CZ"/>
-              </w:rPr>
-              <w:tab/>
-            </w:r>
-            <w:r>
-              <w:rPr>
-                <w:rStyle w:val="Hypertextovodkaz"/>
-                <w:noProof/>
-              </w:rPr>
-              <w:t>Slabá místa</w:t>
-            </w:r>
-            <w:r>
-              <w:rPr>
-                <w:noProof/>
-                <w:webHidden/>
-              </w:rPr>
-              <w:tab/>
-            </w:r>
-            <w:r>
-              <w:rPr>
-                <w:noProof/>
-                <w:webHidden/>
-              </w:rPr>
-              <w:fldChar w:fldCharType="begin"/>
-            </w:r>
-            <w:r>
-              <w:rPr>
-                <w:noProof/>
-                <w:webHidden/>
-              </w:rPr>
-              <w:instrText xml:space="preserve"> PAGEREF _Toc215745757 \h </w:instrText>
-            </w:r>
-            <w:r>
-              <w:rPr>
-                <w:noProof/>
-                <w:webHidden/>
-              </w:rPr>
-            </w:r>
-            <w:r>
-              <w:rPr>
-                <w:noProof/>
-                <w:webHidden/>
-              </w:rPr>
-              <w:fldChar w:fldCharType="separate"/>
-            </w:r>
-            <w:r>
-              <w:rPr>
-                <w:noProof/>
-                <w:webHidden/>
-              </w:rPr>
-              <w:t>3</w:t>
+              <w:t>7</w:t>
             </w:r>
             <w:r>
               <w:rPr>
@@ -976,553 +929,13 @@
               <w:lang w:eastAsia="cs-CZ"/>
             </w:rPr>
           </w:pPr>
-          <w:hyperlink w:anchor="_Toc215745758" w:history="1">
+          <w:hyperlink w:anchor="_Toc216027483" w:history="1">
             <w:r>
               <w:rPr>
                 <w:rStyle w:val="Hypertextovodkaz"/>
                 <w:noProof/>
               </w:rPr>
               <w:t>3</w:t>
-            </w:r>
-            <w:r>
-              <w:rPr>
-                <w:rFonts w:eastAsiaTheme="minorEastAsia"/>
-                <w:noProof/>
-                <w:sz w:val="24"/>
-                <w:szCs w:val="24"/>
-                <w:lang w:eastAsia="cs-CZ"/>
-              </w:rPr>
-              <w:tab/>
-            </w:r>
-            <w:r>
-              <w:rPr>
-                <w:rStyle w:val="Hypertextovodkaz"/>
-                <w:noProof/>
-              </w:rPr>
-              <w:t>Frontend</w:t>
-            </w:r>
-            <w:r>
-              <w:rPr>
-                <w:noProof/>
-                <w:webHidden/>
-              </w:rPr>
-              <w:tab/>
-            </w:r>
-            <w:r>
-              <w:rPr>
-                <w:noProof/>
-                <w:webHidden/>
-              </w:rPr>
-              <w:fldChar w:fldCharType="begin"/>
-            </w:r>
-            <w:r>
-              <w:rPr>
-                <w:noProof/>
-                <w:webHidden/>
-              </w:rPr>
-              <w:instrText xml:space="preserve"> PAGEREF _Toc215745758 \h </w:instrText>
-            </w:r>
-            <w:r>
-              <w:rPr>
-                <w:noProof/>
-                <w:webHidden/>
-              </w:rPr>
-            </w:r>
-            <w:r>
-              <w:rPr>
-                <w:noProof/>
-                <w:webHidden/>
-              </w:rPr>
-              <w:fldChar w:fldCharType="separate"/>
-            </w:r>
-            <w:r>
-              <w:rPr>
-                <w:noProof/>
-                <w:webHidden/>
-              </w:rPr>
-              <w:t>4</w:t>
-            </w:r>
-            <w:r>
-              <w:rPr>
-                <w:noProof/>
-                <w:webHidden/>
-              </w:rPr>
-              <w:fldChar w:fldCharType="end"/>
-            </w:r>
-          </w:hyperlink>
-        </w:p>
-        <w:p>
-          <w:pPr>
-            <w:pStyle w:val="Obsah2"/>
-            <w:tabs>
-              <w:tab w:val="left" w:pos="960"/>
-              <w:tab w:val="right" w:leader="dot" w:pos="9062"/>
-            </w:tabs>
-            <w:rPr>
-              <w:rFonts w:eastAsiaTheme="minorEastAsia"/>
-              <w:noProof/>
-              <w:sz w:val="24"/>
-              <w:szCs w:val="24"/>
-              <w:lang w:eastAsia="cs-CZ"/>
-            </w:rPr>
-          </w:pPr>
-          <w:hyperlink w:anchor="_Toc215745759" w:history="1">
-            <w:r>
-              <w:rPr>
-                <w:rStyle w:val="Hypertextovodkaz"/>
-                <w:noProof/>
-              </w:rPr>
-              <w:t>3.1</w:t>
-            </w:r>
-            <w:r>
-              <w:rPr>
-                <w:rFonts w:eastAsiaTheme="minorEastAsia"/>
-                <w:noProof/>
-                <w:sz w:val="24"/>
-                <w:szCs w:val="24"/>
-                <w:lang w:eastAsia="cs-CZ"/>
-              </w:rPr>
-              <w:tab/>
-            </w:r>
-            <w:r>
-              <w:rPr>
-                <w:rStyle w:val="Hypertextovodkaz"/>
-                <w:noProof/>
-              </w:rPr>
-              <w:t>Main page</w:t>
-            </w:r>
-            <w:r>
-              <w:rPr>
-                <w:noProof/>
-                <w:webHidden/>
-              </w:rPr>
-              <w:tab/>
-            </w:r>
-            <w:r>
-              <w:rPr>
-                <w:noProof/>
-                <w:webHidden/>
-              </w:rPr>
-              <w:fldChar w:fldCharType="begin"/>
-            </w:r>
-            <w:r>
-              <w:rPr>
-                <w:noProof/>
-                <w:webHidden/>
-              </w:rPr>
-              <w:instrText xml:space="preserve"> PAGEREF _Toc215745759 \h </w:instrText>
-            </w:r>
-            <w:r>
-              <w:rPr>
-                <w:noProof/>
-                <w:webHidden/>
-              </w:rPr>
-            </w:r>
-            <w:r>
-              <w:rPr>
-                <w:noProof/>
-                <w:webHidden/>
-              </w:rPr>
-              <w:fldChar w:fldCharType="separate"/>
-            </w:r>
-            <w:r>
-              <w:rPr>
-                <w:noProof/>
-                <w:webHidden/>
-              </w:rPr>
-              <w:t>4</w:t>
-            </w:r>
-            <w:r>
-              <w:rPr>
-                <w:noProof/>
-                <w:webHidden/>
-              </w:rPr>
-              <w:fldChar w:fldCharType="end"/>
-            </w:r>
-          </w:hyperlink>
-        </w:p>
-        <w:p>
-          <w:pPr>
-            <w:pStyle w:val="Obsah2"/>
-            <w:tabs>
-              <w:tab w:val="left" w:pos="960"/>
-              <w:tab w:val="right" w:leader="dot" w:pos="9062"/>
-            </w:tabs>
-            <w:rPr>
-              <w:rFonts w:eastAsiaTheme="minorEastAsia"/>
-              <w:noProof/>
-              <w:sz w:val="24"/>
-              <w:szCs w:val="24"/>
-              <w:lang w:eastAsia="cs-CZ"/>
-            </w:rPr>
-          </w:pPr>
-          <w:hyperlink w:anchor="_Toc215745760" w:history="1">
-            <w:r>
-              <w:rPr>
-                <w:rStyle w:val="Hypertextovodkaz"/>
-                <w:noProof/>
-              </w:rPr>
-              <w:t>3.2</w:t>
-            </w:r>
-            <w:r>
-              <w:rPr>
-                <w:rFonts w:eastAsiaTheme="minorEastAsia"/>
-                <w:noProof/>
-                <w:sz w:val="24"/>
-                <w:szCs w:val="24"/>
-                <w:lang w:eastAsia="cs-CZ"/>
-              </w:rPr>
-              <w:tab/>
-            </w:r>
-            <w:r>
-              <w:rPr>
-                <w:rStyle w:val="Hypertextovodkaz"/>
-                <w:noProof/>
-              </w:rPr>
-              <w:t>Admin page</w:t>
-            </w:r>
-            <w:r>
-              <w:rPr>
-                <w:noProof/>
-                <w:webHidden/>
-              </w:rPr>
-              <w:tab/>
-            </w:r>
-            <w:r>
-              <w:rPr>
-                <w:noProof/>
-                <w:webHidden/>
-              </w:rPr>
-              <w:fldChar w:fldCharType="begin"/>
-            </w:r>
-            <w:r>
-              <w:rPr>
-                <w:noProof/>
-                <w:webHidden/>
-              </w:rPr>
-              <w:instrText xml:space="preserve"> PAGEREF _Toc215745760 \h </w:instrText>
-            </w:r>
-            <w:r>
-              <w:rPr>
-                <w:noProof/>
-                <w:webHidden/>
-              </w:rPr>
-            </w:r>
-            <w:r>
-              <w:rPr>
-                <w:noProof/>
-                <w:webHidden/>
-              </w:rPr>
-              <w:fldChar w:fldCharType="separate"/>
-            </w:r>
-            <w:r>
-              <w:rPr>
-                <w:noProof/>
-                <w:webHidden/>
-              </w:rPr>
-              <w:t>4</w:t>
-            </w:r>
-            <w:r>
-              <w:rPr>
-                <w:noProof/>
-                <w:webHidden/>
-              </w:rPr>
-              <w:fldChar w:fldCharType="end"/>
-            </w:r>
-          </w:hyperlink>
-        </w:p>
-        <w:p>
-          <w:pPr>
-            <w:pStyle w:val="Obsah2"/>
-            <w:tabs>
-              <w:tab w:val="left" w:pos="960"/>
-              <w:tab w:val="right" w:leader="dot" w:pos="9062"/>
-            </w:tabs>
-            <w:rPr>
-              <w:rFonts w:eastAsiaTheme="minorEastAsia"/>
-              <w:noProof/>
-              <w:sz w:val="24"/>
-              <w:szCs w:val="24"/>
-              <w:lang w:eastAsia="cs-CZ"/>
-            </w:rPr>
-          </w:pPr>
-          <w:hyperlink w:anchor="_Toc215745761" w:history="1">
-            <w:r>
-              <w:rPr>
-                <w:rStyle w:val="Hypertextovodkaz"/>
-                <w:noProof/>
-              </w:rPr>
-              <w:t>3.3</w:t>
-            </w:r>
-            <w:r>
-              <w:rPr>
-                <w:rFonts w:eastAsiaTheme="minorEastAsia"/>
-                <w:noProof/>
-                <w:sz w:val="24"/>
-                <w:szCs w:val="24"/>
-                <w:lang w:eastAsia="cs-CZ"/>
-              </w:rPr>
-              <w:tab/>
-            </w:r>
-            <w:r>
-              <w:rPr>
-                <w:rStyle w:val="Hypertextovodkaz"/>
-                <w:noProof/>
-              </w:rPr>
-              <w:t>Piano page</w:t>
-            </w:r>
-            <w:r>
-              <w:rPr>
-                <w:noProof/>
-                <w:webHidden/>
-              </w:rPr>
-              <w:tab/>
-            </w:r>
-            <w:r>
-              <w:rPr>
-                <w:noProof/>
-                <w:webHidden/>
-              </w:rPr>
-              <w:fldChar w:fldCharType="begin"/>
-            </w:r>
-            <w:r>
-              <w:rPr>
-                <w:noProof/>
-                <w:webHidden/>
-              </w:rPr>
-              <w:instrText xml:space="preserve"> PAGEREF _Toc215745761 \h </w:instrText>
-            </w:r>
-            <w:r>
-              <w:rPr>
-                <w:noProof/>
-                <w:webHidden/>
-              </w:rPr>
-            </w:r>
-            <w:r>
-              <w:rPr>
-                <w:noProof/>
-                <w:webHidden/>
-              </w:rPr>
-              <w:fldChar w:fldCharType="separate"/>
-            </w:r>
-            <w:r>
-              <w:rPr>
-                <w:noProof/>
-                <w:webHidden/>
-              </w:rPr>
-              <w:t>4</w:t>
-            </w:r>
-            <w:r>
-              <w:rPr>
-                <w:noProof/>
-                <w:webHidden/>
-              </w:rPr>
-              <w:fldChar w:fldCharType="end"/>
-            </w:r>
-          </w:hyperlink>
-        </w:p>
-        <w:p>
-          <w:pPr>
-            <w:pStyle w:val="Obsah2"/>
-            <w:tabs>
-              <w:tab w:val="left" w:pos="960"/>
-              <w:tab w:val="right" w:leader="dot" w:pos="9062"/>
-            </w:tabs>
-            <w:rPr>
-              <w:rFonts w:eastAsiaTheme="minorEastAsia"/>
-              <w:noProof/>
-              <w:sz w:val="24"/>
-              <w:szCs w:val="24"/>
-              <w:lang w:eastAsia="cs-CZ"/>
-            </w:rPr>
-          </w:pPr>
-          <w:hyperlink w:anchor="_Toc215745762" w:history="1">
-            <w:r>
-              <w:rPr>
-                <w:rStyle w:val="Hypertextovodkaz"/>
-                <w:noProof/>
-              </w:rPr>
-              <w:t>3.4</w:t>
-            </w:r>
-            <w:r>
-              <w:rPr>
-                <w:rFonts w:eastAsiaTheme="minorEastAsia"/>
-                <w:noProof/>
-                <w:sz w:val="24"/>
-                <w:szCs w:val="24"/>
-                <w:lang w:eastAsia="cs-CZ"/>
-              </w:rPr>
-              <w:tab/>
-            </w:r>
-            <w:r>
-              <w:rPr>
-                <w:rStyle w:val="Hypertextovodkaz"/>
-                <w:noProof/>
-              </w:rPr>
-              <w:t>Songs page</w:t>
-            </w:r>
-            <w:r>
-              <w:rPr>
-                <w:noProof/>
-                <w:webHidden/>
-              </w:rPr>
-              <w:tab/>
-            </w:r>
-            <w:r>
-              <w:rPr>
-                <w:noProof/>
-                <w:webHidden/>
-              </w:rPr>
-              <w:fldChar w:fldCharType="begin"/>
-            </w:r>
-            <w:r>
-              <w:rPr>
-                <w:noProof/>
-                <w:webHidden/>
-              </w:rPr>
-              <w:instrText xml:space="preserve"> PAGEREF _Toc215745762 \h </w:instrText>
-            </w:r>
-            <w:r>
-              <w:rPr>
-                <w:noProof/>
-                <w:webHidden/>
-              </w:rPr>
-            </w:r>
-            <w:r>
-              <w:rPr>
-                <w:noProof/>
-                <w:webHidden/>
-              </w:rPr>
-              <w:fldChar w:fldCharType="separate"/>
-            </w:r>
-            <w:r>
-              <w:rPr>
-                <w:noProof/>
-                <w:webHidden/>
-              </w:rPr>
-              <w:t>4</w:t>
-            </w:r>
-            <w:r>
-              <w:rPr>
-                <w:noProof/>
-                <w:webHidden/>
-              </w:rPr>
-              <w:fldChar w:fldCharType="end"/>
-            </w:r>
-          </w:hyperlink>
-        </w:p>
-        <w:p>
-          <w:pPr>
-            <w:pStyle w:val="Obsah2"/>
-            <w:tabs>
-              <w:tab w:val="left" w:pos="960"/>
-              <w:tab w:val="right" w:leader="dot" w:pos="9062"/>
-            </w:tabs>
-            <w:rPr>
-              <w:rFonts w:eastAsiaTheme="minorEastAsia"/>
-              <w:noProof/>
-              <w:sz w:val="24"/>
-              <w:szCs w:val="24"/>
-              <w:lang w:eastAsia="cs-CZ"/>
-            </w:rPr>
-          </w:pPr>
-          <w:hyperlink w:anchor="_Toc215745763" w:history="1">
-            <w:r>
-              <w:rPr>
-                <w:rStyle w:val="Hypertextovodkaz"/>
-                <w:noProof/>
-              </w:rPr>
-              <w:t>3.5</w:t>
-            </w:r>
-            <w:r>
-              <w:rPr>
-                <w:rFonts w:eastAsiaTheme="minorEastAsia"/>
-                <w:noProof/>
-                <w:sz w:val="24"/>
-                <w:szCs w:val="24"/>
-                <w:lang w:eastAsia="cs-CZ"/>
-              </w:rPr>
-              <w:tab/>
-            </w:r>
-            <w:r>
-              <w:rPr>
-                <w:rStyle w:val="Hypertextovodkaz"/>
-                <w:noProof/>
-              </w:rPr>
-              <w:t>Tabulka s popiskem</w:t>
-            </w:r>
-            <w:r>
-              <w:rPr>
-                <w:noProof/>
-                <w:webHidden/>
-              </w:rPr>
-              <w:tab/>
-            </w:r>
-            <w:r>
-              <w:rPr>
-                <w:noProof/>
-                <w:webHidden/>
-              </w:rPr>
-              <w:fldChar w:fldCharType="begin"/>
-            </w:r>
-            <w:r>
-              <w:rPr>
-                <w:noProof/>
-                <w:webHidden/>
-              </w:rPr>
-              <w:instrText xml:space="preserve"> PAGEREF _Toc215745763 \h </w:instrText>
-            </w:r>
-            <w:r>
-              <w:rPr>
-                <w:noProof/>
-                <w:webHidden/>
-              </w:rPr>
-            </w:r>
-            <w:r>
-              <w:rPr>
-                <w:noProof/>
-                <w:webHidden/>
-              </w:rPr>
-              <w:fldChar w:fldCharType="separate"/>
-            </w:r>
-            <w:r>
-              <w:rPr>
-                <w:noProof/>
-                <w:webHidden/>
-              </w:rPr>
-              <w:t>4</w:t>
-            </w:r>
-            <w:r>
-              <w:rPr>
-                <w:noProof/>
-                <w:webHidden/>
-              </w:rPr>
-              <w:fldChar w:fldCharType="end"/>
-            </w:r>
-          </w:hyperlink>
-        </w:p>
-        <w:p>
-          <w:pPr>
-            <w:pStyle w:val="Obsah1"/>
-            <w:tabs>
-              <w:tab w:val="left" w:pos="440"/>
-              <w:tab w:val="right" w:leader="dot" w:pos="9062"/>
-            </w:tabs>
-            <w:rPr>
-              <w:rFonts w:eastAsiaTheme="minorEastAsia"/>
-              <w:noProof/>
-              <w:sz w:val="24"/>
-              <w:szCs w:val="24"/>
-              <w:lang w:eastAsia="cs-CZ"/>
-            </w:rPr>
-          </w:pPr>
-          <w:hyperlink w:anchor="_Toc215745764" w:history="1">
-            <w:r>
-              <w:rPr>
-                <w:rStyle w:val="Hypertextovodkaz"/>
-                <w:noProof/>
-              </w:rPr>
-              <w:t>4</w:t>
             </w:r>
             <w:r>
               <w:rPr>
@@ -1560,7 +973,7 @@
                 <w:noProof/>
                 <w:webHidden/>
               </w:rPr>
-              <w:instrText xml:space="preserve"> PAGEREF _Toc215745764 \h </w:instrText>
+              <w:instrText xml:space="preserve"> PAGEREF _Toc216027483 \h </w:instrText>
             </w:r>
             <w:r>
               <w:rPr>
@@ -1580,7 +993,7 @@
                 <w:noProof/>
                 <w:webHidden/>
               </w:rPr>
-              <w:t>5</w:t>
+              <w:t>7</w:t>
             </w:r>
             <w:r>
               <w:rPr>
@@ -1606,13 +1019,13 @@
               <w:lang w:eastAsia="cs-CZ"/>
             </w:rPr>
           </w:pPr>
-          <w:hyperlink w:anchor="_Toc215745765" w:history="1">
+          <w:hyperlink w:anchor="_Toc216027484" w:history="1">
             <w:r>
               <w:rPr>
                 <w:rStyle w:val="Hypertextovodkaz"/>
                 <w:noProof/>
               </w:rPr>
-              <w:t>5</w:t>
+              <w:t>4</w:t>
             </w:r>
             <w:r>
               <w:rPr>
@@ -1650,7 +1063,7 @@
                 <w:noProof/>
                 <w:webHidden/>
               </w:rPr>
-              <w:instrText xml:space="preserve"> PAGEREF _Toc215745765 \h </w:instrText>
+              <w:instrText xml:space="preserve"> PAGEREF _Toc216027484 \h </w:instrText>
             </w:r>
             <w:r>
               <w:rPr>
@@ -1670,7 +1083,7 @@
                 <w:noProof/>
                 <w:webHidden/>
               </w:rPr>
-              <w:t>5</w:t>
+              <w:t>7</w:t>
             </w:r>
             <w:r>
               <w:rPr>
@@ -1692,12 +1105,11 @@
         </w:p>
       </w:sdtContent>
     </w:sdt>
-    <w:p/>
     <w:p>
       <w:pPr>
         <w:pStyle w:val="Seznamvc"/>
       </w:pPr>
-      <w:bookmarkStart w:id="0" w:name="_Toc215745751"/>
+      <w:bookmarkStart w:id="0" w:name="_Toc216027477"/>
       <w:r>
         <w:t>Seznam obrázků</w:t>
       </w:r>
@@ -1710,25 +1122,29 @@
           <w:tab w:val="right" w:leader="dot" w:pos="9062"/>
         </w:tabs>
         <w:rPr>
-          <w:noProof/>
+          <w:rFonts w:eastAsiaTheme="minorEastAsia"/>
+          <w:noProof/>
+          <w:sz w:val="24"/>
+          <w:szCs w:val="24"/>
+          <w:lang w:eastAsia="cs-CZ"/>
         </w:rPr>
       </w:pPr>
       <w:r>
         <w:fldChar w:fldCharType="begin"/>
       </w:r>
       <w:r>
-        <w:instrText xml:space="preserve"> TOC \h \z \c "Obr." </w:instrText>
+        <w:instrText xml:space="preserve"> TOC \h \z \c "Obrázek" </w:instrText>
       </w:r>
       <w:r>
         <w:fldChar w:fldCharType="separate"/>
       </w:r>
-      <w:hyperlink w:anchor="_Toc179223436" w:history="1">
+      <w:hyperlink w:anchor="_Toc216028305" w:history="1">
         <w:r>
           <w:rPr>
             <w:rStyle w:val="Hypertextovodkaz"/>
             <w:noProof/>
           </w:rPr>
-          <w:t>Obr. 1 Popis obrázku</w:t>
+          <w:t>Obrázek 1 - Blokové schéma systému</w:t>
         </w:r>
         <w:r>
           <w:rPr>
@@ -1749,7 +1165,7 @@
             <w:noProof/>
             <w:webHidden/>
           </w:rPr>
-          <w:instrText xml:space="preserve"> PAGEREF _Toc179223436 \h </w:instrText>
+          <w:instrText xml:space="preserve"> PAGEREF _Toc216028305 \h </w:instrText>
         </w:r>
         <w:r>
           <w:rPr>
@@ -1781,22 +1197,6 @@
       </w:hyperlink>
     </w:p>
     <w:p>
-      <w:r>
-        <w:fldChar w:fldCharType="end"/>
-      </w:r>
-    </w:p>
-    <w:p/>
-    <w:p>
-      <w:pPr>
-        <w:pStyle w:val="Seznamvc"/>
-      </w:pPr>
-      <w:bookmarkStart w:id="1" w:name="_Toc215745752"/>
-      <w:r>
-        <w:t>Seznam tabulek</w:t>
-      </w:r>
-      <w:bookmarkEnd w:id="1"/>
-    </w:p>
-    <w:p>
       <w:pPr>
         <w:pStyle w:val="Seznamobrzk"/>
         <w:tabs>
@@ -1810,22 +1210,13 @@
           <w:lang w:eastAsia="cs-CZ"/>
         </w:rPr>
       </w:pPr>
-      <w:r>
-        <w:fldChar w:fldCharType="begin"/>
-      </w:r>
-      <w:r>
-        <w:instrText xml:space="preserve"> TOC \h \z \c "Tab. " </w:instrText>
-      </w:r>
-      <w:r>
-        <w:fldChar w:fldCharType="separate"/>
-      </w:r>
-      <w:hyperlink w:anchor="_Toc179223542" w:history="1">
+      <w:hyperlink w:anchor="_Toc216028306" w:history="1">
         <w:r>
           <w:rPr>
             <w:rStyle w:val="Hypertextovodkaz"/>
             <w:noProof/>
           </w:rPr>
-          <w:t>Tab.  1 Popis tabulky</w:t>
+          <w:t>Obrázek 2 - Hlavní stránka</w:t>
         </w:r>
         <w:r>
           <w:rPr>
@@ -1846,7 +1237,7 @@
             <w:noProof/>
             <w:webHidden/>
           </w:rPr>
-          <w:instrText xml:space="preserve"> PAGEREF _Toc179223542 \h </w:instrText>
+          <w:instrText xml:space="preserve"> PAGEREF _Toc216028306 \h </w:instrText>
         </w:r>
         <w:r>
           <w:rPr>
@@ -1866,7 +1257,7 @@
             <w:noProof/>
             <w:webHidden/>
           </w:rPr>
-          <w:t>3</w:t>
+          <w:t>4</w:t>
         </w:r>
         <w:r>
           <w:rPr>
@@ -1878,18 +1269,594 @@
       </w:hyperlink>
     </w:p>
     <w:p>
-      <w:r>
-        <w:fldChar w:fldCharType="end"/>
-      </w:r>
+      <w:pPr>
+        <w:pStyle w:val="Seznamobrzk"/>
+        <w:tabs>
+          <w:tab w:val="right" w:leader="dot" w:pos="9062"/>
+        </w:tabs>
+        <w:rPr>
+          <w:rFonts w:eastAsiaTheme="minorEastAsia"/>
+          <w:noProof/>
+          <w:sz w:val="24"/>
+          <w:szCs w:val="24"/>
+          <w:lang w:eastAsia="cs-CZ"/>
+        </w:rPr>
+      </w:pPr>
+      <w:hyperlink w:anchor="_Toc216028307" w:history="1">
+        <w:r>
+          <w:rPr>
+            <w:rStyle w:val="Hypertextovodkaz"/>
+            <w:noProof/>
+          </w:rPr>
+          <w:t>Obrázek 3 - Pop up hlavní stránky</w:t>
+        </w:r>
+        <w:r>
+          <w:rPr>
+            <w:noProof/>
+            <w:webHidden/>
+          </w:rPr>
+          <w:tab/>
+        </w:r>
+        <w:r>
+          <w:rPr>
+            <w:noProof/>
+            <w:webHidden/>
+          </w:rPr>
+          <w:fldChar w:fldCharType="begin"/>
+        </w:r>
+        <w:r>
+          <w:rPr>
+            <w:noProof/>
+            <w:webHidden/>
+          </w:rPr>
+          <w:instrText xml:space="preserve"> PAGEREF _Toc216028307 \h </w:instrText>
+        </w:r>
+        <w:r>
+          <w:rPr>
+            <w:noProof/>
+            <w:webHidden/>
+          </w:rPr>
+        </w:r>
+        <w:r>
+          <w:rPr>
+            <w:noProof/>
+            <w:webHidden/>
+          </w:rPr>
+          <w:fldChar w:fldCharType="separate"/>
+        </w:r>
+        <w:r>
+          <w:rPr>
+            <w:noProof/>
+            <w:webHidden/>
+          </w:rPr>
+          <w:t>4</w:t>
+        </w:r>
+        <w:r>
+          <w:rPr>
+            <w:noProof/>
+            <w:webHidden/>
+          </w:rPr>
+          <w:fldChar w:fldCharType="end"/>
+        </w:r>
+      </w:hyperlink>
     </w:p>
     <w:p>
       <w:pPr>
+        <w:pStyle w:val="Seznamobrzk"/>
+        <w:tabs>
+          <w:tab w:val="right" w:leader="dot" w:pos="9062"/>
+        </w:tabs>
+        <w:rPr>
+          <w:rFonts w:eastAsiaTheme="minorEastAsia"/>
+          <w:noProof/>
+          <w:sz w:val="24"/>
+          <w:szCs w:val="24"/>
+          <w:lang w:eastAsia="cs-CZ"/>
+        </w:rPr>
+      </w:pPr>
+      <w:hyperlink w:anchor="_Toc216028308" w:history="1">
+        <w:r>
+          <w:rPr>
+            <w:rStyle w:val="Hypertextovodkaz"/>
+            <w:noProof/>
+          </w:rPr>
+          <w:t>Obrázek 4 - Admin stránka</w:t>
+        </w:r>
+        <w:r>
+          <w:rPr>
+            <w:noProof/>
+            <w:webHidden/>
+          </w:rPr>
+          <w:tab/>
+        </w:r>
+        <w:r>
+          <w:rPr>
+            <w:noProof/>
+            <w:webHidden/>
+          </w:rPr>
+          <w:fldChar w:fldCharType="begin"/>
+        </w:r>
+        <w:r>
+          <w:rPr>
+            <w:noProof/>
+            <w:webHidden/>
+          </w:rPr>
+          <w:instrText xml:space="preserve"> PAGEREF _Toc216028308 \h </w:instrText>
+        </w:r>
+        <w:r>
+          <w:rPr>
+            <w:noProof/>
+            <w:webHidden/>
+          </w:rPr>
+        </w:r>
+        <w:r>
+          <w:rPr>
+            <w:noProof/>
+            <w:webHidden/>
+          </w:rPr>
+          <w:fldChar w:fldCharType="separate"/>
+        </w:r>
+        <w:r>
+          <w:rPr>
+            <w:noProof/>
+            <w:webHidden/>
+          </w:rPr>
+          <w:t>5</w:t>
+        </w:r>
+        <w:r>
+          <w:rPr>
+            <w:noProof/>
+            <w:webHidden/>
+          </w:rPr>
+          <w:fldChar w:fldCharType="end"/>
+        </w:r>
+      </w:hyperlink>
+    </w:p>
+    <w:p>
+      <w:pPr>
+        <w:pStyle w:val="Seznamobrzk"/>
+        <w:tabs>
+          <w:tab w:val="right" w:leader="dot" w:pos="9062"/>
+        </w:tabs>
+        <w:rPr>
+          <w:rFonts w:eastAsiaTheme="minorEastAsia"/>
+          <w:noProof/>
+          <w:sz w:val="24"/>
+          <w:szCs w:val="24"/>
+          <w:lang w:eastAsia="cs-CZ"/>
+        </w:rPr>
+      </w:pPr>
+      <w:hyperlink w:anchor="_Toc216028309" w:history="1">
+        <w:r>
+          <w:rPr>
+            <w:rStyle w:val="Hypertextovodkaz"/>
+            <w:noProof/>
+          </w:rPr>
+          <w:t>Obrázek 5 - Pop up</w:t>
+        </w:r>
+        <w:r>
+          <w:rPr>
+            <w:noProof/>
+            <w:webHidden/>
+          </w:rPr>
+          <w:tab/>
+        </w:r>
+        <w:r>
+          <w:rPr>
+            <w:noProof/>
+            <w:webHidden/>
+          </w:rPr>
+          <w:fldChar w:fldCharType="begin"/>
+        </w:r>
+        <w:r>
+          <w:rPr>
+            <w:noProof/>
+            <w:webHidden/>
+          </w:rPr>
+          <w:instrText xml:space="preserve"> PAGEREF _Toc216028309 \h </w:instrText>
+        </w:r>
+        <w:r>
+          <w:rPr>
+            <w:noProof/>
+            <w:webHidden/>
+          </w:rPr>
+        </w:r>
+        <w:r>
+          <w:rPr>
+            <w:noProof/>
+            <w:webHidden/>
+          </w:rPr>
+          <w:fldChar w:fldCharType="separate"/>
+        </w:r>
+        <w:r>
+          <w:rPr>
+            <w:noProof/>
+            <w:webHidden/>
+          </w:rPr>
+          <w:t>5</w:t>
+        </w:r>
+        <w:r>
+          <w:rPr>
+            <w:noProof/>
+            <w:webHidden/>
+          </w:rPr>
+          <w:fldChar w:fldCharType="end"/>
+        </w:r>
+      </w:hyperlink>
+    </w:p>
+    <w:p>
+      <w:pPr>
+        <w:pStyle w:val="Seznamobrzk"/>
+        <w:tabs>
+          <w:tab w:val="right" w:leader="dot" w:pos="9062"/>
+        </w:tabs>
+        <w:rPr>
+          <w:rFonts w:eastAsiaTheme="minorEastAsia"/>
+          <w:noProof/>
+          <w:sz w:val="24"/>
+          <w:szCs w:val="24"/>
+          <w:lang w:eastAsia="cs-CZ"/>
+        </w:rPr>
+      </w:pPr>
+      <w:hyperlink w:anchor="_Toc216028310" w:history="1">
+        <w:r>
+          <w:rPr>
+            <w:rStyle w:val="Hypertextovodkaz"/>
+            <w:noProof/>
+          </w:rPr>
+          <w:t>Obrázek 6 - Piano stránka</w:t>
+        </w:r>
+        <w:r>
+          <w:rPr>
+            <w:noProof/>
+            <w:webHidden/>
+          </w:rPr>
+          <w:tab/>
+        </w:r>
+        <w:r>
+          <w:rPr>
+            <w:noProof/>
+            <w:webHidden/>
+          </w:rPr>
+          <w:fldChar w:fldCharType="begin"/>
+        </w:r>
+        <w:r>
+          <w:rPr>
+            <w:noProof/>
+            <w:webHidden/>
+          </w:rPr>
+          <w:instrText xml:space="preserve"> PAGEREF _Toc216028310 \h </w:instrText>
+        </w:r>
+        <w:r>
+          <w:rPr>
+            <w:noProof/>
+            <w:webHidden/>
+          </w:rPr>
+        </w:r>
+        <w:r>
+          <w:rPr>
+            <w:noProof/>
+            <w:webHidden/>
+          </w:rPr>
+          <w:fldChar w:fldCharType="separate"/>
+        </w:r>
+        <w:r>
+          <w:rPr>
+            <w:noProof/>
+            <w:webHidden/>
+          </w:rPr>
+          <w:t>5</w:t>
+        </w:r>
+        <w:r>
+          <w:rPr>
+            <w:noProof/>
+            <w:webHidden/>
+          </w:rPr>
+          <w:fldChar w:fldCharType="end"/>
+        </w:r>
+      </w:hyperlink>
+    </w:p>
+    <w:p>
+      <w:pPr>
+        <w:pStyle w:val="Seznamobrzk"/>
+        <w:tabs>
+          <w:tab w:val="right" w:leader="dot" w:pos="9062"/>
+        </w:tabs>
+        <w:rPr>
+          <w:rFonts w:eastAsiaTheme="minorEastAsia"/>
+          <w:noProof/>
+          <w:sz w:val="24"/>
+          <w:szCs w:val="24"/>
+          <w:lang w:eastAsia="cs-CZ"/>
+        </w:rPr>
+      </w:pPr>
+      <w:hyperlink w:anchor="_Toc216028311" w:history="1">
+        <w:r>
+          <w:rPr>
+            <w:rStyle w:val="Hypertextovodkaz"/>
+            <w:noProof/>
+          </w:rPr>
+          <w:t>Obrázek 7 - Skladby stránka</w:t>
+        </w:r>
+        <w:r>
+          <w:rPr>
+            <w:noProof/>
+            <w:webHidden/>
+          </w:rPr>
+          <w:tab/>
+        </w:r>
+        <w:r>
+          <w:rPr>
+            <w:noProof/>
+            <w:webHidden/>
+          </w:rPr>
+          <w:fldChar w:fldCharType="begin"/>
+        </w:r>
+        <w:r>
+          <w:rPr>
+            <w:noProof/>
+            <w:webHidden/>
+          </w:rPr>
+          <w:instrText xml:space="preserve"> PAGEREF _Toc216028311 \h </w:instrText>
+        </w:r>
+        <w:r>
+          <w:rPr>
+            <w:noProof/>
+            <w:webHidden/>
+          </w:rPr>
+        </w:r>
+        <w:r>
+          <w:rPr>
+            <w:noProof/>
+            <w:webHidden/>
+          </w:rPr>
+          <w:fldChar w:fldCharType="separate"/>
+        </w:r>
+        <w:r>
+          <w:rPr>
+            <w:noProof/>
+            <w:webHidden/>
+          </w:rPr>
+          <w:t>6</w:t>
+        </w:r>
+        <w:r>
+          <w:rPr>
+            <w:noProof/>
+            <w:webHidden/>
+          </w:rPr>
+          <w:fldChar w:fldCharType="end"/>
+        </w:r>
+      </w:hyperlink>
+    </w:p>
+    <w:p>
+      <w:pPr>
+        <w:pStyle w:val="Seznamobrzk"/>
+        <w:tabs>
+          <w:tab w:val="right" w:leader="dot" w:pos="9062"/>
+        </w:tabs>
+        <w:rPr>
+          <w:rFonts w:eastAsiaTheme="minorEastAsia"/>
+          <w:noProof/>
+          <w:sz w:val="24"/>
+          <w:szCs w:val="24"/>
+          <w:lang w:eastAsia="cs-CZ"/>
+        </w:rPr>
+      </w:pPr>
+      <w:hyperlink w:anchor="_Toc216028312" w:history="1">
+        <w:r>
+          <w:rPr>
+            <w:rStyle w:val="Hypertextovodkaz"/>
+            <w:noProof/>
+          </w:rPr>
+          <w:t>Obrázek 8 - Blokové schéma toku dat</w:t>
+        </w:r>
+        <w:r>
+          <w:rPr>
+            <w:noProof/>
+            <w:webHidden/>
+          </w:rPr>
+          <w:tab/>
+        </w:r>
+        <w:r>
+          <w:rPr>
+            <w:noProof/>
+            <w:webHidden/>
+          </w:rPr>
+          <w:fldChar w:fldCharType="begin"/>
+        </w:r>
+        <w:r>
+          <w:rPr>
+            <w:noProof/>
+            <w:webHidden/>
+          </w:rPr>
+          <w:instrText xml:space="preserve"> PAGEREF _Toc216028312 \h </w:instrText>
+        </w:r>
+        <w:r>
+          <w:rPr>
+            <w:noProof/>
+            <w:webHidden/>
+          </w:rPr>
+        </w:r>
+        <w:r>
+          <w:rPr>
+            <w:noProof/>
+            <w:webHidden/>
+          </w:rPr>
+          <w:fldChar w:fldCharType="separate"/>
+        </w:r>
+        <w:r>
+          <w:rPr>
+            <w:noProof/>
+            <w:webHidden/>
+          </w:rPr>
+          <w:t>6</w:t>
+        </w:r>
+        <w:r>
+          <w:rPr>
+            <w:noProof/>
+            <w:webHidden/>
+          </w:rPr>
+          <w:fldChar w:fldCharType="end"/>
+        </w:r>
+      </w:hyperlink>
+    </w:p>
+    <w:p>
+      <w:pPr>
+        <w:pStyle w:val="Seznamobrzk"/>
+        <w:tabs>
+          <w:tab w:val="right" w:leader="dot" w:pos="9062"/>
+        </w:tabs>
+        <w:rPr>
+          <w:rFonts w:eastAsiaTheme="minorEastAsia"/>
+          <w:noProof/>
+          <w:sz w:val="24"/>
+          <w:szCs w:val="24"/>
+          <w:lang w:eastAsia="cs-CZ"/>
+        </w:rPr>
+      </w:pPr>
+      <w:hyperlink w:anchor="_Toc216028313" w:history="1">
+        <w:r>
+          <w:rPr>
+            <w:rStyle w:val="Hypertextovodkaz"/>
+            <w:noProof/>
+          </w:rPr>
+          <w:t>Obrázek 9 - Blokové schéma toku dat při stisknutí klávesy</w:t>
+        </w:r>
+        <w:r>
+          <w:rPr>
+            <w:noProof/>
+            <w:webHidden/>
+          </w:rPr>
+          <w:tab/>
+        </w:r>
+        <w:r>
+          <w:rPr>
+            <w:noProof/>
+            <w:webHidden/>
+          </w:rPr>
+          <w:fldChar w:fldCharType="begin"/>
+        </w:r>
+        <w:r>
+          <w:rPr>
+            <w:noProof/>
+            <w:webHidden/>
+          </w:rPr>
+          <w:instrText xml:space="preserve"> PAGEREF _Toc216028313 \h </w:instrText>
+        </w:r>
+        <w:r>
+          <w:rPr>
+            <w:noProof/>
+            <w:webHidden/>
+          </w:rPr>
+        </w:r>
+        <w:r>
+          <w:rPr>
+            <w:noProof/>
+            <w:webHidden/>
+          </w:rPr>
+          <w:fldChar w:fldCharType="separate"/>
+        </w:r>
+        <w:r>
+          <w:rPr>
+            <w:noProof/>
+            <w:webHidden/>
+          </w:rPr>
+          <w:t>6</w:t>
+        </w:r>
+        <w:r>
+          <w:rPr>
+            <w:noProof/>
+            <w:webHidden/>
+          </w:rPr>
+          <w:fldChar w:fldCharType="end"/>
+        </w:r>
+      </w:hyperlink>
+    </w:p>
+    <w:p>
+      <w:pPr>
+        <w:pStyle w:val="Seznamobrzk"/>
+        <w:tabs>
+          <w:tab w:val="right" w:leader="dot" w:pos="9062"/>
+        </w:tabs>
+        <w:rPr>
+          <w:rFonts w:eastAsiaTheme="minorEastAsia"/>
+          <w:noProof/>
+          <w:sz w:val="24"/>
+          <w:szCs w:val="24"/>
+          <w:lang w:eastAsia="cs-CZ"/>
+        </w:rPr>
+      </w:pPr>
+      <w:hyperlink w:anchor="_Toc216028314" w:history="1">
+        <w:r>
+          <w:rPr>
+            <w:rStyle w:val="Hypertextovodkaz"/>
+            <w:noProof/>
+          </w:rPr>
+          <w:t>Obrázek 10 - Ukázka funkčnosti</w:t>
+        </w:r>
+        <w:r>
+          <w:rPr>
+            <w:noProof/>
+            <w:webHidden/>
+          </w:rPr>
+          <w:tab/>
+        </w:r>
+        <w:r>
+          <w:rPr>
+            <w:noProof/>
+            <w:webHidden/>
+          </w:rPr>
+          <w:fldChar w:fldCharType="begin"/>
+        </w:r>
+        <w:r>
+          <w:rPr>
+            <w:noProof/>
+            <w:webHidden/>
+          </w:rPr>
+          <w:instrText xml:space="preserve"> PAGEREF _Toc216028314 \h </w:instrText>
+        </w:r>
+        <w:r>
+          <w:rPr>
+            <w:noProof/>
+            <w:webHidden/>
+          </w:rPr>
+        </w:r>
+        <w:r>
+          <w:rPr>
+            <w:noProof/>
+            <w:webHidden/>
+          </w:rPr>
+          <w:fldChar w:fldCharType="separate"/>
+        </w:r>
+        <w:r>
+          <w:rPr>
+            <w:noProof/>
+            <w:webHidden/>
+          </w:rPr>
+          <w:t>7</w:t>
+        </w:r>
+        <w:r>
+          <w:rPr>
+            <w:noProof/>
+            <w:webHidden/>
+          </w:rPr>
+          <w:fldChar w:fldCharType="end"/>
+        </w:r>
+      </w:hyperlink>
+    </w:p>
+    <w:p>
+      <w:r>
+        <w:fldChar w:fldCharType="end"/>
+      </w:r>
+    </w:p>
+    <w:p>
+      <w:pPr>
         <w:pStyle w:val="Nadpis1"/>
       </w:pPr>
       <w:r>
         <w:br w:type="page"/>
       </w:r>
-      <w:bookmarkStart w:id="2" w:name="_Toc215745753"/>
+      <w:bookmarkStart w:id="1" w:name="_Toc216027478"/>
       <w:r>
         <w:lastRenderedPageBreak/>
         <w:t>Úvod do problematiky – Rozbor</w:t>
@@ -1897,7 +1864,7 @@
       <w:r>
         <w:t xml:space="preserve"> zadání</w:t>
       </w:r>
-      <w:bookmarkEnd w:id="2"/>
+      <w:bookmarkEnd w:id="1"/>
     </w:p>
     <w:p>
       <w:pPr>
@@ -1912,24 +1879,53 @@
         <w:t>Po připojení uživatele na síť robota je uživatel po načtení QR kódu schopen otevřít webové prostředí, přes které může manuálně ovládat stiskutí jednotlivých kláves robotem.</w:t>
       </w:r>
     </w:p>
-    <w:p/>
     <w:p>
       <w:r>
-        <w:t xml:space="preserve">Na displeji robota pianisty je rozběhlá python aplikace, která dokáže komunikovat s robotem prostřednictvím Api Post </w:t>
+        <w:t xml:space="preserve">Celý systém je postaven na </w:t>
       </w:r>
       <w:proofErr w:type="spellStart"/>
       <w:r>
-        <w:t>Requestu</w:t>
+        <w:t>Raspberry</w:t>
       </w:r>
       <w:proofErr w:type="spellEnd"/>
       <w:r>
-        <w:t xml:space="preserve"> na IP adresu robota. </w:t>
-      </w:r>
-      <w:r>
-        <w:t xml:space="preserve">Naše </w:t>
+        <w:t xml:space="preserve"> </w:t>
       </w:r>
       <w:proofErr w:type="spellStart"/>
       <w:r>
+        <w:t>Pi</w:t>
+      </w:r>
+      <w:proofErr w:type="spellEnd"/>
+      <w:r>
+        <w:t xml:space="preserve"> 4, které funguje jako centrální řídicí jednotka. Na </w:t>
+      </w:r>
+      <w:proofErr w:type="spellStart"/>
+      <w:r>
+        <w:t>Raspberry</w:t>
+      </w:r>
+      <w:proofErr w:type="spellEnd"/>
+      <w:r>
+        <w:t xml:space="preserve"> PI</w:t>
+      </w:r>
+      <w:r>
+        <w:t xml:space="preserve"> běží </w:t>
+      </w:r>
+      <w:proofErr w:type="spellStart"/>
+      <w:r>
+        <w:t>backendová</w:t>
+      </w:r>
+      <w:proofErr w:type="spellEnd"/>
+      <w:r>
+        <w:t xml:space="preserve"> aplikace v Pythonu, poskytující REST API a zajišťující komunikaci mezi uživatelem a fyzickým systémem „Klavírista“. Uživatel přistupuje k systému buď z mobilního, nebo </w:t>
+      </w:r>
+      <w:r>
+        <w:t>počítačového</w:t>
+      </w:r>
+      <w:r>
+        <w:t xml:space="preserve"> zařízení, a to prostřednictvím webového rozhraní nebo aplikace postavené na </w:t>
+      </w:r>
+      <w:proofErr w:type="spellStart"/>
+      <w:r>
         <w:t>React</w:t>
       </w:r>
       <w:proofErr w:type="spellEnd"/>
@@ -1942,427 +1938,229 @@
       </w:r>
       <w:proofErr w:type="spellEnd"/>
       <w:r>
-        <w:t xml:space="preserve"> aplikace komunikuje s </w:t>
+        <w:t xml:space="preserve">. </w:t>
       </w:r>
       <w:proofErr w:type="spellStart"/>
       <w:r>
-        <w:t>Rspberry</w:t>
+        <w:t>Frontend</w:t>
       </w:r>
       <w:proofErr w:type="spellEnd"/>
       <w:r>
-        <w:t xml:space="preserve"> PI přes </w:t>
+        <w:t xml:space="preserve"> odesílá požadavky přes síťové rozhraní k </w:t>
       </w:r>
       <w:proofErr w:type="spellStart"/>
       <w:r>
-        <w:t>websocket</w:t>
+        <w:t>backendu</w:t>
       </w:r>
       <w:proofErr w:type="spellEnd"/>
       <w:r>
-        <w:t xml:space="preserve">, které komunikuje s robotem pomocí REST API. </w:t>
-      </w:r>
-      <w:r>
-        <w:t>Pro displej jsme dodali dva QR kódy, jeden pro připojení k </w:t>
+        <w:t xml:space="preserve"> (REST API / HTTP), případně získává stavové informace opět ze serveru běžícího na </w:t>
       </w:r>
       <w:proofErr w:type="spellStart"/>
       <w:r>
-        <w:t>Wi-fi</w:t>
+        <w:t>Raspberry</w:t>
       </w:r>
       <w:proofErr w:type="spellEnd"/>
       <w:r>
-        <w:t xml:space="preserve"> síti robota a druhý pro otevření aplikace v prohlížeči, to znamená, že odkazuje na adresu stránky. </w:t>
-      </w:r>
-    </w:p>
-    <w:p/>
-    <w:p>
-      <w:pPr>
-        <w:pStyle w:val="Nadpis1"/>
-      </w:pPr>
-      <w:bookmarkStart w:id="3" w:name="_Toc215745754"/>
-      <w:proofErr w:type="spellStart"/>
-      <w:r>
-        <w:t>Backend</w:t>
-      </w:r>
-      <w:bookmarkEnd w:id="3"/>
-      <w:proofErr w:type="spellEnd"/>
+        <w:t xml:space="preserve"> PI</w:t>
+      </w:r>
+      <w:r>
+        <w:t>.</w:t>
+      </w:r>
     </w:p>
     <w:p>
-      <w:pPr>
-        <w:rPr>
-          <w:noProof/>
-        </w:rPr>
-      </w:pPr>
-      <w:r>
-        <w:rPr>
-          <w:noProof/>
-        </w:rPr>
-        <w:t>Na stránce piano</w:t>
-      </w:r>
-      <w:r>
-        <w:rPr>
-          <w:noProof/>
-        </w:rPr>
-        <w:t xml:space="preserve"> jsme si nadefinovali počet kláves, které je robot schopen bezpečně nahrát. Každé klávese jsme nadefinovali jedinečné ID, které předáváme dále RPI. Při zmáčknutí počítáme i délku zmáčknutí pro možnost hraní klávesy uživatelem po dobu stlačení klávesy. </w:t>
+      <w:proofErr w:type="spellStart"/>
+      <w:r>
+        <w:t>Backend</w:t>
+      </w:r>
+      <w:proofErr w:type="spellEnd"/>
+      <w:r>
+        <w:t xml:space="preserve"> je rozdělen na dvě hlavní části. První část tvoří FASTAPI server, který zpracovává příchozí požadavky uživatele, provádí validaci, plánování akcí a poskytuje odpovědi zpět do </w:t>
+      </w:r>
+      <w:proofErr w:type="spellStart"/>
+      <w:r>
+        <w:t>frontendu</w:t>
+      </w:r>
+      <w:proofErr w:type="spellEnd"/>
+      <w:r>
+        <w:t xml:space="preserve">. Druhou část </w:t>
+      </w:r>
+      <w:proofErr w:type="spellStart"/>
+      <w:r>
+        <w:t>backendu</w:t>
+      </w:r>
+      <w:proofErr w:type="spellEnd"/>
+      <w:r>
+        <w:t xml:space="preserve"> tvoří služba </w:t>
+      </w:r>
+      <w:proofErr w:type="spellStart"/>
+      <w:proofErr w:type="gramStart"/>
+      <w:r>
+        <w:t>OpenShowVar</w:t>
+      </w:r>
+      <w:proofErr w:type="spellEnd"/>
+      <w:r>
+        <w:t>(</w:t>
+      </w:r>
+      <w:proofErr w:type="gramEnd"/>
+      <w:r>
+        <w:t xml:space="preserve">), která zajišťuje online komunikaci mezi </w:t>
+      </w:r>
+      <w:proofErr w:type="spellStart"/>
+      <w:r>
+        <w:t>Raspberry</w:t>
+      </w:r>
+      <w:proofErr w:type="spellEnd"/>
+      <w:r>
+        <w:t xml:space="preserve"> </w:t>
+      </w:r>
+      <w:proofErr w:type="spellStart"/>
+      <w:r>
+        <w:t>Pi</w:t>
+      </w:r>
+      <w:proofErr w:type="spellEnd"/>
+      <w:r>
+        <w:t xml:space="preserve"> a řídicími moduly robota KUKA. </w:t>
+      </w:r>
+      <w:proofErr w:type="spellStart"/>
+      <w:r>
+        <w:t>Backend</w:t>
+      </w:r>
+      <w:proofErr w:type="spellEnd"/>
+      <w:r>
+        <w:t xml:space="preserve"> podle potřeby předává instrukce do </w:t>
+      </w:r>
+      <w:r>
+        <w:t>robota</w:t>
+      </w:r>
+      <w:r>
+        <w:t xml:space="preserve"> </w:t>
+      </w:r>
+      <w:r>
+        <w:t>s využitím</w:t>
+      </w:r>
+      <w:r>
+        <w:t xml:space="preserve"> </w:t>
+      </w:r>
+      <w:r>
+        <w:t xml:space="preserve">knihovny </w:t>
+      </w:r>
+      <w:proofErr w:type="spellStart"/>
+      <w:r>
+        <w:t>OpenShowVar</w:t>
+      </w:r>
+      <w:proofErr w:type="spellEnd"/>
+      <w:r>
+        <w:t xml:space="preserve"> </w:t>
+      </w:r>
+      <w:r>
+        <w:t>díky, které pak</w:t>
+      </w:r>
+      <w:r>
+        <w:t xml:space="preserve"> následně komunikuje s robotem nebo dalšími podsystémy.</w:t>
       </w:r>
     </w:p>
     <w:p>
       <w:r>
-        <w:t xml:space="preserve">Na stránce </w:t>
+        <w:t xml:space="preserve">Pro </w:t>
+      </w:r>
+      <w:r>
+        <w:t>k</w:t>
+      </w:r>
+      <w:r>
+        <w:t xml:space="preserve">omunikaci s hardwarem je v systému přítomna také C++ aplikace, která běží na </w:t>
       </w:r>
       <w:proofErr w:type="spellStart"/>
       <w:r>
-        <w:t>songs</w:t>
+        <w:t>Raspberry</w:t>
       </w:r>
       <w:proofErr w:type="spellEnd"/>
       <w:r>
-        <w:t xml:space="preserve"> jsme nastavili tlačítka pro hraní příslušné písničky, které jsme doplnili o příznivější obrázky a doprovodnou textaci. </w:t>
-      </w:r>
-    </w:p>
-    <w:p/>
-    <w:p>
-      <w:r>
-        <w:t xml:space="preserve">Všechna tlačítka mají určitý styl podbarvení při stisknutí. </w:t>
-      </w:r>
-    </w:p>
-    <w:p/>
-    <w:p>
-      <w:r>
-        <w:t xml:space="preserve">Každá stránka se cyklicky doptává na dostupnost robota a zda se k němu dá připojit. </w:t>
-      </w:r>
-    </w:p>
-    <w:p/>
-    <w:p>
-      <w:pPr>
-        <w:pStyle w:val="Nadpis2"/>
-      </w:pPr>
-      <w:bookmarkStart w:id="4" w:name="_Toc215745755"/>
+        <w:t xml:space="preserve"> PI</w:t>
+      </w:r>
+      <w:r>
+        <w:t xml:space="preserve"> a je propojena s </w:t>
+      </w:r>
       <w:proofErr w:type="spellStart"/>
       <w:r>
-        <w:t>Raspberry</w:t>
+        <w:t>backendem</w:t>
       </w:r>
       <w:proofErr w:type="spellEnd"/>
       <w:r>
-        <w:t xml:space="preserve"> PI </w:t>
-      </w:r>
-    </w:p>
-    <w:p/>
-    <w:p>
-      <w:pPr>
-        <w:pStyle w:val="Nadpis2"/>
-      </w:pPr>
-      <w:r>
-        <w:t>Role</w:t>
-      </w:r>
-      <w:bookmarkEnd w:id="4"/>
+        <w:t xml:space="preserve"> prostřednictvím FIFO </w:t>
+      </w:r>
+      <w:r>
+        <w:t>sdílené paměti</w:t>
+      </w:r>
+      <w:r>
+        <w:t>. C++ aplikace vykonává časově kritické nebo hardwarové operace, jako je ovládání externího LED osvětlení či doplňkových efektů.</w:t>
+      </w:r>
     </w:p>
     <w:p>
       <w:r>
-        <w:t xml:space="preserve">V aplikaci rozlišujeme dvě role, </w:t>
-      </w:r>
-      <w:proofErr w:type="spellStart"/>
-      <w:r>
-        <w:t>watchera</w:t>
-      </w:r>
-      <w:proofErr w:type="spellEnd"/>
-      <w:r>
-        <w:t xml:space="preserve"> (pozorovatele) a performera (</w:t>
-      </w:r>
-      <w:r>
-        <w:t>interpreta</w:t>
-      </w:r>
-      <w:r>
-        <w:t>). Je to z důvodu omezení práv připojeným uživatelům</w:t>
-      </w:r>
-      <w:r>
-        <w:t>, aby nevznikala kolize v</w:t>
-      </w:r>
-      <w:r>
-        <w:t> </w:t>
-      </w:r>
-      <w:r>
-        <w:t>komunikaci</w:t>
-      </w:r>
-      <w:r>
-        <w:t xml:space="preserve"> a ovládání robota</w:t>
-      </w:r>
-      <w:r>
-        <w:t>.</w:t>
-      </w:r>
-      <w:r>
-        <w:t xml:space="preserve"> Performer má práva na otevírání stránek a interagovat v nich. </w:t>
-      </w:r>
-      <w:proofErr w:type="spellStart"/>
-      <w:r>
-        <w:t>Watcher</w:t>
-      </w:r>
-      <w:proofErr w:type="spellEnd"/>
-      <w:r>
-        <w:t xml:space="preserve"> nemá práva na otevírání stránek, vidí pouze </w:t>
-      </w:r>
-      <w:proofErr w:type="spellStart"/>
-      <w:r>
-        <w:t>main</w:t>
-      </w:r>
-      <w:proofErr w:type="spellEnd"/>
-      <w:r>
-        <w:t xml:space="preserve"> </w:t>
-      </w:r>
-      <w:proofErr w:type="spellStart"/>
-      <w:r>
-        <w:t>page</w:t>
-      </w:r>
-      <w:proofErr w:type="spellEnd"/>
-      <w:r>
-        <w:t xml:space="preserve"> a může pouze při neaktivitě performera převzít status performera. Může také otevřít admin stránku pro vyhrazení práv performera, pokud zná heslo.</w:t>
-      </w:r>
-      <w:r>
-        <w:t xml:space="preserve"> </w:t>
-      </w:r>
-    </w:p>
-    <w:p/>
-    <w:p>
-      <w:pPr>
-        <w:pStyle w:val="Nadpis2"/>
-      </w:pPr>
-      <w:bookmarkStart w:id="5" w:name="_Toc215745756"/>
-      <w:r>
-        <w:t>Ošetření stavů/scénářů</w:t>
-      </w:r>
-      <w:bookmarkEnd w:id="5"/>
-      <w:r>
-        <w:t xml:space="preserve"> </w:t>
+        <w:t xml:space="preserve">Na straně zařízení </w:t>
+      </w:r>
+      <w:r>
+        <w:t>klavírista</w:t>
+      </w:r>
+      <w:r>
+        <w:t xml:space="preserve"> se nachází dva hlavní moduly:</w:t>
       </w:r>
     </w:p>
     <w:p>
-      <w:r>
-        <w:t xml:space="preserve">Pokud uživatel performer více než 15 sekund </w:t>
+      <w:pPr>
+        <w:numPr>
+          <w:ilvl w:val="0"/>
+          <w:numId w:val="25"/>
+        </w:numPr>
+      </w:pPr>
+      <w:r>
+        <w:t xml:space="preserve">KUKA Driver řídí pohyby </w:t>
+      </w:r>
+      <w:r>
+        <w:t xml:space="preserve">samotného </w:t>
+      </w:r>
+      <w:r>
+        <w:t xml:space="preserve">robotického ramene na základě dat přijímaných přes </w:t>
       </w:r>
       <w:proofErr w:type="spellStart"/>
       <w:r>
-        <w:t>neintegaruje</w:t>
+        <w:t>OpenShowVar</w:t>
       </w:r>
       <w:proofErr w:type="spellEnd"/>
       <w:r>
-        <w:t xml:space="preserve"> s aplikací má </w:t>
-      </w:r>
-      <w:proofErr w:type="spellStart"/>
-      <w:r>
-        <w:t>watcher</w:t>
-      </w:r>
-      <w:proofErr w:type="spellEnd"/>
-      <w:r>
-        <w:t xml:space="preserve"> možnost si práva uzmout pro sebe a performera tak přepnout do stavu </w:t>
-      </w:r>
-      <w:proofErr w:type="spellStart"/>
-      <w:r>
-        <w:t>watchera</w:t>
-      </w:r>
-      <w:proofErr w:type="spellEnd"/>
-      <w:r>
-        <w:t xml:space="preserve">. </w:t>
-      </w:r>
-    </w:p>
-    <w:p/>
-    <w:p/>
-    <w:p>
-      <w:pPr>
-        <w:rPr>
-          <w:rFonts w:asciiTheme="majorHAnsi" w:eastAsiaTheme="majorEastAsia" w:hAnsiTheme="majorHAnsi" w:cstheme="majorBidi"/>
-          <w:color w:val="2F5496" w:themeColor="accent1" w:themeShade="BF"/>
-          <w:sz w:val="40"/>
-          <w:szCs w:val="40"/>
-        </w:rPr>
-      </w:pPr>
-      <w:r>
-        <w:lastRenderedPageBreak/>
-        <w:br w:type="page"/>
+        <w:t>.</w:t>
       </w:r>
     </w:p>
     <w:p>
       <w:pPr>
-        <w:pStyle w:val="Nadpis1"/>
-      </w:pPr>
-      <w:bookmarkStart w:id="6" w:name="_Toc215745758"/>
+        <w:numPr>
+          <w:ilvl w:val="0"/>
+          <w:numId w:val="25"/>
+        </w:numPr>
+      </w:pPr>
+      <w:r>
+        <w:t xml:space="preserve">LED Osvětlení </w:t>
+      </w:r>
+      <w:r>
+        <w:t>je</w:t>
+      </w:r>
+      <w:r>
+        <w:t xml:space="preserve"> samostatně řízené pomocí C++ aplikace na </w:t>
+      </w:r>
       <w:proofErr w:type="spellStart"/>
       <w:r>
-        <w:lastRenderedPageBreak/>
-        <w:t>Frontend</w:t>
-      </w:r>
-      <w:bookmarkEnd w:id="6"/>
+        <w:t>Raspberry</w:t>
+      </w:r>
       <w:proofErr w:type="spellEnd"/>
+      <w:r>
+        <w:t xml:space="preserve"> PI</w:t>
+      </w:r>
+      <w:r>
+        <w:t>.</w:t>
+      </w:r>
     </w:p>
     <w:p>
-      <w:r>
-        <w:t xml:space="preserve">Každá stránka mění svou URL dle názvu stránky, tedy vycházíme ze základní </w:t>
-      </w:r>
-      <w:r>
-        <w:t xml:space="preserve">IP adresy 192.168.1.104 a k této adrese přidáváme vždy /název stránky, tedy i uživatel se může jednoduše orientovat, kde se právě nachází. </w:t>
-      </w:r>
-    </w:p>
-    <w:p>
-      <w:r>
-        <w:t xml:space="preserve">Každá stránka kontroluje připojení k robotovi a v rámci vizualizace jej informuje o aktuálním stavu, zda je připojen, připojuje se či není schopen se připojit. </w:t>
-      </w:r>
-    </w:p>
-    <w:p>
-      <w:r>
-        <w:t xml:space="preserve">Aplikace reaguje na velikost displeje spolu s možností </w:t>
-      </w:r>
-    </w:p>
-    <w:p/>
-    <w:p>
-      <w:pPr>
-        <w:pStyle w:val="Nadpis2"/>
-      </w:pPr>
-      <w:bookmarkStart w:id="7" w:name="_Toc215745759"/>
-      <w:proofErr w:type="spellStart"/>
-      <w:r>
-        <w:t>Main</w:t>
-      </w:r>
-      <w:proofErr w:type="spellEnd"/>
-      <w:r>
-        <w:t xml:space="preserve"> </w:t>
-      </w:r>
-      <w:proofErr w:type="spellStart"/>
-      <w:r>
-        <w:t>page</w:t>
-      </w:r>
-      <w:bookmarkEnd w:id="7"/>
-      <w:proofErr w:type="spellEnd"/>
-    </w:p>
-    <w:p>
-      <w:r>
-        <w:t xml:space="preserve">Hlavní stránka </w:t>
-      </w:r>
-      <w:r>
-        <w:t>slouží jako úvodní stránka po načtení webové stránky. Zde se uživatel poprvé pokusí připojit na robota</w:t>
-      </w:r>
-    </w:p>
-    <w:p/>
-    <w:p>
-      <w:pPr>
-        <w:pStyle w:val="Nadpis2"/>
-      </w:pPr>
-      <w:bookmarkStart w:id="8" w:name="_Toc215745760"/>
-      <w:r>
-        <w:t xml:space="preserve">Admin </w:t>
-      </w:r>
-      <w:proofErr w:type="spellStart"/>
-      <w:r>
-        <w:t>page</w:t>
-      </w:r>
-      <w:bookmarkEnd w:id="8"/>
-      <w:proofErr w:type="spellEnd"/>
-    </w:p>
-    <w:p>
-      <w:r>
-        <w:t xml:space="preserve">Admin </w:t>
-      </w:r>
-      <w:proofErr w:type="spellStart"/>
-      <w:r>
-        <w:t>page</w:t>
-      </w:r>
-      <w:proofErr w:type="spellEnd"/>
-      <w:r>
-        <w:t xml:space="preserve"> slouží pro vynucení práv v aplikaci. Po zmáčknutí příslušného tlačítka na navigační liště vyskočí uživateli </w:t>
-      </w:r>
-      <w:proofErr w:type="spellStart"/>
-      <w:r>
-        <w:t>popup</w:t>
-      </w:r>
-      <w:proofErr w:type="spellEnd"/>
-      <w:r>
-        <w:t xml:space="preserve"> okno, které jej vyzývá k zadání hesla. Po zadání hesla je zobrazena uživateli možnost ze všech performerů udělat </w:t>
-      </w:r>
-      <w:proofErr w:type="spellStart"/>
-      <w:r>
-        <w:t>watchery</w:t>
-      </w:r>
-      <w:proofErr w:type="spellEnd"/>
-      <w:r>
-        <w:t xml:space="preserve"> a vzít si status performera pro hraní na robotovi. </w:t>
-      </w:r>
-    </w:p>
-    <w:p/>
-    <w:p>
-      <w:pPr>
-        <w:pStyle w:val="Nadpis2"/>
-      </w:pPr>
-      <w:bookmarkStart w:id="9" w:name="_Toc215745761"/>
-      <w:r>
-        <w:t xml:space="preserve">Piano </w:t>
-      </w:r>
-      <w:proofErr w:type="spellStart"/>
-      <w:r>
-        <w:t>page</w:t>
-      </w:r>
-      <w:bookmarkEnd w:id="9"/>
-      <w:proofErr w:type="spellEnd"/>
-    </w:p>
-    <w:p>
-      <w:r>
-        <w:t xml:space="preserve">Stránka Piano umožňuje uživateli performer hrát na </w:t>
-      </w:r>
-      <w:proofErr w:type="spellStart"/>
-      <w:r>
-        <w:t>klaviatůře</w:t>
-      </w:r>
-      <w:proofErr w:type="spellEnd"/>
-      <w:r>
-        <w:t xml:space="preserve"> danou klávesu prostřednictvím zmáčknutí tlačítka na webové stránce. Zobrazená </w:t>
-      </w:r>
-      <w:proofErr w:type="spellStart"/>
-      <w:r>
-        <w:t>klaviatůra</w:t>
-      </w:r>
-      <w:proofErr w:type="spellEnd"/>
-      <w:r>
-        <w:t xml:space="preserve"> je o velikosti jedné oktávy. </w:t>
-      </w:r>
-    </w:p>
-    <w:p/>
-    <w:p>
-      <w:pPr>
-        <w:pStyle w:val="Nadpis2"/>
-      </w:pPr>
-      <w:bookmarkStart w:id="10" w:name="_Toc215745762"/>
-      <w:proofErr w:type="spellStart"/>
-      <w:r>
-        <w:t>Songs</w:t>
-      </w:r>
-      <w:proofErr w:type="spellEnd"/>
-      <w:r>
-        <w:t xml:space="preserve"> </w:t>
-      </w:r>
-      <w:proofErr w:type="spellStart"/>
-      <w:r>
-        <w:t>page</w:t>
-      </w:r>
-      <w:bookmarkEnd w:id="10"/>
-      <w:proofErr w:type="spellEnd"/>
-    </w:p>
-    <w:p>
-      <w:r>
-        <w:t xml:space="preserve">Stránka </w:t>
-      </w:r>
-      <w:proofErr w:type="spellStart"/>
-      <w:r>
-        <w:t>Songs</w:t>
-      </w:r>
-      <w:proofErr w:type="spellEnd"/>
-      <w:r>
-        <w:t xml:space="preserve"> umožňuje uživateli performer hrát písničky na </w:t>
-      </w:r>
-      <w:proofErr w:type="spellStart"/>
-      <w:r>
-        <w:t>klaviatůře</w:t>
-      </w:r>
-      <w:proofErr w:type="spellEnd"/>
-      <w:r>
-        <w:t xml:space="preserve"> prostřednictvím zmáčknutí tlačítka na webové stránce. Příslušné tlačítko vyvolá hraní dané písničky na robotovi dle id tlačítka. </w:t>
-      </w:r>
-    </w:p>
-    <w:p/>
-    <w:p>
       <w:pPr>
         <w:keepNext/>
         <w:jc w:val="center"/>
@@ -2372,10 +2170,10 @@
           <w:noProof/>
         </w:rPr>
         <w:drawing>
-          <wp:inline distT="0" distB="0" distL="0" distR="0" wp14:anchorId="304313A2" wp14:editId="370B3187">
-            <wp:extent cx="1238250" cy="1308719"/>
-            <wp:effectExtent l="0" t="0" r="0" b="6350"/>
-            <wp:docPr id="1682343046" name="Obrázek 1" descr="Obsah obrázku hračka, nivelační přístroj&#10;&#10;Popis byl vytvořen automaticky"/>
+          <wp:inline distT="0" distB="0" distL="0" distR="0" wp14:anchorId="359CDFDA" wp14:editId="33EBC18A">
+            <wp:extent cx="5753100" cy="2219325"/>
+            <wp:effectExtent l="0" t="0" r="0" b="9525"/>
+            <wp:docPr id="64570776" name="Obrázek 1"/>
             <wp:cNvGraphicFramePr>
               <a:graphicFrameLocks xmlns:a="http://schemas.openxmlformats.org/drawingml/2006/main" noChangeAspect="1"/>
             </wp:cNvGraphicFramePr>
@@ -2383,11 +2181,1878 @@
               <a:graphicData uri="http://schemas.openxmlformats.org/drawingml/2006/picture">
                 <pic:pic xmlns:pic="http://schemas.openxmlformats.org/drawingml/2006/picture">
                   <pic:nvPicPr>
-                    <pic:cNvPr id="1682343046" name="Obrázek 1" descr="Obsah obrázku hračka, nivelační přístroj&#10;&#10;Popis byl vytvořen automaticky"/>
-                    <pic:cNvPicPr/>
+                    <pic:cNvPr id="0" name="Picture 1"/>
+                    <pic:cNvPicPr>
+                      <a:picLocks noChangeAspect="1" noChangeArrowheads="1"/>
+                    </pic:cNvPicPr>
                   </pic:nvPicPr>
                   <pic:blipFill>
-                    <a:blip r:embed="rId13"/>
+                    <a:blip r:embed="rId13" cstate="print">
+                      <a:extLst>
+                        <a:ext uri="{28A0092B-C50C-407E-A947-70E740481C1C}">
+                          <a14:useLocalDpi xmlns:a14="http://schemas.microsoft.com/office/drawing/2010/main" val="0"/>
+                        </a:ext>
+                      </a:extLst>
+                    </a:blip>
+                    <a:srcRect/>
+                    <a:stretch>
+                      <a:fillRect/>
+                    </a:stretch>
+                  </pic:blipFill>
+                  <pic:spPr bwMode="auto">
+                    <a:xfrm>
+                      <a:off x="0" y="0"/>
+                      <a:ext cx="5753100" cy="2219325"/>
+                    </a:xfrm>
+                    <a:prstGeom prst="rect">
+                      <a:avLst/>
+                    </a:prstGeom>
+                    <a:noFill/>
+                    <a:ln>
+                      <a:noFill/>
+                    </a:ln>
+                  </pic:spPr>
+                </pic:pic>
+              </a:graphicData>
+            </a:graphic>
+          </wp:inline>
+        </w:drawing>
+      </w:r>
+    </w:p>
+    <w:p>
+      <w:pPr>
+        <w:pStyle w:val="Titulek"/>
+      </w:pPr>
+      <w:bookmarkStart w:id="2" w:name="_Toc215943187"/>
+      <w:bookmarkStart w:id="3" w:name="_Toc216028305"/>
+      <w:r>
+        <w:t xml:space="preserve">Obrázek </w:t>
+      </w:r>
+      <w:r>
+        <w:fldChar w:fldCharType="begin"/>
+      </w:r>
+      <w:r>
+        <w:instrText xml:space="preserve"> SEQ Obrázek \* ARABIC </w:instrText>
+      </w:r>
+      <w:r>
+        <w:fldChar w:fldCharType="separate"/>
+      </w:r>
+      <w:r>
+        <w:rPr>
+          <w:noProof/>
+        </w:rPr>
+        <w:t>1</w:t>
+      </w:r>
+      <w:r>
+        <w:fldChar w:fldCharType="end"/>
+      </w:r>
+      <w:r>
+        <w:t xml:space="preserve"> - Blokové schéma systému</w:t>
+      </w:r>
+      <w:bookmarkEnd w:id="2"/>
+      <w:bookmarkEnd w:id="3"/>
+    </w:p>
+    <w:p>
+      <w:pPr>
+        <w:pStyle w:val="Nadpis1"/>
+        <w:rPr>
+          <w:noProof/>
+        </w:rPr>
+      </w:pPr>
+      <w:bookmarkStart w:id="4" w:name="_Toc216027479"/>
+      <w:r>
+        <w:rPr>
+          <w:noProof/>
+        </w:rPr>
+        <w:t>React Native</w:t>
+      </w:r>
+      <w:bookmarkEnd w:id="4"/>
+    </w:p>
+    <w:p>
+      <w:pPr>
+        <w:rPr>
+          <w:noProof/>
+        </w:rPr>
+      </w:pPr>
+      <w:r>
+        <w:rPr>
+          <w:noProof/>
+        </w:rPr>
+        <w:t>Při vývoji aplikace jsme vycházeli z</w:t>
+      </w:r>
+      <w:r>
+        <w:rPr>
+          <w:noProof/>
+        </w:rPr>
+        <w:t xml:space="preserve"> defaultního template pro </w:t>
+      </w:r>
+      <w:r>
+        <w:rPr>
+          <w:noProof/>
+        </w:rPr>
+        <w:t xml:space="preserve">React Native aplikaci. </w:t>
+      </w:r>
+      <w:r>
+        <w:rPr>
+          <w:noProof/>
+        </w:rPr>
+        <w:t xml:space="preserve">V templatu jsme </w:t>
+      </w:r>
+      <w:r>
+        <w:rPr>
+          <w:noProof/>
+        </w:rPr>
+        <w:t xml:space="preserve">doplnili potřebné stránky, </w:t>
+      </w:r>
+      <w:r>
+        <w:rPr>
+          <w:noProof/>
+        </w:rPr>
+        <w:t>konfigurační soubory pro proměnné</w:t>
+      </w:r>
+      <w:r>
+        <w:rPr>
+          <w:noProof/>
+        </w:rPr>
+        <w:t xml:space="preserve"> a </w:t>
+      </w:r>
+      <w:r>
+        <w:rPr>
+          <w:noProof/>
+        </w:rPr>
+        <w:t>obsluhy komunikace</w:t>
+      </w:r>
+      <w:r>
+        <w:rPr>
+          <w:noProof/>
+        </w:rPr>
+        <w:t xml:space="preserve"> </w:t>
+      </w:r>
+      <w:r>
+        <w:rPr>
+          <w:noProof/>
+        </w:rPr>
+        <w:t xml:space="preserve">pro WebSocket a REST API. </w:t>
+      </w:r>
+    </w:p>
+    <w:p>
+      <w:pPr>
+        <w:rPr>
+          <w:noProof/>
+        </w:rPr>
+      </w:pPr>
+      <w:r>
+        <w:rPr>
+          <w:noProof/>
+        </w:rPr>
+        <w:lastRenderedPageBreak/>
+        <w:t>Služba</w:t>
+      </w:r>
+      <w:r>
+        <w:rPr>
+          <w:noProof/>
+        </w:rPr>
+        <w:t xml:space="preserve"> pro</w:t>
+      </w:r>
+      <w:r>
+        <w:rPr>
+          <w:noProof/>
+        </w:rPr>
+        <w:t xml:space="preserve"> obs</w:t>
+      </w:r>
+      <w:r>
+        <w:rPr>
+          <w:noProof/>
+        </w:rPr>
+        <w:t>luhu</w:t>
+      </w:r>
+      <w:r>
+        <w:rPr>
+          <w:noProof/>
+        </w:rPr>
+        <w:t xml:space="preserve"> WebSocket</w:t>
+      </w:r>
+      <w:r>
+        <w:rPr>
+          <w:noProof/>
+        </w:rPr>
+        <w:t>u</w:t>
+      </w:r>
+      <w:r>
+        <w:rPr>
+          <w:noProof/>
+        </w:rPr>
+        <w:t xml:space="preserve"> </w:t>
+      </w:r>
+      <w:r>
+        <w:rPr>
+          <w:noProof/>
+        </w:rPr>
+        <w:t>(hooks/</w:t>
+      </w:r>
+      <w:r>
+        <w:rPr>
+          <w:noProof/>
+        </w:rPr>
+        <w:t>useWebSocket</w:t>
+      </w:r>
+      <w:r>
+        <w:rPr>
+          <w:noProof/>
+        </w:rPr>
+        <w:t xml:space="preserve">.ts) </w:t>
+      </w:r>
+      <w:r>
+        <w:rPr>
+          <w:noProof/>
+        </w:rPr>
+        <w:t>za</w:t>
+      </w:r>
+      <w:r>
+        <w:rPr>
+          <w:noProof/>
+        </w:rPr>
+        <w:t>jištuje</w:t>
+      </w:r>
+      <w:r>
+        <w:rPr>
+          <w:noProof/>
+        </w:rPr>
+        <w:t xml:space="preserve"> </w:t>
+      </w:r>
+      <w:r>
+        <w:rPr>
+          <w:noProof/>
+        </w:rPr>
+        <w:t xml:space="preserve">připojení se k WebSocketu </w:t>
+      </w:r>
+      <w:r>
+        <w:rPr>
+          <w:noProof/>
+        </w:rPr>
+        <w:t>běží</w:t>
+      </w:r>
+      <w:r>
+        <w:rPr>
+          <w:noProof/>
+        </w:rPr>
+        <w:t>c</w:t>
+      </w:r>
+      <w:r>
+        <w:rPr>
+          <w:noProof/>
+        </w:rPr>
+        <w:t>ím na backendu. Po připo</w:t>
+      </w:r>
+      <w:r>
+        <w:rPr>
+          <w:noProof/>
+        </w:rPr>
+        <w:t>je</w:t>
+      </w:r>
+      <w:r>
+        <w:rPr>
+          <w:noProof/>
+        </w:rPr>
+        <w:t>ní uživatel dostane a</w:t>
+      </w:r>
+      <w:r>
+        <w:rPr>
+          <w:noProof/>
+        </w:rPr>
+        <w:t>u</w:t>
+      </w:r>
+      <w:r>
+        <w:rPr>
+          <w:noProof/>
+        </w:rPr>
+        <w:t xml:space="preserve">tomaticky roli watchera. Služba také hlídá příchozí zprávy o změně role </w:t>
+      </w:r>
+      <w:r>
+        <w:rPr>
+          <w:noProof/>
+        </w:rPr>
+        <w:t>a uplatňuje to</w:t>
+      </w:r>
+      <w:r>
+        <w:rPr>
+          <w:noProof/>
+        </w:rPr>
+        <w:t>u</w:t>
+      </w:r>
+      <w:r>
+        <w:rPr>
+          <w:noProof/>
+        </w:rPr>
+        <w:t xml:space="preserve">to změnu </w:t>
+      </w:r>
+      <w:r>
+        <w:rPr>
+          <w:noProof/>
+        </w:rPr>
+        <w:t>napříč frontendem</w:t>
+      </w:r>
+      <w:r>
+        <w:rPr>
+          <w:noProof/>
+        </w:rPr>
+        <w:t>.</w:t>
+      </w:r>
+    </w:p>
+    <w:p>
+      <w:pPr>
+        <w:rPr>
+          <w:noProof/>
+        </w:rPr>
+      </w:pPr>
+      <w:r>
+        <w:rPr>
+          <w:noProof/>
+        </w:rPr>
+        <w:t>Služba</w:t>
+      </w:r>
+      <w:r>
+        <w:rPr>
+          <w:noProof/>
+        </w:rPr>
+        <w:t xml:space="preserve"> </w:t>
+      </w:r>
+      <w:r>
+        <w:rPr>
+          <w:noProof/>
+        </w:rPr>
+        <w:t xml:space="preserve">pro </w:t>
+      </w:r>
+      <w:r>
+        <w:rPr>
+          <w:noProof/>
+        </w:rPr>
+        <w:t>periodické</w:t>
+      </w:r>
+      <w:r>
+        <w:rPr>
+          <w:noProof/>
+        </w:rPr>
+        <w:t xml:space="preserve"> k</w:t>
+      </w:r>
+      <w:r>
+        <w:rPr>
+          <w:noProof/>
+        </w:rPr>
+        <w:t>ontrol</w:t>
+      </w:r>
+      <w:r>
+        <w:rPr>
+          <w:noProof/>
+        </w:rPr>
+        <w:t>y</w:t>
+      </w:r>
+      <w:r>
+        <w:rPr>
+          <w:noProof/>
+        </w:rPr>
+        <w:t xml:space="preserve"> stav</w:t>
+      </w:r>
+      <w:r>
+        <w:rPr>
+          <w:noProof/>
+        </w:rPr>
+        <w:t>u</w:t>
+      </w:r>
+      <w:r>
+        <w:rPr>
+          <w:noProof/>
+        </w:rPr>
+        <w:t xml:space="preserve"> připojení robota</w:t>
+      </w:r>
+      <w:r>
+        <w:rPr>
+          <w:noProof/>
+        </w:rPr>
+        <w:t xml:space="preserve"> </w:t>
+      </w:r>
+      <w:r>
+        <w:rPr>
+          <w:noProof/>
+        </w:rPr>
+        <w:t>(hooks/</w:t>
+      </w:r>
+      <w:r>
+        <w:rPr>
+          <w:noProof/>
+        </w:rPr>
+        <w:t>useRobotConnectionPolles.ts)</w:t>
+      </w:r>
+      <w:r>
+        <w:rPr>
+          <w:noProof/>
+        </w:rPr>
+        <w:t xml:space="preserve"> </w:t>
+      </w:r>
+      <w:r>
+        <w:rPr>
+          <w:noProof/>
+        </w:rPr>
+        <w:t xml:space="preserve">kontroluje </w:t>
+      </w:r>
+      <w:r>
+        <w:rPr>
+          <w:noProof/>
+        </w:rPr>
+        <w:t>z</w:t>
+      </w:r>
+      <w:r>
+        <w:rPr>
+          <w:noProof/>
+        </w:rPr>
+        <w:t>d</w:t>
+      </w:r>
+      <w:r>
+        <w:rPr>
+          <w:noProof/>
+        </w:rPr>
+        <w:t xml:space="preserve">a je </w:t>
+      </w:r>
+      <w:r>
+        <w:rPr>
+          <w:noProof/>
+        </w:rPr>
+        <w:t>Raspberry</w:t>
+      </w:r>
+      <w:r>
+        <w:rPr>
+          <w:noProof/>
+        </w:rPr>
+        <w:t xml:space="preserve"> PI</w:t>
+      </w:r>
+      <w:r>
+        <w:rPr>
+          <w:noProof/>
+        </w:rPr>
+        <w:t xml:space="preserve"> připojeno k robotovi</w:t>
+      </w:r>
+      <w:r>
+        <w:rPr>
+          <w:noProof/>
+        </w:rPr>
+        <w:t>,</w:t>
+      </w:r>
+      <w:r>
+        <w:rPr>
+          <w:noProof/>
+        </w:rPr>
+        <w:t xml:space="preserve"> aktuální</w:t>
+      </w:r>
+      <w:r>
+        <w:rPr>
+          <w:noProof/>
+        </w:rPr>
+        <w:t xml:space="preserve"> sta</w:t>
+      </w:r>
+      <w:r>
+        <w:rPr>
+          <w:noProof/>
+        </w:rPr>
+        <w:t>v</w:t>
+      </w:r>
+      <w:r>
+        <w:rPr>
+          <w:noProof/>
+        </w:rPr>
+        <w:t xml:space="preserve"> </w:t>
+      </w:r>
+      <w:r>
+        <w:rPr>
+          <w:noProof/>
+        </w:rPr>
+        <w:t>robota</w:t>
+      </w:r>
+      <w:r>
+        <w:rPr>
+          <w:noProof/>
+        </w:rPr>
+        <w:t xml:space="preserve"> </w:t>
+      </w:r>
+      <w:r>
+        <w:rPr>
+          <w:noProof/>
+        </w:rPr>
+        <w:t xml:space="preserve">(zda hraje píseň nebo </w:t>
+      </w:r>
+      <w:r>
+        <w:rPr>
+          <w:noProof/>
+        </w:rPr>
+        <w:t xml:space="preserve">klávesy </w:t>
+      </w:r>
+      <w:r>
+        <w:rPr>
+          <w:noProof/>
+        </w:rPr>
+        <w:t>z</w:t>
+      </w:r>
+      <w:r>
+        <w:rPr>
+          <w:noProof/>
+        </w:rPr>
+        <w:t> </w:t>
+      </w:r>
+      <w:r>
+        <w:rPr>
+          <w:noProof/>
+        </w:rPr>
+        <w:t>telefonu</w:t>
+      </w:r>
+      <w:r>
+        <w:rPr>
+          <w:noProof/>
+        </w:rPr>
+        <w:t>)</w:t>
+      </w:r>
+      <w:r>
+        <w:rPr>
+          <w:noProof/>
+        </w:rPr>
+        <w:t xml:space="preserve"> </w:t>
+      </w:r>
+      <w:r>
+        <w:rPr>
+          <w:noProof/>
+        </w:rPr>
+        <w:t xml:space="preserve">a </w:t>
+      </w:r>
+      <w:r>
+        <w:rPr>
+          <w:noProof/>
+        </w:rPr>
+        <w:t xml:space="preserve">zda není </w:t>
+      </w:r>
+      <w:r>
+        <w:rPr>
+          <w:noProof/>
+        </w:rPr>
+        <w:t>překlemut</w:t>
+      </w:r>
+      <w:r>
+        <w:rPr>
+          <w:noProof/>
+        </w:rPr>
+        <w:t>á</w:t>
+      </w:r>
+      <w:r>
+        <w:rPr>
+          <w:noProof/>
+        </w:rPr>
+        <w:t xml:space="preserve"> možnost ovládání pomocí telefonu</w:t>
+      </w:r>
+      <w:r>
+        <w:rPr>
+          <w:noProof/>
+        </w:rPr>
+        <w:t xml:space="preserve"> či počít</w:t>
+      </w:r>
+      <w:r>
+        <w:rPr>
+          <w:noProof/>
+        </w:rPr>
+        <w:t>ače</w:t>
+      </w:r>
+      <w:r>
+        <w:rPr>
+          <w:noProof/>
+        </w:rPr>
+        <w:t xml:space="preserve">. </w:t>
+      </w:r>
+    </w:p>
+    <w:p>
+      <w:r>
+        <w:t xml:space="preserve">Aplikace reaguje na velikost displeje spolu s možností otočení obrazovky na mobilních zařízeních. Styly stránek a jejich komponent jsme nadefinovali ve spodní části kódu ve třídě </w:t>
+      </w:r>
+      <w:proofErr w:type="spellStart"/>
+      <w:r>
+        <w:rPr>
+          <w:i/>
+          <w:iCs/>
+        </w:rPr>
+        <w:t>styles</w:t>
+      </w:r>
+      <w:proofErr w:type="spellEnd"/>
+      <w:r>
+        <w:t xml:space="preserve"> pro jednotlivé stránky aplikace, kdy se v každé komponentě na tyto styly odkazujeme. Na každé stránce se uživateli zobrazuje informace o </w:t>
+      </w:r>
+      <w:r>
+        <w:rPr>
+          <w:noProof/>
+        </w:rPr>
+        <w:t>konektivitě robota. Dále je zde možnost vzdát se role performera a uvolnit tak roli dalšímu připojenému uživateli</w:t>
+      </w:r>
+      <w:r>
+        <w:rPr>
+          <w:noProof/>
+        </w:rPr>
+        <w:t xml:space="preserve"> po stisknutí tlačítka „Ukončit hraní“</w:t>
+      </w:r>
+      <w:r>
+        <w:rPr>
+          <w:noProof/>
+        </w:rPr>
+        <w:t xml:space="preserve">. </w:t>
+      </w:r>
+    </w:p>
+    <w:p>
+      <w:pPr>
+        <w:rPr>
+          <w:noProof/>
+        </w:rPr>
+      </w:pPr>
+      <w:r>
+        <w:rPr>
+          <w:noProof/>
+        </w:rPr>
+        <w:t xml:space="preserve">Hlavní strana </w:t>
+      </w:r>
+      <w:r>
+        <w:rPr>
+          <w:noProof/>
+        </w:rPr>
+        <w:t>slouží jako hlavní vstup do aplikace</w:t>
+      </w:r>
+      <w:r>
+        <w:rPr>
+          <w:noProof/>
+        </w:rPr>
+        <w:t xml:space="preserve">. </w:t>
+      </w:r>
+      <w:r>
+        <w:rPr>
+          <w:noProof/>
+        </w:rPr>
+        <w:t>Představuje</w:t>
+      </w:r>
+      <w:r>
+        <w:rPr>
+          <w:noProof/>
+        </w:rPr>
+        <w:t xml:space="preserve"> tak vstupní bod pro získání role interpreta. </w:t>
+      </w:r>
+      <w:r>
+        <w:rPr>
+          <w:noProof/>
+        </w:rPr>
+        <w:t>Backend zde vystavu</w:t>
+      </w:r>
+      <w:r>
+        <w:rPr>
+          <w:noProof/>
+        </w:rPr>
+        <w:t xml:space="preserve">je WebSocket endpointy, které spravují </w:t>
+      </w:r>
+      <w:r>
+        <w:rPr>
+          <w:noProof/>
+        </w:rPr>
+        <w:t xml:space="preserve">přidělování rolí v místnosti. </w:t>
+      </w:r>
+      <w:r>
+        <w:rPr>
+          <w:noProof/>
+        </w:rPr>
+        <w:t>Aplikace zde čeká na změnu role v rámci WebSocket přítomnosti. Jakmile back</w:t>
+      </w:r>
+      <w:r>
+        <w:rPr>
+          <w:noProof/>
+        </w:rPr>
+        <w:t>end</w:t>
+      </w:r>
+      <w:r>
+        <w:rPr>
+          <w:noProof/>
+        </w:rPr>
+        <w:t xml:space="preserve"> odešle notifikac</w:t>
+      </w:r>
+      <w:r>
+        <w:rPr>
+          <w:noProof/>
+        </w:rPr>
+        <w:t>i o obdržení role interpreta uživatelem</w:t>
+      </w:r>
+      <w:r>
+        <w:rPr>
+          <w:noProof/>
+        </w:rPr>
+        <w:t xml:space="preserve">, tak hlavní stránka provede přesměrování na </w:t>
+      </w:r>
+      <w:r>
+        <w:rPr>
+          <w:noProof/>
+        </w:rPr>
+        <w:t>stránku pro piano</w:t>
+      </w:r>
+      <w:r>
+        <w:rPr>
+          <w:noProof/>
+        </w:rPr>
+        <w:t>, kde již probíhá vlastní ovládání.</w:t>
+      </w:r>
+      <w:r>
+        <w:rPr>
+          <w:noProof/>
+        </w:rPr>
+        <w:t xml:space="preserve"> Dokud je uživatel na hlavní stránce, </w:t>
+      </w:r>
+      <w:r>
+        <w:rPr>
+          <w:noProof/>
+        </w:rPr>
+        <w:t xml:space="preserve">je jeho role </w:t>
+      </w:r>
+      <w:r>
+        <w:rPr>
+          <w:noProof/>
+        </w:rPr>
+        <w:t>watcher.</w:t>
+      </w:r>
+    </w:p>
+    <w:p>
+      <w:pPr>
+        <w:keepNext/>
+        <w:jc w:val="center"/>
+      </w:pPr>
+      <w:r>
+        <w:rPr>
+          <w:noProof/>
+        </w:rPr>
+        <w:drawing>
+          <wp:inline distT="0" distB="0" distL="0" distR="0" wp14:anchorId="78187767" wp14:editId="02FC3765">
+            <wp:extent cx="3886200" cy="1788450"/>
+            <wp:effectExtent l="0" t="0" r="0" b="2540"/>
+            <wp:docPr id="479501180" name="Obrázek 3" descr="Obsah obrázku text, snímek obrazovky, design&#10;&#10;Obsah generovaný pomocí AI může být nesprávný."/>
+            <wp:cNvGraphicFramePr>
+              <a:graphicFrameLocks xmlns:a="http://schemas.openxmlformats.org/drawingml/2006/main" noChangeAspect="1"/>
+            </wp:cNvGraphicFramePr>
+            <a:graphic xmlns:a="http://schemas.openxmlformats.org/drawingml/2006/main">
+              <a:graphicData uri="http://schemas.openxmlformats.org/drawingml/2006/picture">
+                <pic:pic xmlns:pic="http://schemas.openxmlformats.org/drawingml/2006/picture">
+                  <pic:nvPicPr>
+                    <pic:cNvPr id="479501180" name="Obrázek 3" descr="Obsah obrázku text, snímek obrazovky, design&#10;&#10;Obsah generovaný pomocí AI může být nesprávný."/>
+                    <pic:cNvPicPr>
+                      <a:picLocks noChangeAspect="1" noChangeArrowheads="1"/>
+                    </pic:cNvPicPr>
+                  </pic:nvPicPr>
+                  <pic:blipFill>
+                    <a:blip r:embed="rId14" cstate="print">
+                      <a:extLst>
+                        <a:ext uri="{28A0092B-C50C-407E-A947-70E740481C1C}">
+                          <a14:useLocalDpi xmlns:a14="http://schemas.microsoft.com/office/drawing/2010/main" val="0"/>
+                        </a:ext>
+                      </a:extLst>
+                    </a:blip>
+                    <a:srcRect/>
+                    <a:stretch>
+                      <a:fillRect/>
+                    </a:stretch>
+                  </pic:blipFill>
+                  <pic:spPr bwMode="auto">
+                    <a:xfrm>
+                      <a:off x="0" y="0"/>
+                      <a:ext cx="3941956" cy="1814109"/>
+                    </a:xfrm>
+                    <a:prstGeom prst="rect">
+                      <a:avLst/>
+                    </a:prstGeom>
+                    <a:noFill/>
+                    <a:ln>
+                      <a:noFill/>
+                    </a:ln>
+                  </pic:spPr>
+                </pic:pic>
+              </a:graphicData>
+            </a:graphic>
+          </wp:inline>
+        </w:drawing>
+      </w:r>
+    </w:p>
+    <w:p>
+      <w:pPr>
+        <w:pStyle w:val="Titulek"/>
+        <w:rPr>
+          <w:noProof/>
+        </w:rPr>
+      </w:pPr>
+      <w:bookmarkStart w:id="5" w:name="_Toc215943188"/>
+      <w:bookmarkStart w:id="6" w:name="_Toc216028306"/>
+      <w:r>
+        <w:t xml:space="preserve">Obrázek </w:t>
+      </w:r>
+      <w:r>
+        <w:fldChar w:fldCharType="begin"/>
+      </w:r>
+      <w:r>
+        <w:instrText xml:space="preserve"> SEQ Obrázek \* ARABIC </w:instrText>
+      </w:r>
+      <w:r>
+        <w:fldChar w:fldCharType="separate"/>
+      </w:r>
+      <w:r>
+        <w:rPr>
+          <w:noProof/>
+        </w:rPr>
+        <w:t>2</w:t>
+      </w:r>
+      <w:r>
+        <w:fldChar w:fldCharType="end"/>
+      </w:r>
+      <w:r>
+        <w:t xml:space="preserve"> - Hlavní stránka</w:t>
+      </w:r>
+      <w:bookmarkEnd w:id="5"/>
+      <w:bookmarkEnd w:id="6"/>
+    </w:p>
+    <w:p>
+      <w:pPr>
+        <w:keepNext/>
+        <w:jc w:val="center"/>
+      </w:pPr>
+      <w:r>
+        <w:rPr>
+          <w:noProof/>
+        </w:rPr>
+        <w:drawing>
+          <wp:inline distT="0" distB="0" distL="0" distR="0" wp14:anchorId="779A0D61" wp14:editId="2D0E6244">
+            <wp:extent cx="3877733" cy="1788776"/>
+            <wp:effectExtent l="0" t="0" r="0" b="2540"/>
+            <wp:docPr id="1326137503" name="Obrázek 1"/>
+            <wp:cNvGraphicFramePr>
+              <a:graphicFrameLocks xmlns:a="http://schemas.openxmlformats.org/drawingml/2006/main" noChangeAspect="1"/>
+            </wp:cNvGraphicFramePr>
+            <a:graphic xmlns:a="http://schemas.openxmlformats.org/drawingml/2006/main">
+              <a:graphicData uri="http://schemas.openxmlformats.org/drawingml/2006/picture">
+                <pic:pic xmlns:pic="http://schemas.openxmlformats.org/drawingml/2006/picture">
+                  <pic:nvPicPr>
+                    <pic:cNvPr id="0" name="Picture 1"/>
+                    <pic:cNvPicPr>
+                      <a:picLocks noChangeAspect="1" noChangeArrowheads="1"/>
+                    </pic:cNvPicPr>
+                  </pic:nvPicPr>
+                  <pic:blipFill>
+                    <a:blip r:embed="rId15" cstate="print">
+                      <a:extLst>
+                        <a:ext uri="{28A0092B-C50C-407E-A947-70E740481C1C}">
+                          <a14:useLocalDpi xmlns:a14="http://schemas.microsoft.com/office/drawing/2010/main" val="0"/>
+                        </a:ext>
+                      </a:extLst>
+                    </a:blip>
+                    <a:srcRect/>
+                    <a:stretch>
+                      <a:fillRect/>
+                    </a:stretch>
+                  </pic:blipFill>
+                  <pic:spPr bwMode="auto">
+                    <a:xfrm>
+                      <a:off x="0" y="0"/>
+                      <a:ext cx="3914683" cy="1805821"/>
+                    </a:xfrm>
+                    <a:prstGeom prst="rect">
+                      <a:avLst/>
+                    </a:prstGeom>
+                    <a:noFill/>
+                    <a:ln>
+                      <a:noFill/>
+                    </a:ln>
+                  </pic:spPr>
+                </pic:pic>
+              </a:graphicData>
+            </a:graphic>
+          </wp:inline>
+        </w:drawing>
+      </w:r>
+    </w:p>
+    <w:p>
+      <w:pPr>
+        <w:pStyle w:val="Titulek"/>
+        <w:rPr>
+          <w:noProof/>
+        </w:rPr>
+      </w:pPr>
+      <w:bookmarkStart w:id="7" w:name="_Toc216028307"/>
+      <w:r>
+        <w:t xml:space="preserve">Obrázek </w:t>
+      </w:r>
+      <w:r>
+        <w:fldChar w:fldCharType="begin"/>
+      </w:r>
+      <w:r>
+        <w:instrText xml:space="preserve"> SEQ Obrázek \* ARABIC </w:instrText>
+      </w:r>
+      <w:r>
+        <w:fldChar w:fldCharType="separate"/>
+      </w:r>
+      <w:r>
+        <w:rPr>
+          <w:noProof/>
+        </w:rPr>
+        <w:t>3</w:t>
+      </w:r>
+      <w:r>
+        <w:fldChar w:fldCharType="end"/>
+      </w:r>
+      <w:r>
+        <w:t xml:space="preserve"> - Pop up hlavní stránky</w:t>
+      </w:r>
+      <w:bookmarkEnd w:id="7"/>
+    </w:p>
+    <w:p>
+      <w:pPr>
+        <w:rPr>
+          <w:noProof/>
+        </w:rPr>
+      </w:pPr>
+      <w:r>
+        <w:rPr>
+          <w:noProof/>
+        </w:rPr>
+        <w:t>Admin stránka s</w:t>
+      </w:r>
+      <w:r>
+        <w:rPr>
+          <w:noProof/>
+        </w:rPr>
+        <w:t xml:space="preserve">louží jako </w:t>
+      </w:r>
+      <w:r>
+        <w:rPr>
+          <w:noProof/>
+        </w:rPr>
+        <w:t>řídicí a diagnostický panel pro WebSocket</w:t>
+      </w:r>
+      <w:r>
+        <w:rPr>
+          <w:noProof/>
+        </w:rPr>
+        <w:t xml:space="preserve">. </w:t>
+      </w:r>
+      <w:r>
+        <w:rPr>
+          <w:noProof/>
+        </w:rPr>
+        <w:t xml:space="preserve">Uživateli se zobrazují </w:t>
+      </w:r>
+      <w:r>
+        <w:rPr>
+          <w:noProof/>
+        </w:rPr>
+        <w:t>informace o roli</w:t>
+      </w:r>
+      <w:r>
+        <w:rPr>
+          <w:noProof/>
+        </w:rPr>
+        <w:t xml:space="preserve">, stavu WebSocketu, </w:t>
+      </w:r>
+      <w:r>
+        <w:rPr>
+          <w:noProof/>
+        </w:rPr>
+        <w:t xml:space="preserve">konektivitě robota </w:t>
+      </w:r>
+      <w:r>
+        <w:rPr>
+          <w:noProof/>
+        </w:rPr>
+        <w:t>a počtu účastníků</w:t>
+      </w:r>
+      <w:r>
+        <w:rPr>
+          <w:noProof/>
+        </w:rPr>
+        <w:t xml:space="preserve">. </w:t>
+      </w:r>
+      <w:r>
+        <w:rPr>
+          <w:noProof/>
+        </w:rPr>
+        <w:t xml:space="preserve">Backend zde </w:t>
+      </w:r>
+      <w:r>
+        <w:rPr>
+          <w:noProof/>
+        </w:rPr>
+        <w:t xml:space="preserve">zajišťuje </w:t>
+      </w:r>
+      <w:r>
+        <w:rPr>
+          <w:noProof/>
+        </w:rPr>
+        <w:t xml:space="preserve">posílání </w:t>
+      </w:r>
+      <w:r>
+        <w:rPr>
+          <w:noProof/>
+        </w:rPr>
+        <w:t xml:space="preserve">a přijímání informací o přítomnosti, rolích, stavu robota a </w:t>
+      </w:r>
+      <w:r>
+        <w:rPr>
+          <w:noProof/>
+        </w:rPr>
+        <w:t xml:space="preserve">událostech. </w:t>
+      </w:r>
+      <w:r>
+        <w:rPr>
+          <w:noProof/>
+        </w:rPr>
+        <w:t xml:space="preserve">Stránka umožňuje administrativní </w:t>
+      </w:r>
+      <w:r>
+        <w:rPr>
+          <w:noProof/>
+        </w:rPr>
+        <w:t>akce</w:t>
+      </w:r>
+      <w:r>
+        <w:rPr>
+          <w:noProof/>
+        </w:rPr>
+        <w:t xml:space="preserve"> pro </w:t>
+      </w:r>
+      <w:r>
+        <w:rPr>
+          <w:noProof/>
+        </w:rPr>
+        <w:t xml:space="preserve">násilné převzetí práva </w:t>
+      </w:r>
+      <w:r>
+        <w:rPr>
+          <w:noProof/>
+        </w:rPr>
+        <w:t xml:space="preserve">interpreta </w:t>
+      </w:r>
+      <w:r>
+        <w:rPr>
+          <w:noProof/>
+        </w:rPr>
+        <w:t xml:space="preserve">a </w:t>
+      </w:r>
+      <w:r>
+        <w:rPr>
+          <w:noProof/>
+        </w:rPr>
+        <w:t>odpojení všech připojených zařízení</w:t>
+      </w:r>
+      <w:r>
+        <w:rPr>
+          <w:noProof/>
+        </w:rPr>
+        <w:t xml:space="preserve">, což u nich vyvolá </w:t>
+      </w:r>
+      <w:r>
+        <w:rPr>
+          <w:noProof/>
+        </w:rPr>
+        <w:t>přenačtení stránky a n</w:t>
+      </w:r>
+      <w:r>
+        <w:rPr>
+          <w:noProof/>
+        </w:rPr>
+        <w:t>ové přiřzení rolí v místnosti</w:t>
+      </w:r>
+      <w:r>
+        <w:rPr>
+          <w:noProof/>
+        </w:rPr>
+        <w:t>.</w:t>
+      </w:r>
+      <w:r>
+        <w:rPr>
+          <w:noProof/>
+        </w:rPr>
+        <w:t xml:space="preserve"> </w:t>
+      </w:r>
+    </w:p>
+    <w:p>
+      <w:pPr>
+        <w:keepNext/>
+        <w:jc w:val="center"/>
+      </w:pPr>
+      <w:r>
+        <w:rPr>
+          <w:noProof/>
+        </w:rPr>
+        <w:lastRenderedPageBreak/>
+        <w:drawing>
+          <wp:inline distT="0" distB="0" distL="0" distR="0" wp14:anchorId="6F74165E" wp14:editId="741E97AF">
+            <wp:extent cx="4160755" cy="1988451"/>
+            <wp:effectExtent l="0" t="0" r="0" b="0"/>
+            <wp:docPr id="435220552" name="Obrázek 7"/>
+            <wp:cNvGraphicFramePr>
+              <a:graphicFrameLocks xmlns:a="http://schemas.openxmlformats.org/drawingml/2006/main" noChangeAspect="1"/>
+            </wp:cNvGraphicFramePr>
+            <a:graphic xmlns:a="http://schemas.openxmlformats.org/drawingml/2006/main">
+              <a:graphicData uri="http://schemas.openxmlformats.org/drawingml/2006/picture">
+                <pic:pic xmlns:pic="http://schemas.openxmlformats.org/drawingml/2006/picture">
+                  <pic:nvPicPr>
+                    <pic:cNvPr id="0" name="Picture 7"/>
+                    <pic:cNvPicPr>
+                      <a:picLocks noChangeAspect="1" noChangeArrowheads="1"/>
+                    </pic:cNvPicPr>
+                  </pic:nvPicPr>
+                  <pic:blipFill>
+                    <a:blip r:embed="rId16" cstate="print">
+                      <a:extLst>
+                        <a:ext uri="{28A0092B-C50C-407E-A947-70E740481C1C}">
+                          <a14:useLocalDpi xmlns:a14="http://schemas.microsoft.com/office/drawing/2010/main" val="0"/>
+                        </a:ext>
+                      </a:extLst>
+                    </a:blip>
+                    <a:srcRect/>
+                    <a:stretch>
+                      <a:fillRect/>
+                    </a:stretch>
+                  </pic:blipFill>
+                  <pic:spPr bwMode="auto">
+                    <a:xfrm>
+                      <a:off x="0" y="0"/>
+                      <a:ext cx="4167588" cy="1991716"/>
+                    </a:xfrm>
+                    <a:prstGeom prst="rect">
+                      <a:avLst/>
+                    </a:prstGeom>
+                    <a:noFill/>
+                    <a:ln>
+                      <a:noFill/>
+                    </a:ln>
+                  </pic:spPr>
+                </pic:pic>
+              </a:graphicData>
+            </a:graphic>
+          </wp:inline>
+        </w:drawing>
+      </w:r>
+    </w:p>
+    <w:p>
+      <w:pPr>
+        <w:pStyle w:val="Titulek"/>
+      </w:pPr>
+      <w:bookmarkStart w:id="8" w:name="_Toc216028308"/>
+      <w:r>
+        <w:t xml:space="preserve">Obrázek </w:t>
+      </w:r>
+      <w:r>
+        <w:fldChar w:fldCharType="begin"/>
+      </w:r>
+      <w:r>
+        <w:instrText xml:space="preserve"> SEQ Obrázek \* ARABIC </w:instrText>
+      </w:r>
+      <w:r>
+        <w:fldChar w:fldCharType="separate"/>
+      </w:r>
+      <w:r>
+        <w:rPr>
+          <w:noProof/>
+        </w:rPr>
+        <w:t>4</w:t>
+      </w:r>
+      <w:r>
+        <w:fldChar w:fldCharType="end"/>
+      </w:r>
+      <w:r>
+        <w:t xml:space="preserve"> - Admin stránka</w:t>
+      </w:r>
+      <w:bookmarkEnd w:id="8"/>
+    </w:p>
+    <w:p>
+      <w:pPr>
+        <w:keepNext/>
+        <w:jc w:val="center"/>
+      </w:pPr>
+      <w:r>
+        <w:rPr>
+          <w:noProof/>
+        </w:rPr>
+        <w:drawing>
+          <wp:inline distT="0" distB="0" distL="0" distR="0" wp14:anchorId="1A70BD62" wp14:editId="786F8C39">
+            <wp:extent cx="2381693" cy="1604256"/>
+            <wp:effectExtent l="0" t="0" r="0" b="0"/>
+            <wp:docPr id="1484097675" name="Obrázek 6" descr="Obsah obrázku text, snímek obrazovky, Písmo, řada/pruh&#10;&#10;Obsah generovaný pomocí AI může být nesprávný."/>
+            <wp:cNvGraphicFramePr>
+              <a:graphicFrameLocks xmlns:a="http://schemas.openxmlformats.org/drawingml/2006/main" noChangeAspect="1"/>
+            </wp:cNvGraphicFramePr>
+            <a:graphic xmlns:a="http://schemas.openxmlformats.org/drawingml/2006/main">
+              <a:graphicData uri="http://schemas.openxmlformats.org/drawingml/2006/picture">
+                <pic:pic xmlns:pic="http://schemas.openxmlformats.org/drawingml/2006/picture">
+                  <pic:nvPicPr>
+                    <pic:cNvPr id="1484097675" name="Obrázek 6" descr="Obsah obrázku text, snímek obrazovky, Písmo, řada/pruh&#10;&#10;Obsah generovaný pomocí AI může být nesprávný."/>
+                    <pic:cNvPicPr>
+                      <a:picLocks noChangeAspect="1" noChangeArrowheads="1"/>
+                    </pic:cNvPicPr>
+                  </pic:nvPicPr>
+                  <pic:blipFill>
+                    <a:blip r:embed="rId17">
+                      <a:extLst>
+                        <a:ext uri="{28A0092B-C50C-407E-A947-70E740481C1C}">
+                          <a14:useLocalDpi xmlns:a14="http://schemas.microsoft.com/office/drawing/2010/main" val="0"/>
+                        </a:ext>
+                      </a:extLst>
+                    </a:blip>
+                    <a:srcRect/>
+                    <a:stretch>
+                      <a:fillRect/>
+                    </a:stretch>
+                  </pic:blipFill>
+                  <pic:spPr bwMode="auto">
+                    <a:xfrm>
+                      <a:off x="0" y="0"/>
+                      <a:ext cx="2389312" cy="1609388"/>
+                    </a:xfrm>
+                    <a:prstGeom prst="rect">
+                      <a:avLst/>
+                    </a:prstGeom>
+                    <a:noFill/>
+                    <a:ln>
+                      <a:noFill/>
+                    </a:ln>
+                  </pic:spPr>
+                </pic:pic>
+              </a:graphicData>
+            </a:graphic>
+          </wp:inline>
+        </w:drawing>
+      </w:r>
+    </w:p>
+    <w:p>
+      <w:pPr>
+        <w:pStyle w:val="Titulek"/>
+        <w:rPr>
+          <w:noProof/>
+        </w:rPr>
+      </w:pPr>
+      <w:bookmarkStart w:id="9" w:name="_Toc215943190"/>
+      <w:bookmarkStart w:id="10" w:name="_Toc216028309"/>
+      <w:r>
+        <w:t xml:space="preserve">Obrázek </w:t>
+      </w:r>
+      <w:r>
+        <w:fldChar w:fldCharType="begin"/>
+      </w:r>
+      <w:r>
+        <w:instrText xml:space="preserve"> SEQ Obrázek \* ARABIC </w:instrText>
+      </w:r>
+      <w:r>
+        <w:fldChar w:fldCharType="separate"/>
+      </w:r>
+      <w:r>
+        <w:rPr>
+          <w:noProof/>
+        </w:rPr>
+        <w:t>5</w:t>
+      </w:r>
+      <w:r>
+        <w:fldChar w:fldCharType="end"/>
+      </w:r>
+      <w:r>
+        <w:t xml:space="preserve"> - Pop up</w:t>
+      </w:r>
+      <w:bookmarkEnd w:id="9"/>
+      <w:bookmarkEnd w:id="10"/>
+    </w:p>
+    <w:p>
+      <w:pPr>
+        <w:rPr>
+          <w:noProof/>
+        </w:rPr>
+      </w:pPr>
+      <w:r>
+        <w:rPr>
+          <w:noProof/>
+        </w:rPr>
+        <w:t>Pro</w:t>
+      </w:r>
+      <w:r>
+        <w:rPr>
+          <w:noProof/>
+        </w:rPr>
+        <w:t xml:space="preserve"> strán</w:t>
+      </w:r>
+      <w:r>
+        <w:rPr>
+          <w:noProof/>
+        </w:rPr>
+        <w:t>ku</w:t>
+      </w:r>
+      <w:r>
+        <w:rPr>
+          <w:noProof/>
+        </w:rPr>
+        <w:t xml:space="preserve"> piano</w:t>
+      </w:r>
+      <w:r>
+        <w:rPr>
+          <w:noProof/>
+        </w:rPr>
+        <w:t xml:space="preserve"> jsme si nadefinovali počet kláves, které je robot schopen bezpečně nahrát. Každé klávese jsme nadefinovali jedinečné ID, které předáváme dál</w:t>
+      </w:r>
+      <w:r>
+        <w:rPr>
+          <w:noProof/>
+        </w:rPr>
+        <w:t>e po zmáčknutí</w:t>
+      </w:r>
+      <w:r>
+        <w:rPr>
+          <w:noProof/>
+        </w:rPr>
+        <w:t xml:space="preserve">. Při zmáčknutí </w:t>
+      </w:r>
+      <w:r>
+        <w:rPr>
+          <w:noProof/>
+        </w:rPr>
+        <w:t xml:space="preserve">také vyhodnocujeme </w:t>
+      </w:r>
+      <w:r>
+        <w:rPr>
+          <w:noProof/>
+        </w:rPr>
+        <w:t xml:space="preserve">délku zmáčknutí pro možnost hraní klávesy uživatelem po dobu stlačení klávesy. </w:t>
+      </w:r>
+      <w:r>
+        <w:rPr>
+          <w:noProof/>
+        </w:rPr>
+        <w:t xml:space="preserve">Stránka </w:t>
+      </w:r>
+      <w:r>
+        <w:rPr>
+          <w:noProof/>
+        </w:rPr>
+        <w:t xml:space="preserve">piano </w:t>
+      </w:r>
+      <w:r>
+        <w:rPr>
+          <w:noProof/>
+        </w:rPr>
+        <w:t xml:space="preserve">provádí </w:t>
+      </w:r>
+      <w:r>
+        <w:rPr>
+          <w:noProof/>
+        </w:rPr>
+        <w:t>periodické</w:t>
+      </w:r>
+      <w:r>
+        <w:rPr>
+          <w:noProof/>
+        </w:rPr>
+        <w:t xml:space="preserve"> </w:t>
+      </w:r>
+      <w:r>
+        <w:rPr>
+          <w:noProof/>
+        </w:rPr>
+        <w:t>stahování</w:t>
+      </w:r>
+      <w:r>
+        <w:rPr>
+          <w:noProof/>
+        </w:rPr>
+        <w:t xml:space="preserve"> stavu ro</w:t>
+      </w:r>
+      <w:r>
+        <w:rPr>
+          <w:noProof/>
+        </w:rPr>
+        <w:t>bo</w:t>
+      </w:r>
+      <w:r>
+        <w:rPr>
+          <w:noProof/>
+        </w:rPr>
+        <w:t xml:space="preserve">ta </w:t>
+      </w:r>
+      <w:r>
+        <w:rPr>
+          <w:noProof/>
+        </w:rPr>
+        <w:t xml:space="preserve">a udržuje propojení </w:t>
+      </w:r>
+      <w:r>
+        <w:rPr>
+          <w:noProof/>
+        </w:rPr>
+        <w:t>s backendem přes WebSocket</w:t>
+      </w:r>
+      <w:r>
+        <w:rPr>
+          <w:noProof/>
+        </w:rPr>
+        <w:t xml:space="preserve">. </w:t>
+      </w:r>
+    </w:p>
+    <w:p>
+      <w:pPr>
+        <w:keepNext/>
+        <w:jc w:val="center"/>
+      </w:pPr>
+      <w:r>
+        <w:rPr>
+          <w:noProof/>
+        </w:rPr>
+        <w:drawing>
+          <wp:inline distT="0" distB="0" distL="0" distR="0" wp14:anchorId="3739FF0E" wp14:editId="1F02E981">
+            <wp:extent cx="4178596" cy="1930854"/>
+            <wp:effectExtent l="0" t="0" r="0" b="0"/>
+            <wp:docPr id="454310463" name="Obrázek 4" descr="Obsah obrázku klavír, Klávesy, hudební nástroj, Digitální piano&#10;&#10;Obsah generovaný pomocí AI může být nesprávný."/>
+            <wp:cNvGraphicFramePr>
+              <a:graphicFrameLocks xmlns:a="http://schemas.openxmlformats.org/drawingml/2006/main" noChangeAspect="1"/>
+            </wp:cNvGraphicFramePr>
+            <a:graphic xmlns:a="http://schemas.openxmlformats.org/drawingml/2006/main">
+              <a:graphicData uri="http://schemas.openxmlformats.org/drawingml/2006/picture">
+                <pic:pic xmlns:pic="http://schemas.openxmlformats.org/drawingml/2006/picture">
+                  <pic:nvPicPr>
+                    <pic:cNvPr id="454310463" name="Obrázek 4" descr="Obsah obrázku klavír, Klávesy, hudební nástroj, Digitální piano&#10;&#10;Obsah generovaný pomocí AI může být nesprávný."/>
+                    <pic:cNvPicPr>
+                      <a:picLocks noChangeAspect="1" noChangeArrowheads="1"/>
+                    </pic:cNvPicPr>
+                  </pic:nvPicPr>
+                  <pic:blipFill>
+                    <a:blip r:embed="rId18" cstate="print">
+                      <a:extLst>
+                        <a:ext uri="{28A0092B-C50C-407E-A947-70E740481C1C}">
+                          <a14:useLocalDpi xmlns:a14="http://schemas.microsoft.com/office/drawing/2010/main" val="0"/>
+                        </a:ext>
+                      </a:extLst>
+                    </a:blip>
+                    <a:srcRect/>
+                    <a:stretch>
+                      <a:fillRect/>
+                    </a:stretch>
+                  </pic:blipFill>
+                  <pic:spPr bwMode="auto">
+                    <a:xfrm>
+                      <a:off x="0" y="0"/>
+                      <a:ext cx="4183025" cy="1932900"/>
+                    </a:xfrm>
+                    <a:prstGeom prst="rect">
+                      <a:avLst/>
+                    </a:prstGeom>
+                    <a:noFill/>
+                    <a:ln>
+                      <a:noFill/>
+                    </a:ln>
+                  </pic:spPr>
+                </pic:pic>
+              </a:graphicData>
+            </a:graphic>
+          </wp:inline>
+        </w:drawing>
+      </w:r>
+    </w:p>
+    <w:p>
+      <w:pPr>
+        <w:pStyle w:val="Titulek"/>
+        <w:rPr>
+          <w:noProof/>
+        </w:rPr>
+      </w:pPr>
+      <w:bookmarkStart w:id="11" w:name="_Toc215943191"/>
+      <w:bookmarkStart w:id="12" w:name="_Toc216028310"/>
+      <w:r>
+        <w:t xml:space="preserve">Obrázek </w:t>
+      </w:r>
+      <w:r>
+        <w:fldChar w:fldCharType="begin"/>
+      </w:r>
+      <w:r>
+        <w:instrText xml:space="preserve"> SEQ Obrázek \* ARABIC </w:instrText>
+      </w:r>
+      <w:r>
+        <w:fldChar w:fldCharType="separate"/>
+      </w:r>
+      <w:r>
+        <w:rPr>
+          <w:noProof/>
+        </w:rPr>
+        <w:t>6</w:t>
+      </w:r>
+      <w:r>
+        <w:fldChar w:fldCharType="end"/>
+      </w:r>
+      <w:r>
+        <w:t xml:space="preserve"> - Piano stránka</w:t>
+      </w:r>
+      <w:bookmarkEnd w:id="11"/>
+      <w:bookmarkEnd w:id="12"/>
+    </w:p>
+    <w:p>
+      <w:r>
+        <w:t xml:space="preserve">Stránka </w:t>
+      </w:r>
+      <w:r>
+        <w:t>skladby</w:t>
+      </w:r>
+      <w:r>
+        <w:t xml:space="preserve"> </w:t>
+      </w:r>
+      <w:r>
+        <w:t xml:space="preserve">poskytuje jednoduché </w:t>
+      </w:r>
+      <w:r>
+        <w:t xml:space="preserve">rozhraní pro hraní předdefinovaných skladeb v robotovi. </w:t>
+      </w:r>
+      <w:r>
+        <w:t xml:space="preserve">Stránka </w:t>
+      </w:r>
+      <w:r>
+        <w:t>skladby</w:t>
+      </w:r>
+      <w:r>
+        <w:t xml:space="preserve"> také provádí </w:t>
+      </w:r>
+      <w:r>
+        <w:t>periodi</w:t>
+      </w:r>
+      <w:r>
+        <w:t>cké stahování</w:t>
+      </w:r>
+      <w:r>
+        <w:t xml:space="preserve"> stavu robota</w:t>
+      </w:r>
+      <w:r>
+        <w:t xml:space="preserve"> a udržuje tak spojení s </w:t>
+      </w:r>
+      <w:r>
+        <w:rPr>
+          <w:noProof/>
+        </w:rPr>
+        <w:t xml:space="preserve">backendem </w:t>
+      </w:r>
+      <w:r>
+        <w:t>p</w:t>
+      </w:r>
+      <w:r>
+        <w:t xml:space="preserve">řes </w:t>
+      </w:r>
+      <w:proofErr w:type="spellStart"/>
+      <w:r>
+        <w:t>WebSocket</w:t>
+      </w:r>
+      <w:proofErr w:type="spellEnd"/>
+      <w:r>
+        <w:t>.</w:t>
+      </w:r>
+    </w:p>
+    <w:p>
+      <w:pPr>
+        <w:keepNext/>
+        <w:jc w:val="center"/>
+      </w:pPr>
+      <w:r>
+        <w:rPr>
+          <w:noProof/>
+        </w:rPr>
+        <w:lastRenderedPageBreak/>
+        <w:drawing>
+          <wp:inline distT="0" distB="0" distL="0" distR="0" wp14:anchorId="316A9D78" wp14:editId="3C3CBBFB">
+            <wp:extent cx="4029740" cy="1918289"/>
+            <wp:effectExtent l="0" t="0" r="0" b="6350"/>
+            <wp:docPr id="693785553" name="Obrázek 5" descr="Obsah obrázku text, snímek obrazovky, Písmo&#10;&#10;Obsah generovaný pomocí AI může být nesprávný."/>
+            <wp:cNvGraphicFramePr>
+              <a:graphicFrameLocks xmlns:a="http://schemas.openxmlformats.org/drawingml/2006/main" noChangeAspect="1"/>
+            </wp:cNvGraphicFramePr>
+            <a:graphic xmlns:a="http://schemas.openxmlformats.org/drawingml/2006/main">
+              <a:graphicData uri="http://schemas.openxmlformats.org/drawingml/2006/picture">
+                <pic:pic xmlns:pic="http://schemas.openxmlformats.org/drawingml/2006/picture">
+                  <pic:nvPicPr>
+                    <pic:cNvPr id="693785553" name="Obrázek 5" descr="Obsah obrázku text, snímek obrazovky, Písmo&#10;&#10;Obsah generovaný pomocí AI může být nesprávný."/>
+                    <pic:cNvPicPr>
+                      <a:picLocks noChangeAspect="1" noChangeArrowheads="1"/>
+                    </pic:cNvPicPr>
+                  </pic:nvPicPr>
+                  <pic:blipFill>
+                    <a:blip r:embed="rId19" cstate="print">
+                      <a:extLst>
+                        <a:ext uri="{28A0092B-C50C-407E-A947-70E740481C1C}">
+                          <a14:useLocalDpi xmlns:a14="http://schemas.microsoft.com/office/drawing/2010/main" val="0"/>
+                        </a:ext>
+                      </a:extLst>
+                    </a:blip>
+                    <a:srcRect/>
+                    <a:stretch>
+                      <a:fillRect/>
+                    </a:stretch>
+                  </pic:blipFill>
+                  <pic:spPr bwMode="auto">
+                    <a:xfrm>
+                      <a:off x="0" y="0"/>
+                      <a:ext cx="4035262" cy="1920918"/>
+                    </a:xfrm>
+                    <a:prstGeom prst="rect">
+                      <a:avLst/>
+                    </a:prstGeom>
+                    <a:noFill/>
+                    <a:ln>
+                      <a:noFill/>
+                    </a:ln>
+                  </pic:spPr>
+                </pic:pic>
+              </a:graphicData>
+            </a:graphic>
+          </wp:inline>
+        </w:drawing>
+      </w:r>
+    </w:p>
+    <w:p>
+      <w:pPr>
+        <w:pStyle w:val="Titulek"/>
+        <w:rPr>
+          <w:noProof/>
+        </w:rPr>
+      </w:pPr>
+      <w:bookmarkStart w:id="13" w:name="_Toc215943192"/>
+      <w:bookmarkStart w:id="14" w:name="_Toc216028311"/>
+      <w:r>
+        <w:t xml:space="preserve">Obrázek </w:t>
+      </w:r>
+      <w:r>
+        <w:fldChar w:fldCharType="begin"/>
+      </w:r>
+      <w:r>
+        <w:instrText xml:space="preserve"> SEQ Obrázek \* ARABIC </w:instrText>
+      </w:r>
+      <w:r>
+        <w:fldChar w:fldCharType="separate"/>
+      </w:r>
+      <w:r>
+        <w:rPr>
+          <w:noProof/>
+        </w:rPr>
+        <w:t>7</w:t>
+      </w:r>
+      <w:r>
+        <w:fldChar w:fldCharType="end"/>
+      </w:r>
+      <w:r>
+        <w:t xml:space="preserve"> - Skladby stránka</w:t>
+      </w:r>
+      <w:bookmarkEnd w:id="13"/>
+      <w:bookmarkEnd w:id="14"/>
+    </w:p>
+    <w:p>
+      <w:pPr>
+        <w:pStyle w:val="Nadpis2"/>
+      </w:pPr>
+      <w:bookmarkStart w:id="15" w:name="_Toc216027480"/>
+      <w:r>
+        <w:t>Tok dat</w:t>
+      </w:r>
+      <w:bookmarkEnd w:id="15"/>
+    </w:p>
+    <w:p>
+      <w:r>
+        <w:t>Celý systém je založen na komunikaci mezi uživatelským rozhraním (</w:t>
+      </w:r>
+      <w:proofErr w:type="spellStart"/>
+      <w:r>
+        <w:t>Frontend</w:t>
+      </w:r>
+      <w:proofErr w:type="spellEnd"/>
+      <w:r>
+        <w:t>), serverovou částí (</w:t>
+      </w:r>
+      <w:proofErr w:type="spellStart"/>
+      <w:r>
+        <w:t>Backend</w:t>
+      </w:r>
+      <w:proofErr w:type="spellEnd"/>
+      <w:r>
+        <w:t xml:space="preserve"> – </w:t>
+      </w:r>
+      <w:proofErr w:type="spellStart"/>
+      <w:r>
+        <w:t>FastAPI</w:t>
+      </w:r>
+      <w:proofErr w:type="spellEnd"/>
+      <w:r>
+        <w:t xml:space="preserve"> + </w:t>
+      </w:r>
+      <w:proofErr w:type="spellStart"/>
+      <w:r>
+        <w:t>OpenShowVar</w:t>
+      </w:r>
+      <w:proofErr w:type="spellEnd"/>
+      <w:r>
+        <w:t xml:space="preserve"> služba) a samotným KUKA robotickým driverem. Uživatel může systém ovládat jak z</w:t>
+      </w:r>
+      <w:r>
+        <w:t> </w:t>
+      </w:r>
+      <w:r>
+        <w:t>mobilní</w:t>
+      </w:r>
+      <w:r>
+        <w:t>ho, tak z počítačového webového rozhraní</w:t>
+      </w:r>
+      <w:r>
+        <w:t>.</w:t>
+      </w:r>
+    </w:p>
+    <w:p>
+      <w:pPr>
+        <w:keepNext/>
+        <w:jc w:val="center"/>
+      </w:pPr>
+      <w:r>
+        <w:drawing>
+          <wp:inline distT="0" distB="0" distL="0" distR="0" wp14:anchorId="796AAF25" wp14:editId="77DF0DF6">
+            <wp:extent cx="5555264" cy="1253067"/>
+            <wp:effectExtent l="0" t="0" r="7620" b="0"/>
+            <wp:docPr id="863116335" name="Obrázek 2" descr="Obsah obrázku text, snímek obrazovky, Písmo, řada/pruh&#10;&#10;Obsah generovaný pomocí AI může být nesprávný."/>
+            <wp:cNvGraphicFramePr>
+              <a:graphicFrameLocks xmlns:a="http://schemas.openxmlformats.org/drawingml/2006/main" noChangeAspect="1"/>
+            </wp:cNvGraphicFramePr>
+            <a:graphic xmlns:a="http://schemas.openxmlformats.org/drawingml/2006/main">
+              <a:graphicData uri="http://schemas.openxmlformats.org/drawingml/2006/picture">
+                <pic:pic xmlns:pic="http://schemas.openxmlformats.org/drawingml/2006/picture">
+                  <pic:nvPicPr>
+                    <pic:cNvPr id="863116335" name="Obrázek 2" descr="Obsah obrázku text, snímek obrazovky, Písmo, řada/pruh&#10;&#10;Obsah generovaný pomocí AI může být nesprávný."/>
+                    <pic:cNvPicPr>
+                      <a:picLocks noChangeAspect="1" noChangeArrowheads="1"/>
+                    </pic:cNvPicPr>
+                  </pic:nvPicPr>
+                  <pic:blipFill>
+                    <a:blip r:embed="rId20" cstate="print">
+                      <a:extLst>
+                        <a:ext uri="{28A0092B-C50C-407E-A947-70E740481C1C}">
+                          <a14:useLocalDpi xmlns:a14="http://schemas.microsoft.com/office/drawing/2010/main" val="0"/>
+                        </a:ext>
+                      </a:extLst>
+                    </a:blip>
+                    <a:srcRect/>
+                    <a:stretch>
+                      <a:fillRect/>
+                    </a:stretch>
+                  </pic:blipFill>
+                  <pic:spPr bwMode="auto">
+                    <a:xfrm>
+                      <a:off x="0" y="0"/>
+                      <a:ext cx="5641299" cy="1272473"/>
+                    </a:xfrm>
+                    <a:prstGeom prst="rect">
+                      <a:avLst/>
+                    </a:prstGeom>
+                    <a:noFill/>
+                    <a:ln>
+                      <a:noFill/>
+                    </a:ln>
+                  </pic:spPr>
+                </pic:pic>
+              </a:graphicData>
+            </a:graphic>
+          </wp:inline>
+        </w:drawing>
+      </w:r>
+    </w:p>
+    <w:p>
+      <w:pPr>
+        <w:pStyle w:val="Titulek"/>
+      </w:pPr>
+      <w:bookmarkStart w:id="16" w:name="_Toc216028312"/>
+      <w:r>
+        <w:t xml:space="preserve">Obrázek </w:t>
+      </w:r>
+      <w:r>
+        <w:fldChar w:fldCharType="begin"/>
+      </w:r>
+      <w:r>
+        <w:instrText xml:space="preserve"> SEQ Obrázek \* ARABIC </w:instrText>
+      </w:r>
+      <w:r>
+        <w:fldChar w:fldCharType="separate"/>
+      </w:r>
+      <w:r>
+        <w:rPr>
+          <w:noProof/>
+        </w:rPr>
+        <w:t>8</w:t>
+      </w:r>
+      <w:r>
+        <w:fldChar w:fldCharType="end"/>
+      </w:r>
+      <w:r>
+        <w:t xml:space="preserve"> - Blokové schéma toku dat</w:t>
+      </w:r>
+      <w:bookmarkEnd w:id="16"/>
+    </w:p>
+    <w:p>
+      <w:r>
+        <w:t xml:space="preserve">Schéma toku dat při stisknutí klávesy </w:t>
+      </w:r>
+      <w:r>
+        <w:t>znázorňuje, jak systém zpracuje konkrétní vstup r webového rozhraní</w:t>
+      </w:r>
+      <w:r>
+        <w:t xml:space="preserve">, například stisknutí a uvolnění klávesy. </w:t>
+      </w:r>
+      <w:proofErr w:type="spellStart"/>
+      <w:r>
+        <w:t>Backend</w:t>
+      </w:r>
+      <w:proofErr w:type="spellEnd"/>
+      <w:r>
+        <w:t xml:space="preserve"> přijme požadavek a přeloží jej na odpovídající robotický povel</w:t>
+      </w:r>
+      <w:r>
+        <w:t xml:space="preserve">, což reprezentuje pokyn hraj </w:t>
+      </w:r>
+      <w:r>
+        <w:t xml:space="preserve">notu, jakou cílovou notu a definovanou délku prodlevy, kterou by měl </w:t>
+      </w:r>
+      <w:r>
+        <w:t xml:space="preserve">robot dodržet. KUKA driver následně započne pohyb a fyzicky stiskne zvolenou klávesu na pianu. </w:t>
+      </w:r>
+      <w:r>
+        <w:t xml:space="preserve">Po ukončení pohybu se robot vrací do výchozí pozice a opět čeká na příchozí pokyn. </w:t>
+      </w:r>
+    </w:p>
+    <w:p>
+      <w:pPr>
+        <w:keepNext/>
+        <w:jc w:val="center"/>
+      </w:pPr>
+      <w:r>
+        <w:drawing>
+          <wp:inline distT="0" distB="0" distL="0" distR="0" wp14:anchorId="2088A114" wp14:editId="12AA8A43">
+            <wp:extent cx="5760720" cy="1249045"/>
+            <wp:effectExtent l="0" t="0" r="0" b="8255"/>
+            <wp:docPr id="3" name="Obrázek 2" descr="Obsah obrázku text, snímek obrazovky, řada/pruh, bílé&#10;&#10;Obsah generovaný pomocí AI může být nesprávný.">
+              <a:extLst xmlns:a="http://schemas.openxmlformats.org/drawingml/2006/main">
+                <a:ext uri="{FF2B5EF4-FFF2-40B4-BE49-F238E27FC236}">
+                  <a16:creationId xmlns:a16="http://schemas.microsoft.com/office/drawing/2014/main" id="{9E624B44-7949-A6F1-E9A5-E7A1FC7D0C50}"/>
+                </a:ext>
+              </a:extLst>
+            </wp:docPr>
+            <wp:cNvGraphicFramePr>
+              <a:graphicFrameLocks xmlns:a="http://schemas.openxmlformats.org/drawingml/2006/main" noChangeAspect="1"/>
+            </wp:cNvGraphicFramePr>
+            <a:graphic xmlns:a="http://schemas.openxmlformats.org/drawingml/2006/main">
+              <a:graphicData uri="http://schemas.openxmlformats.org/drawingml/2006/picture">
+                <pic:pic xmlns:pic="http://schemas.openxmlformats.org/drawingml/2006/picture">
+                  <pic:nvPicPr>
+                    <pic:cNvPr id="3" name="Obrázek 2" descr="Obsah obrázku text, snímek obrazovky, řada/pruh, bílé&#10;&#10;Obsah generovaný pomocí AI může být nesprávný.">
+                      <a:extLst>
+                        <a:ext uri="{FF2B5EF4-FFF2-40B4-BE49-F238E27FC236}">
+                          <a16:creationId xmlns:a16="http://schemas.microsoft.com/office/drawing/2014/main" id="{9E624B44-7949-A6F1-E9A5-E7A1FC7D0C50}"/>
+                        </a:ext>
+                      </a:extLst>
+                    </pic:cNvPr>
+                    <pic:cNvPicPr>
+                      <a:picLocks noChangeAspect="1"/>
+                    </pic:cNvPicPr>
+                  </pic:nvPicPr>
+                  <pic:blipFill>
+                    <a:blip r:embed="rId21"/>
                     <a:stretch>
                       <a:fillRect/>
                     </a:stretch>
@@ -2395,7 +4060,7 @@
                   <pic:spPr>
                     <a:xfrm>
                       <a:off x="0" y="0"/>
-                      <a:ext cx="1253366" cy="1324696"/>
+                      <a:ext cx="5760720" cy="1249045"/>
                     </a:xfrm>
                     <a:prstGeom prst="rect">
                       <a:avLst/>
@@ -2412,15 +4077,15 @@
       <w:pPr>
         <w:pStyle w:val="Titulek"/>
       </w:pPr>
-      <w:bookmarkStart w:id="11" w:name="_Toc179223436"/>
-      <w:r>
-        <w:t xml:space="preserve">Obr. </w:t>
+      <w:bookmarkStart w:id="17" w:name="_Toc216028313"/>
+      <w:r>
+        <w:t xml:space="preserve">Obrázek </w:t>
       </w:r>
       <w:r>
         <w:fldChar w:fldCharType="begin"/>
       </w:r>
       <w:r>
-        <w:instrText xml:space="preserve"> SEQ Obr. \* ARABIC </w:instrText>
+        <w:instrText xml:space="preserve"> SEQ Obrázek \* ARABIC </w:instrText>
       </w:r>
       <w:r>
         <w:fldChar w:fldCharType="separate"/>
@@ -2429,406 +4094,398 @@
         <w:rPr>
           <w:noProof/>
         </w:rPr>
-        <w:t>1</w:t>
-      </w:r>
-      <w:r>
-        <w:rPr>
-          <w:noProof/>
-        </w:rPr>
+        <w:t>9</w:t>
+      </w:r>
+      <w:r>
         <w:fldChar w:fldCharType="end"/>
       </w:r>
       <w:r>
-        <w:t xml:space="preserve"> Popis obrázku</w:t>
-      </w:r>
-      <w:bookmarkEnd w:id="11"/>
+        <w:t xml:space="preserve"> - Blokové schéma toku dat</w:t>
+      </w:r>
+      <w:r>
+        <w:t xml:space="preserve"> při stisknutí klávesy</w:t>
+      </w:r>
+      <w:bookmarkEnd w:id="17"/>
+    </w:p>
+    <w:p>
+      <w:pPr>
+        <w:pStyle w:val="Nadpis2"/>
+      </w:pPr>
+      <w:bookmarkStart w:id="18" w:name="_Toc216027481"/>
+      <w:r>
+        <w:t>Role</w:t>
+      </w:r>
+      <w:bookmarkEnd w:id="18"/>
+    </w:p>
+    <w:p>
+      <w:r>
+        <w:t xml:space="preserve">V aplikaci rozlišujeme dvě role, </w:t>
+      </w:r>
+      <w:proofErr w:type="spellStart"/>
+      <w:r>
+        <w:t>watcher</w:t>
+      </w:r>
+      <w:proofErr w:type="spellEnd"/>
+      <w:r>
+        <w:t xml:space="preserve"> (pozorovatel) a performer (</w:t>
+      </w:r>
+      <w:r>
+        <w:t>interpret</w:t>
+      </w:r>
+      <w:r>
+        <w:t>). Je to z důvodu omezení práv připojeným uživatelům</w:t>
+      </w:r>
+      <w:r>
+        <w:t>, aby nevznikala kolize v</w:t>
+      </w:r>
+      <w:r>
+        <w:t> </w:t>
+      </w:r>
+      <w:r>
+        <w:t>komunikaci</w:t>
+      </w:r>
+      <w:r>
+        <w:t xml:space="preserve"> a ovládání robota</w:t>
+      </w:r>
+      <w:r>
+        <w:t>.</w:t>
+      </w:r>
+      <w:r>
+        <w:t xml:space="preserve"> Performer má práva na otevírání stránek a interagovat v nich. </w:t>
+      </w:r>
+      <w:proofErr w:type="spellStart"/>
+      <w:r>
+        <w:t>Watcher</w:t>
+      </w:r>
+      <w:proofErr w:type="spellEnd"/>
+      <w:r>
+        <w:t xml:space="preserve"> nemá práva na otevírání stránek, vidí pouze </w:t>
+      </w:r>
+      <w:r>
+        <w:t xml:space="preserve">hlavní stránku </w:t>
+      </w:r>
+      <w:r>
+        <w:t xml:space="preserve">a může pouze při neaktivitě performera převzít status performera. </w:t>
+      </w:r>
+      <w:r>
+        <w:t xml:space="preserve">Pokud je někdo jiný performer a je aktivní, </w:t>
+      </w:r>
+      <w:proofErr w:type="spellStart"/>
+      <w:r>
+        <w:t>převžetí</w:t>
+      </w:r>
+      <w:proofErr w:type="spellEnd"/>
+      <w:r>
+        <w:t xml:space="preserve"> performera je zakázáno a je vyobrazena </w:t>
+      </w:r>
+      <w:r>
+        <w:t>hláška o zamítnutí převzetí.</w:t>
+      </w:r>
+      <w:r>
+        <w:t xml:space="preserve"> </w:t>
+      </w:r>
+      <w:r>
+        <w:lastRenderedPageBreak/>
+        <w:t xml:space="preserve">Může také otevřít admin stránku pro vyhrazení práv performera, </w:t>
+      </w:r>
+      <w:r>
+        <w:t>v případě zadání příslušného heslo</w:t>
+      </w:r>
+      <w:r>
+        <w:t xml:space="preserve"> do </w:t>
+      </w:r>
+      <w:proofErr w:type="spellStart"/>
+      <w:r>
+        <w:t>popupu</w:t>
+      </w:r>
+      <w:proofErr w:type="spellEnd"/>
+      <w:r>
+        <w:t xml:space="preserve"> pro otevření samotné stránky</w:t>
+      </w:r>
+      <w:r>
+        <w:t>.</w:t>
+      </w:r>
+    </w:p>
+    <w:p>
+      <w:pPr>
+        <w:pStyle w:val="Nadpis2"/>
+      </w:pPr>
+      <w:bookmarkStart w:id="19" w:name="_Toc216027482"/>
+      <w:r>
+        <w:t>Ošetření stavů/scénářů</w:t>
+      </w:r>
+      <w:bookmarkEnd w:id="19"/>
+    </w:p>
+    <w:p>
+      <w:r>
+        <w:t xml:space="preserve">Aby byl zajištěn hladký průběh ovládání robota jsou jednotlivé stránky a funkce opatřeny ověřováním, zda se operace provedly správně. </w:t>
+      </w:r>
+      <w:r>
+        <w:t xml:space="preserve">Dokud není rozhodnuto o převzetí role </w:t>
+      </w:r>
+      <w:proofErr w:type="spellStart"/>
+      <w:r>
+        <w:t>watchera</w:t>
+      </w:r>
+      <w:proofErr w:type="spellEnd"/>
+      <w:r>
+        <w:t xml:space="preserve"> nebo performera je v rámci tlačítka vyobrazeno načítání. </w:t>
+      </w:r>
+      <w:r>
+        <w:t xml:space="preserve">Pokud uživatel performer více než 15 sekund </w:t>
+      </w:r>
+      <w:proofErr w:type="spellStart"/>
+      <w:r>
+        <w:t>neintegaruje</w:t>
+      </w:r>
+      <w:proofErr w:type="spellEnd"/>
+      <w:r>
+        <w:t xml:space="preserve"> s aplikací má </w:t>
+      </w:r>
+      <w:proofErr w:type="spellStart"/>
+      <w:r>
+        <w:t>watcher</w:t>
+      </w:r>
+      <w:proofErr w:type="spellEnd"/>
+      <w:r>
+        <w:t xml:space="preserve"> možnost si práva uzmout pro sebe a performera tak přepnout do stavu </w:t>
+      </w:r>
+      <w:proofErr w:type="spellStart"/>
+      <w:r>
+        <w:t>watchera</w:t>
+      </w:r>
+      <w:proofErr w:type="spellEnd"/>
+      <w:r>
+        <w:t xml:space="preserve">. </w:t>
+      </w:r>
+      <w:r>
+        <w:t xml:space="preserve">Pokud není uživatel aktivní a jiný uživatel nežádá o převzetí performera, robot přejde zpět do </w:t>
+      </w:r>
+      <w:proofErr w:type="spellStart"/>
+      <w:r>
+        <w:t>idle</w:t>
+      </w:r>
+      <w:proofErr w:type="spellEnd"/>
+      <w:r>
+        <w:t xml:space="preserve"> módu. V tento moment není připraven na hraní</w:t>
+      </w:r>
+      <w:r>
+        <w:t>,</w:t>
+      </w:r>
+      <w:r>
+        <w:t xml:space="preserve"> avšak klávesy </w:t>
+      </w:r>
+      <w:r>
+        <w:t xml:space="preserve">jsou </w:t>
+      </w:r>
+      <w:proofErr w:type="spellStart"/>
+      <w:r>
+        <w:t>stisknutelné</w:t>
+      </w:r>
+      <w:proofErr w:type="spellEnd"/>
+      <w:r>
+        <w:t xml:space="preserve"> pro opětovné uvedení robota do hrací pozice. </w:t>
+      </w:r>
+      <w:r>
+        <w:t xml:space="preserve">Po přepnutí na piano stránku se robot přesune do výchozí pozice pro hraní. Dokud není robot </w:t>
+      </w:r>
+      <w:r>
+        <w:t>připraven</w:t>
+      </w:r>
+      <w:r>
+        <w:t xml:space="preserve"> není možné mačkat klávesy. </w:t>
+      </w:r>
+      <w:r>
+        <w:t xml:space="preserve">Rovněž na stránce skladby po spuštění přehrávání skladby je interakce s pianem a tlačítky skladeb zakázána. </w:t>
+      </w:r>
+    </w:p>
+    <w:p>
+      <w:pPr>
+        <w:pStyle w:val="Nadpis1"/>
+      </w:pPr>
+      <w:bookmarkStart w:id="20" w:name="_Toc216027483"/>
+      <w:r>
+        <w:t>Závěr – zhodnocení výsledků</w:t>
+      </w:r>
+      <w:bookmarkEnd w:id="20"/>
+    </w:p>
+    <w:p>
+      <w:r>
+        <w:t>Pro vývoj</w:t>
+      </w:r>
+      <w:r>
+        <w:t>,</w:t>
+      </w:r>
+      <w:r>
+        <w:t xml:space="preserve"> </w:t>
+      </w:r>
+      <w:proofErr w:type="spellStart"/>
+      <w:r>
+        <w:t>debug</w:t>
+      </w:r>
+      <w:proofErr w:type="spellEnd"/>
+      <w:r>
+        <w:t xml:space="preserve"> a sdílení souborů </w:t>
+      </w:r>
+      <w:r>
+        <w:t xml:space="preserve">v rámci týmu jsme použili GitHub, kam jsme nahrávali naše změny a postupně dále rozvíjeli naše řešení. </w:t>
+      </w:r>
+      <w:r>
+        <w:t xml:space="preserve">Finální řešení je </w:t>
+      </w:r>
+      <w:r>
+        <w:t xml:space="preserve">optimalizováno pro mobilní </w:t>
+      </w:r>
+      <w:r>
+        <w:t>a</w:t>
+      </w:r>
+      <w:r>
+        <w:t xml:space="preserve"> </w:t>
+      </w:r>
+      <w:r>
+        <w:t>počítačové</w:t>
+      </w:r>
+      <w:r>
+        <w:t xml:space="preserve"> zařízení</w:t>
+      </w:r>
+      <w:r>
+        <w:t xml:space="preserve">. </w:t>
+      </w:r>
+      <w:r>
+        <w:t xml:space="preserve">Pro displej na </w:t>
+      </w:r>
+      <w:r>
+        <w:t>klavíristovi</w:t>
+      </w:r>
+      <w:r>
+        <w:t xml:space="preserve"> jsme dodali dva QR kódy, jeden pro připojení k </w:t>
+      </w:r>
+      <w:proofErr w:type="spellStart"/>
+      <w:r>
+        <w:t>Wi-fi</w:t>
+      </w:r>
+      <w:proofErr w:type="spellEnd"/>
+      <w:r>
+        <w:t xml:space="preserve"> síti robota a druhý pro otevření aplikace v</w:t>
+      </w:r>
+      <w:r>
+        <w:t> </w:t>
+      </w:r>
+      <w:r>
+        <w:t>prohlížeči</w:t>
+      </w:r>
+      <w:r>
+        <w:t xml:space="preserve"> daného zařízení</w:t>
+      </w:r>
+      <w:r>
+        <w:t>.</w:t>
+      </w:r>
+      <w:r>
+        <w:t xml:space="preserve"> </w:t>
+      </w:r>
+    </w:p>
+    <w:p>
+      <w:pPr>
+        <w:keepNext/>
+        <w:jc w:val="center"/>
+      </w:pPr>
+      <w:r>
+        <w:rPr>
+          <w:noProof/>
+        </w:rPr>
+        <w:drawing>
+          <wp:inline distT="0" distB="0" distL="0" distR="0" wp14:anchorId="2F2C0410" wp14:editId="142729A5">
+            <wp:extent cx="1558626" cy="2076450"/>
+            <wp:effectExtent l="0" t="0" r="3810" b="0"/>
+            <wp:docPr id="1889396265" name="Obrázek 2"/>
+            <wp:cNvGraphicFramePr>
+              <a:graphicFrameLocks xmlns:a="http://schemas.openxmlformats.org/drawingml/2006/main" noChangeAspect="1"/>
+            </wp:cNvGraphicFramePr>
+            <a:graphic xmlns:a="http://schemas.openxmlformats.org/drawingml/2006/main">
+              <a:graphicData uri="http://schemas.openxmlformats.org/drawingml/2006/picture">
+                <pic:pic xmlns:pic="http://schemas.openxmlformats.org/drawingml/2006/picture">
+                  <pic:nvPicPr>
+                    <pic:cNvPr id="0" name="Picture 2"/>
+                    <pic:cNvPicPr>
+                      <a:picLocks noChangeAspect="1" noChangeArrowheads="1"/>
+                    </pic:cNvPicPr>
+                  </pic:nvPicPr>
+                  <pic:blipFill>
+                    <a:blip r:embed="rId22" cstate="print">
+                      <a:extLst>
+                        <a:ext uri="{28A0092B-C50C-407E-A947-70E740481C1C}">
+                          <a14:useLocalDpi xmlns:a14="http://schemas.microsoft.com/office/drawing/2010/main" val="0"/>
+                        </a:ext>
+                      </a:extLst>
+                    </a:blip>
+                    <a:srcRect/>
+                    <a:stretch>
+                      <a:fillRect/>
+                    </a:stretch>
+                  </pic:blipFill>
+                  <pic:spPr bwMode="auto">
+                    <a:xfrm>
+                      <a:off x="0" y="0"/>
+                      <a:ext cx="1560243" cy="2078605"/>
+                    </a:xfrm>
+                    <a:prstGeom prst="rect">
+                      <a:avLst/>
+                    </a:prstGeom>
+                    <a:noFill/>
+                    <a:ln>
+                      <a:noFill/>
+                    </a:ln>
+                  </pic:spPr>
+                </pic:pic>
+              </a:graphicData>
+            </a:graphic>
+          </wp:inline>
+        </w:drawing>
+      </w:r>
+    </w:p>
+    <w:p>
+      <w:pPr>
+        <w:pStyle w:val="Titulek"/>
+      </w:pPr>
+      <w:bookmarkStart w:id="21" w:name="_Toc215943193"/>
+      <w:bookmarkStart w:id="22" w:name="_Toc216028314"/>
+      <w:r>
+        <w:t xml:space="preserve">Obrázek </w:t>
+      </w:r>
+      <w:r>
+        <w:fldChar w:fldCharType="begin"/>
+      </w:r>
+      <w:r>
+        <w:instrText xml:space="preserve"> SEQ Obrázek \* ARABIC </w:instrText>
+      </w:r>
+      <w:r>
+        <w:fldChar w:fldCharType="separate"/>
+      </w:r>
+      <w:r>
+        <w:rPr>
+          <w:noProof/>
+        </w:rPr>
+        <w:t>10</w:t>
+      </w:r>
+      <w:r>
+        <w:fldChar w:fldCharType="end"/>
+      </w:r>
+      <w:r>
+        <w:t xml:space="preserve"> - Ukázka funkčnosti</w:t>
+      </w:r>
+      <w:bookmarkEnd w:id="21"/>
+      <w:bookmarkEnd w:id="22"/>
     </w:p>
     <w:p/>
     <w:p>
       <w:pPr>
-        <w:pStyle w:val="Nadpis2"/>
-      </w:pPr>
-      <w:bookmarkStart w:id="12" w:name="_Toc215745763"/>
-      <w:r>
-        <w:t xml:space="preserve">Tabulka </w:t>
-      </w:r>
-      <w:r>
-        <w:t>s </w:t>
-      </w:r>
-      <w:r>
-        <w:t>popiskem</w:t>
-      </w:r>
-      <w:bookmarkEnd w:id="12"/>
-    </w:p>
-    <w:p/>
-    <w:p>
-      <w:pPr>
-        <w:pStyle w:val="Titulek"/>
-      </w:pPr>
-      <w:bookmarkStart w:id="13" w:name="_Toc179223542"/>
-      <w:r>
-        <w:lastRenderedPageBreak/>
-        <w:t xml:space="preserve">Tab.  </w:t>
-      </w:r>
-      <w:r>
-        <w:fldChar w:fldCharType="begin"/>
-      </w:r>
-      <w:r>
-        <w:instrText xml:space="preserve"> SEQ Tab._ \* ARABIC </w:instrText>
-      </w:r>
-      <w:r>
-        <w:fldChar w:fldCharType="separate"/>
-      </w:r>
-      <w:r>
-        <w:rPr>
-          <w:noProof/>
-        </w:rPr>
-        <w:t>1</w:t>
-      </w:r>
-      <w:r>
-        <w:rPr>
-          <w:noProof/>
-        </w:rPr>
-        <w:fldChar w:fldCharType="end"/>
-      </w:r>
-      <w:r>
-        <w:t xml:space="preserve"> Popis tabulky</w:t>
-      </w:r>
-      <w:bookmarkEnd w:id="13"/>
-    </w:p>
-    <w:tbl>
-      <w:tblPr>
-        <w:tblStyle w:val="Mkatabulky"/>
-        <w:tblW w:w="0" w:type="auto"/>
-        <w:tblBorders>
-          <w:top w:val="single" w:sz="12" w:space="0" w:color="auto"/>
-          <w:left w:val="single" w:sz="12" w:space="0" w:color="auto"/>
-          <w:bottom w:val="single" w:sz="12" w:space="0" w:color="auto"/>
-          <w:right w:val="single" w:sz="12" w:space="0" w:color="auto"/>
-        </w:tblBorders>
-        <w:tblLook w:val="04A0" w:firstRow="1" w:lastRow="0" w:firstColumn="1" w:lastColumn="0" w:noHBand="0" w:noVBand="1"/>
-      </w:tblPr>
-      <w:tblGrid>
-        <w:gridCol w:w="1545"/>
-        <w:gridCol w:w="2409"/>
-        <w:gridCol w:w="2544"/>
-        <w:gridCol w:w="2544"/>
-      </w:tblGrid>
-      <w:tr>
-        <w:tc>
-          <w:tcPr>
-            <w:tcW w:w="1545" w:type="dxa"/>
-            <w:tcBorders>
-              <w:top w:val="single" w:sz="12" w:space="0" w:color="auto"/>
-              <w:bottom w:val="single" w:sz="12" w:space="0" w:color="auto"/>
-              <w:right w:val="single" w:sz="12" w:space="0" w:color="auto"/>
-            </w:tcBorders>
-            <w:shd w:val="clear" w:color="auto" w:fill="E7E6E6" w:themeFill="background2"/>
-          </w:tcPr>
-          <w:p/>
-        </w:tc>
-        <w:tc>
-          <w:tcPr>
-            <w:tcW w:w="2409" w:type="dxa"/>
-            <w:tcBorders>
-              <w:top w:val="single" w:sz="12" w:space="0" w:color="auto"/>
-              <w:left w:val="single" w:sz="12" w:space="0" w:color="auto"/>
-              <w:bottom w:val="single" w:sz="12" w:space="0" w:color="auto"/>
-            </w:tcBorders>
-            <w:shd w:val="clear" w:color="auto" w:fill="E7E6E6" w:themeFill="background2"/>
-          </w:tcPr>
-          <w:p>
-            <w:pPr>
-              <w:jc w:val="center"/>
-              <w:rPr>
-                <w:b/>
-                <w:bCs/>
-              </w:rPr>
-            </w:pPr>
-            <w:r>
-              <w:rPr>
-                <w:b/>
-                <w:bCs/>
-              </w:rPr>
-              <w:t>Popis sloupec 1</w:t>
-            </w:r>
-          </w:p>
-        </w:tc>
-        <w:tc>
-          <w:tcPr>
-            <w:tcW w:w="2544" w:type="dxa"/>
-            <w:tcBorders>
-              <w:top w:val="single" w:sz="12" w:space="0" w:color="auto"/>
-              <w:bottom w:val="single" w:sz="12" w:space="0" w:color="auto"/>
-            </w:tcBorders>
-            <w:shd w:val="clear" w:color="auto" w:fill="E7E6E6" w:themeFill="background2"/>
-          </w:tcPr>
-          <w:p>
-            <w:pPr>
-              <w:jc w:val="center"/>
-              <w:rPr>
-                <w:b/>
-                <w:bCs/>
-              </w:rPr>
-            </w:pPr>
-            <w:r>
-              <w:rPr>
-                <w:b/>
-                <w:bCs/>
-              </w:rPr>
-              <w:t>Popis sloupec 2</w:t>
-            </w:r>
-          </w:p>
-        </w:tc>
-        <w:tc>
-          <w:tcPr>
-            <w:tcW w:w="2544" w:type="dxa"/>
-            <w:tcBorders>
-              <w:top w:val="single" w:sz="12" w:space="0" w:color="auto"/>
-              <w:bottom w:val="single" w:sz="12" w:space="0" w:color="auto"/>
-            </w:tcBorders>
-            <w:shd w:val="clear" w:color="auto" w:fill="E7E6E6" w:themeFill="background2"/>
-          </w:tcPr>
-          <w:p>
-            <w:pPr>
-              <w:jc w:val="center"/>
-              <w:rPr>
-                <w:b/>
-                <w:bCs/>
-              </w:rPr>
-            </w:pPr>
-            <w:r>
-              <w:rPr>
-                <w:b/>
-                <w:bCs/>
-              </w:rPr>
-              <w:t>Popis sloupec 3</w:t>
-            </w:r>
-          </w:p>
-        </w:tc>
-      </w:tr>
-      <w:tr>
-        <w:tc>
-          <w:tcPr>
-            <w:tcW w:w="1545" w:type="dxa"/>
-            <w:tcBorders>
-              <w:top w:val="single" w:sz="12" w:space="0" w:color="auto"/>
-              <w:right w:val="single" w:sz="12" w:space="0" w:color="auto"/>
-            </w:tcBorders>
-            <w:shd w:val="clear" w:color="auto" w:fill="E7E6E6" w:themeFill="background2"/>
-          </w:tcPr>
-          <w:p>
-            <w:pPr>
-              <w:rPr>
-                <w:b/>
-                <w:bCs/>
-              </w:rPr>
-            </w:pPr>
-            <w:r>
-              <w:rPr>
-                <w:b/>
-                <w:bCs/>
-              </w:rPr>
-              <w:t>Popis řádek 1</w:t>
-            </w:r>
-          </w:p>
-        </w:tc>
-        <w:tc>
-          <w:tcPr>
-            <w:tcW w:w="2409" w:type="dxa"/>
-            <w:tcBorders>
-              <w:top w:val="single" w:sz="12" w:space="0" w:color="auto"/>
-              <w:left w:val="single" w:sz="12" w:space="0" w:color="auto"/>
-            </w:tcBorders>
-          </w:tcPr>
-          <w:p>
-            <w:pPr>
-              <w:jc w:val="center"/>
-            </w:pPr>
-          </w:p>
-        </w:tc>
-        <w:tc>
-          <w:tcPr>
-            <w:tcW w:w="2544" w:type="dxa"/>
-            <w:tcBorders>
-              <w:top w:val="single" w:sz="12" w:space="0" w:color="auto"/>
-            </w:tcBorders>
-          </w:tcPr>
-          <w:p>
-            <w:pPr>
-              <w:jc w:val="center"/>
-            </w:pPr>
-          </w:p>
-        </w:tc>
-        <w:tc>
-          <w:tcPr>
-            <w:tcW w:w="2544" w:type="dxa"/>
-            <w:tcBorders>
-              <w:top w:val="single" w:sz="12" w:space="0" w:color="auto"/>
-            </w:tcBorders>
-          </w:tcPr>
-          <w:p>
-            <w:pPr>
-              <w:jc w:val="center"/>
-            </w:pPr>
-          </w:p>
-        </w:tc>
-      </w:tr>
-      <w:tr>
-        <w:tc>
-          <w:tcPr>
-            <w:tcW w:w="1545" w:type="dxa"/>
-            <w:tcBorders>
-              <w:right w:val="single" w:sz="12" w:space="0" w:color="auto"/>
-            </w:tcBorders>
-            <w:shd w:val="clear" w:color="auto" w:fill="E7E6E6" w:themeFill="background2"/>
-          </w:tcPr>
-          <w:p>
-            <w:pPr>
-              <w:rPr>
-                <w:b/>
-                <w:bCs/>
-              </w:rPr>
-            </w:pPr>
-            <w:r>
-              <w:rPr>
-                <w:b/>
-                <w:bCs/>
-              </w:rPr>
-              <w:t>Popis řádek 2</w:t>
-            </w:r>
-          </w:p>
-        </w:tc>
-        <w:tc>
-          <w:tcPr>
-            <w:tcW w:w="2409" w:type="dxa"/>
-            <w:tcBorders>
-              <w:left w:val="single" w:sz="12" w:space="0" w:color="auto"/>
-            </w:tcBorders>
-          </w:tcPr>
-          <w:p>
-            <w:pPr>
-              <w:jc w:val="center"/>
-            </w:pPr>
-          </w:p>
-        </w:tc>
-        <w:tc>
-          <w:tcPr>
-            <w:tcW w:w="2544" w:type="dxa"/>
-          </w:tcPr>
-          <w:p>
-            <w:pPr>
-              <w:jc w:val="center"/>
-            </w:pPr>
-          </w:p>
-        </w:tc>
-        <w:tc>
-          <w:tcPr>
-            <w:tcW w:w="2544" w:type="dxa"/>
-          </w:tcPr>
-          <w:p>
-            <w:pPr>
-              <w:jc w:val="center"/>
-            </w:pPr>
-          </w:p>
-        </w:tc>
-      </w:tr>
-      <w:tr>
-        <w:tc>
-          <w:tcPr>
-            <w:tcW w:w="1545" w:type="dxa"/>
-            <w:tcBorders>
-              <w:bottom w:val="single" w:sz="12" w:space="0" w:color="auto"/>
-              <w:right w:val="single" w:sz="12" w:space="0" w:color="auto"/>
-            </w:tcBorders>
-            <w:shd w:val="clear" w:color="auto" w:fill="E7E6E6" w:themeFill="background2"/>
-          </w:tcPr>
-          <w:p>
-            <w:pPr>
-              <w:rPr>
-                <w:b/>
-                <w:bCs/>
-              </w:rPr>
-            </w:pPr>
-            <w:r>
-              <w:rPr>
-                <w:b/>
-                <w:bCs/>
-              </w:rPr>
-              <w:t>Popis řádek 3</w:t>
-            </w:r>
-          </w:p>
-        </w:tc>
-        <w:tc>
-          <w:tcPr>
-            <w:tcW w:w="2409" w:type="dxa"/>
-            <w:tcBorders>
-              <w:left w:val="single" w:sz="12" w:space="0" w:color="auto"/>
-            </w:tcBorders>
-          </w:tcPr>
-          <w:p>
-            <w:pPr>
-              <w:jc w:val="center"/>
-            </w:pPr>
-          </w:p>
-        </w:tc>
-        <w:tc>
-          <w:tcPr>
-            <w:tcW w:w="2544" w:type="dxa"/>
-          </w:tcPr>
-          <w:p>
-            <w:pPr>
-              <w:jc w:val="center"/>
-            </w:pPr>
-          </w:p>
-        </w:tc>
-        <w:tc>
-          <w:tcPr>
-            <w:tcW w:w="2544" w:type="dxa"/>
-          </w:tcPr>
-          <w:p>
-            <w:pPr>
-              <w:jc w:val="center"/>
-            </w:pPr>
-          </w:p>
-        </w:tc>
-      </w:tr>
-    </w:tbl>
-    <w:p/>
-    <w:p/>
-    <w:p>
-      <w:pPr>
         <w:pStyle w:val="Nadpis1"/>
       </w:pPr>
-      <w:bookmarkStart w:id="14" w:name="_Toc215745764"/>
-      <w:r>
-        <w:t>Závěr – zhodnocení výsledků</w:t>
-      </w:r>
-      <w:bookmarkEnd w:id="14"/>
-    </w:p>
-    <w:p/>
-    <w:p>
-      <w:r>
-        <w:t xml:space="preserve">Pro vývoj a </w:t>
-      </w:r>
-      <w:proofErr w:type="spellStart"/>
-      <w:r>
-        <w:t>debug</w:t>
-      </w:r>
-      <w:proofErr w:type="spellEnd"/>
-      <w:r>
-        <w:t xml:space="preserve"> aplikace v rámci práce týmu jsme použili GitHub, kam jsme nahrávali naše změny a postupně dále rozvíjeli naše řešení. </w:t>
-      </w:r>
-    </w:p>
-    <w:p/>
-    <w:p>
-      <w:pPr>
-        <w:pStyle w:val="Nadpis1"/>
-      </w:pPr>
-      <w:bookmarkStart w:id="15" w:name="_Toc215745765"/>
+      <w:bookmarkStart w:id="23" w:name="_Toc216027484"/>
       <w:r>
         <w:t>Zdroje</w:t>
       </w:r>
-      <w:bookmarkEnd w:id="15"/>
+      <w:bookmarkEnd w:id="23"/>
     </w:p>
     <w:sdt>
       <w:sdtPr>
@@ -2844,6 +4501,11 @@
         </w:placeholder>
         <w15:color w:val="FAA61A"/>
       </w:sdtPr>
+      <w:sdtEndPr>
+        <w:rPr>
+          <w:color w:val="000000" w:themeColor="text1"/>
+        </w:rPr>
+      </w:sdtEndPr>
       <w:sdtContent>
         <w:p>
           <w:pPr>
@@ -2867,7 +4529,7 @@
           </w:tblPr>
           <w:tblGrid>
             <w:gridCol w:w="322"/>
-            <w:gridCol w:w="8750"/>
+            <w:gridCol w:w="6013"/>
           </w:tblGrid>
           <w:tr>
             <w:trPr>
@@ -2877,32 +4539,6 @@
             <w:tc>
               <w:tcPr>
                 <w:tcW w:w="0" w:type="auto"/>
-                <w:hideMark/>
-              </w:tcPr>
-              <w:p>
-                <w:pPr>
-                  <w:rPr>
-                    <w:rFonts w:ascii="Calibri" w:eastAsia="Times New Roman" w:hAnsi="Calibri" w:cs="Calibri"/>
-                    <w:color w:val="000000"/>
-                    <w:kern w:val="0"/>
-                    <w:szCs w:val="24"/>
-                    <w14:ligatures w14:val="none"/>
-                  </w:rPr>
-                </w:pPr>
-                <w:r>
-                  <w:rPr>
-                    <w:rFonts w:ascii="Calibri" w:eastAsia="Times New Roman" w:hAnsi="Calibri" w:cs="Calibri"/>
-                    <w:color w:val="000000"/>
-                  </w:rPr>
-                  <w:t xml:space="preserve">[1] </w:t>
-                </w:r>
-              </w:p>
-            </w:tc>
-            <w:tc>
-              <w:tcPr>
-                <w:tcW w:w="0" w:type="auto"/>
-                <w:vAlign w:val="center"/>
-                <w:hideMark/>
               </w:tcPr>
               <w:p>
                 <w:pPr>
@@ -2916,39 +4552,96 @@
                     <w:rFonts w:ascii="Calibri" w:eastAsia="Times New Roman" w:hAnsi="Calibri" w:cs="Calibri"/>
                     <w:color w:val="000000"/>
                   </w:rPr>
-                  <w:t xml:space="preserve">ŠMEJKAL, Ladislav. </w:t>
-                </w:r>
-                <w:r>
-                  <w:rPr>
-                    <w:rFonts w:ascii="Calibri" w:eastAsia="Times New Roman" w:hAnsi="Calibri" w:cs="Calibri"/>
-                    <w:i/>
-                    <w:iCs/>
-                    <w:color w:val="000000"/>
-                  </w:rPr>
-                  <w:t>PLC a automatizace</w:t>
+                  <w:t>[</w:t>
                 </w:r>
                 <w:r>
                   <w:rPr>
                     <w:rFonts w:ascii="Calibri" w:eastAsia="Times New Roman" w:hAnsi="Calibri" w:cs="Calibri"/>
                     <w:color w:val="000000"/>
                   </w:rPr>
-                  <w:t xml:space="preserve">. Praha: </w:t>
+                  <w:t>1</w:t>
                 </w:r>
-                <w:proofErr w:type="gramStart"/>
                 <w:r>
                   <w:rPr>
                     <w:rFonts w:ascii="Calibri" w:eastAsia="Times New Roman" w:hAnsi="Calibri" w:cs="Calibri"/>
                     <w:color w:val="000000"/>
                   </w:rPr>
-                  <w:t>BEN - technická</w:t>
+                  <w:t>]</w:t>
                 </w:r>
-                <w:proofErr w:type="gramEnd"/>
+              </w:p>
+            </w:tc>
+            <w:tc>
+              <w:tcPr>
+                <w:tcW w:w="0" w:type="auto"/>
+                <w:vAlign w:val="center"/>
+              </w:tcPr>
+              <w:p>
+                <w:pPr>
+                  <w:rPr>
+                    <w:rFonts w:ascii="Calibri" w:eastAsia="Times New Roman" w:hAnsi="Calibri" w:cs="Calibri"/>
+                    <w:color w:val="000000"/>
+                  </w:rPr>
+                </w:pPr>
+                <w:hyperlink r:id="rId23" w:history="1">
+                  <w:r>
+                    <w:rPr>
+                      <w:rStyle w:val="Hypertextovodkaz"/>
+                      <w:rFonts w:ascii="Calibri" w:eastAsia="Times New Roman" w:hAnsi="Calibri" w:cs="Calibri"/>
+                    </w:rPr>
+                    <w:t>https://reactnative.dev/docs/getting-started-without-a-framework</w:t>
+                  </w:r>
+                </w:hyperlink>
                 <w:r>
                   <w:rPr>
                     <w:rFonts w:ascii="Calibri" w:eastAsia="Times New Roman" w:hAnsi="Calibri" w:cs="Calibri"/>
                     <w:color w:val="000000"/>
                   </w:rPr>
-                  <w:t xml:space="preserve"> literatura, 2005. ISBN 80-7300-087-3. </w:t>
+                  <w:t xml:space="preserve"> </w:t>
+                </w:r>
+              </w:p>
+            </w:tc>
+          </w:tr>
+          <w:tr>
+            <w:trPr>
+              <w:divId w:val="96219047"/>
+              <w:tblCellSpacing w:w="15" w:type="dxa"/>
+            </w:trPr>
+            <w:tc>
+              <w:tcPr>
+                <w:tcW w:w="0" w:type="auto"/>
+              </w:tcPr>
+              <w:p>
+                <w:pPr>
+                  <w:rPr>
+                    <w:rFonts w:ascii="Calibri" w:eastAsia="Times New Roman" w:hAnsi="Calibri" w:cs="Calibri"/>
+                    <w:color w:val="000000"/>
+                  </w:rPr>
+                </w:pPr>
+                <w:r>
+                  <w:rPr>
+                    <w:rFonts w:ascii="Calibri" w:eastAsia="Times New Roman" w:hAnsi="Calibri" w:cs="Calibri"/>
+                    <w:color w:val="000000"/>
+                  </w:rPr>
+                  <w:t>[2]</w:t>
+                </w:r>
+              </w:p>
+            </w:tc>
+            <w:tc>
+              <w:tcPr>
+                <w:tcW w:w="0" w:type="auto"/>
+                <w:vAlign w:val="center"/>
+              </w:tcPr>
+              <w:p>
+                <w:hyperlink r:id="rId24" w:history="1">
+                  <w:r>
+                    <w:rPr>
+                      <w:rStyle w:val="Hypertextovodkaz"/>
+                    </w:rPr>
+                    <w:t>https://github.com/LukiJanecek/AdvancedPianistRobot</w:t>
+                  </w:r>
+                </w:hyperlink>
+                <w:r>
+                  <w:t xml:space="preserve"> </w:t>
                 </w:r>
               </w:p>
             </w:tc>
@@ -2958,12 +4651,7 @@
       </w:sdtContent>
     </w:sdt>
     <w:sectPr>
-      <w:headerReference w:type="even" r:id="rId14"/>
-      <w:headerReference w:type="default" r:id="rId15"/>
-      <w:footerReference w:type="even" r:id="rId16"/>
-      <w:footerReference w:type="default" r:id="rId17"/>
-      <w:headerReference w:type="first" r:id="rId18"/>
-      <w:footerReference w:type="first" r:id="rId19"/>
+      <w:footerReference w:type="default" r:id="rId25"/>
       <w:pgSz w:w="11906" w:h="16838"/>
       <w:pgMar w:top="1417" w:right="1417" w:bottom="1417" w:left="1417" w:header="708" w:footer="708" w:gutter="0"/>
       <w:pgNumType w:start="1"/>
@@ -3001,16 +4689,6 @@
 </file>
 
 <file path=word/footer1.xml><?xml version="1.0" encoding="utf-8"?>
-<w:ftr xmlns:wpc="http://schemas.microsoft.com/office/word/2010/wordprocessingCanvas" xmlns:cx="http://schemas.microsoft.com/office/drawing/2014/chartex" xmlns:cx1="http://schemas.microsoft.com/office/drawing/2015/9/8/chartex" xmlns:cx2="http://schemas.microsoft.com/office/drawing/2015/10/21/chartex" xmlns:cx3="http://schemas.microsoft.com/office/drawing/2016/5/9/chartex" xmlns:cx4="http://schemas.microsoft.com/office/drawing/2016/5/10/chartex" xmlns:cx5="http://schemas.microsoft.com/office/drawing/2016/5/11/chartex" xmlns:cx6="http://schemas.microsoft.com/office/drawing/2016/5/12/chartex" xmlns:cx7="http://schemas.microsoft.com/office/drawing/2016/5/13/chartex" xmlns:cx8="http://schemas.microsoft.com/office/drawing/2016/5/14/chartex" xmlns:mc="http://schemas.openxmlformats.org/markup-compatibility/2006" xmlns:aink="http://schemas.microsoft.com/office/drawing/2016/ink" xmlns:am3d="http://schemas.microsoft.com/office/drawing/2017/model3d" xmlns:o="urn:schemas-microsoft-com:office:office" xmlns:oel="http://schemas.microsoft.com/office/2019/extlst" xmlns:r="http://schemas.openxmlformats.org/officeDocument/2006/relationships" xmlns:m="http://schemas.openxmlformats.org/officeDocument/2006/math" xmlns:v="urn:schemas-microsoft-com:vml" xmlns:wp14="http://schemas.microsoft.com/office/word/2010/wordprocessingDrawing" xmlns:wp="http://schemas.openxmlformats.org/drawingml/2006/wordprocessingDrawing" xmlns:w10="urn:schemas-microsoft-com:office:word" xmlns:w="http://schemas.openxmlformats.org/wordprocessingml/2006/main" xmlns:w14="http://schemas.microsoft.com/office/word/2010/wordml" xmlns:w15="http://schemas.microsoft.com/office/word/2012/wordml" xmlns:w16cex="http://schemas.microsoft.com/office/word/2018/wordml/cex" xmlns:w16cid="http://schemas.microsoft.com/office/word/2016/wordml/cid" xmlns:w16="http://schemas.microsoft.com/office/word/2018/wordml" xmlns:w16du="http://schemas.microsoft.com/office/word/2023/wordml/word16du" xmlns:w16sdtdh="http://schemas.microsoft.com/office/word/2020/wordml/sdtdatahash" xmlns:w16sdtfl="http://schemas.microsoft.com/office/word/2024/wordml/sdtformatlock" xmlns:w16se="http://schemas.microsoft.com/office/word/2015/wordml/symex" xmlns:wpg="http://schemas.microsoft.com/office/word/2010/wordprocessingGroup" xmlns:wpi="http://schemas.microsoft.com/office/word/2010/wordprocessingInk" xmlns:wne="http://schemas.microsoft.com/office/word/2006/wordml" xmlns:wps="http://schemas.microsoft.com/office/word/2010/wordprocessingShape" mc:Ignorable="w14 w15 w16se w16cid w16 w16cex w16sdtdh w16sdtfl w16du wp14">
-  <w:p>
-    <w:pPr>
-      <w:pStyle w:val="Zpat"/>
-    </w:pPr>
-  </w:p>
-</w:ftr>
-</file>
-
-<file path=word/footer2.xml><?xml version="1.0" encoding="utf-8"?>
 <w:ftr xmlns:wpc="http://schemas.microsoft.com/office/word/2010/wordprocessingCanvas" xmlns:cx="http://schemas.microsoft.com/office/drawing/2014/chartex" xmlns:cx1="http://schemas.microsoft.com/office/drawing/2015/9/8/chartex" xmlns:cx2="http://schemas.microsoft.com/office/drawing/2015/10/21/chartex" xmlns:cx3="http://schemas.microsoft.com/office/drawing/2016/5/9/chartex" xmlns:cx4="http://schemas.microsoft.com/office/drawing/2016/5/10/chartex" xmlns:cx5="http://schemas.microsoft.com/office/drawing/2016/5/11/chartex" xmlns:cx6="http://schemas.microsoft.com/office/drawing/2016/5/12/chartex" xmlns:cx7="http://schemas.microsoft.com/office/drawing/2016/5/13/chartex" xmlns:cx8="http://schemas.microsoft.com/office/drawing/2016/5/14/chartex" xmlns:mc="http://schemas.openxmlformats.org/markup-compatibility/2006" xmlns:aink="http://schemas.microsoft.com/office/drawing/2016/ink" xmlns:am3d="http://schemas.microsoft.com/office/drawing/2017/model3d" xmlns:o="urn:schemas-microsoft-com:office:office" xmlns:oel="http://schemas.microsoft.com/office/2019/extlst" xmlns:r="http://schemas.openxmlformats.org/officeDocument/2006/relationships" xmlns:m="http://schemas.openxmlformats.org/officeDocument/2006/math" xmlns:v="urn:schemas-microsoft-com:vml" xmlns:wp14="http://schemas.microsoft.com/office/word/2010/wordprocessingDrawing" xmlns:wp="http://schemas.openxmlformats.org/drawingml/2006/wordprocessingDrawing" xmlns:w10="urn:schemas-microsoft-com:office:word" xmlns:w="http://schemas.openxmlformats.org/wordprocessingml/2006/main" xmlns:w14="http://schemas.microsoft.com/office/word/2010/wordml" xmlns:w15="http://schemas.microsoft.com/office/word/2012/wordml" xmlns:w16cex="http://schemas.microsoft.com/office/word/2018/wordml/cex" xmlns:w16cid="http://schemas.microsoft.com/office/word/2016/wordml/cid" xmlns:w16="http://schemas.microsoft.com/office/word/2018/wordml" xmlns:w16du="http://schemas.microsoft.com/office/word/2023/wordml/word16du" xmlns:w16sdtdh="http://schemas.microsoft.com/office/word/2020/wordml/sdtdatahash" xmlns:w16sdtfl="http://schemas.microsoft.com/office/word/2024/wordml/sdtformatlock" xmlns:w16se="http://schemas.microsoft.com/office/word/2015/wordml/symex" xmlns:wpg="http://schemas.microsoft.com/office/word/2010/wordprocessingGroup" xmlns:wpi="http://schemas.microsoft.com/office/word/2010/wordprocessingInk" xmlns:wne="http://schemas.microsoft.com/office/word/2006/wordml" xmlns:wps="http://schemas.microsoft.com/office/word/2010/wordprocessingShape" mc:Ignorable="w14 w15 w16se w16cid w16 w16cex w16sdtdh w16sdtfl w16du wp14">
   <w:sdt>
     <w:sdtPr>
@@ -3052,16 +4730,6 @@
 </w:ftr>
 </file>
 
-<file path=word/footer3.xml><?xml version="1.0" encoding="utf-8"?>
-<w:ftr xmlns:wpc="http://schemas.microsoft.com/office/word/2010/wordprocessingCanvas" xmlns:cx="http://schemas.microsoft.com/office/drawing/2014/chartex" xmlns:cx1="http://schemas.microsoft.com/office/drawing/2015/9/8/chartex" xmlns:cx2="http://schemas.microsoft.com/office/drawing/2015/10/21/chartex" xmlns:cx3="http://schemas.microsoft.com/office/drawing/2016/5/9/chartex" xmlns:cx4="http://schemas.microsoft.com/office/drawing/2016/5/10/chartex" xmlns:cx5="http://schemas.microsoft.com/office/drawing/2016/5/11/chartex" xmlns:cx6="http://schemas.microsoft.com/office/drawing/2016/5/12/chartex" xmlns:cx7="http://schemas.microsoft.com/office/drawing/2016/5/13/chartex" xmlns:cx8="http://schemas.microsoft.com/office/drawing/2016/5/14/chartex" xmlns:mc="http://schemas.openxmlformats.org/markup-compatibility/2006" xmlns:aink="http://schemas.microsoft.com/office/drawing/2016/ink" xmlns:am3d="http://schemas.microsoft.com/office/drawing/2017/model3d" xmlns:o="urn:schemas-microsoft-com:office:office" xmlns:oel="http://schemas.microsoft.com/office/2019/extlst" xmlns:r="http://schemas.openxmlformats.org/officeDocument/2006/relationships" xmlns:m="http://schemas.openxmlformats.org/officeDocument/2006/math" xmlns:v="urn:schemas-microsoft-com:vml" xmlns:wp14="http://schemas.microsoft.com/office/word/2010/wordprocessingDrawing" xmlns:wp="http://schemas.openxmlformats.org/drawingml/2006/wordprocessingDrawing" xmlns:w10="urn:schemas-microsoft-com:office:word" xmlns:w="http://schemas.openxmlformats.org/wordprocessingml/2006/main" xmlns:w14="http://schemas.microsoft.com/office/word/2010/wordml" xmlns:w15="http://schemas.microsoft.com/office/word/2012/wordml" xmlns:w16cex="http://schemas.microsoft.com/office/word/2018/wordml/cex" xmlns:w16cid="http://schemas.microsoft.com/office/word/2016/wordml/cid" xmlns:w16="http://schemas.microsoft.com/office/word/2018/wordml" xmlns:w16du="http://schemas.microsoft.com/office/word/2023/wordml/word16du" xmlns:w16sdtdh="http://schemas.microsoft.com/office/word/2020/wordml/sdtdatahash" xmlns:w16sdtfl="http://schemas.microsoft.com/office/word/2024/wordml/sdtformatlock" xmlns:w16se="http://schemas.microsoft.com/office/word/2015/wordml/symex" xmlns:wpg="http://schemas.microsoft.com/office/word/2010/wordprocessingGroup" xmlns:wpi="http://schemas.microsoft.com/office/word/2010/wordprocessingInk" xmlns:wne="http://schemas.microsoft.com/office/word/2006/wordml" xmlns:wps="http://schemas.microsoft.com/office/word/2010/wordprocessingShape" mc:Ignorable="w14 w15 w16se w16cid w16 w16cex w16sdtdh w16sdtfl w16du wp14">
-  <w:p>
-    <w:pPr>
-      <w:pStyle w:val="Zpat"/>
-    </w:pPr>
-  </w:p>
-</w:ftr>
-</file>
-
 <file path=word/footnotes.xml><?xml version="1.0" encoding="utf-8"?>
 <w:footnotes xmlns:wpc="http://schemas.microsoft.com/office/word/2010/wordprocessingCanvas" xmlns:cx="http://schemas.microsoft.com/office/drawing/2014/chartex" xmlns:cx1="http://schemas.microsoft.com/office/drawing/2015/9/8/chartex" xmlns:cx2="http://schemas.microsoft.com/office/drawing/2015/10/21/chartex" xmlns:cx3="http://schemas.microsoft.com/office/drawing/2016/5/9/chartex" xmlns:cx4="http://schemas.microsoft.com/office/drawing/2016/5/10/chartex" xmlns:cx5="http://schemas.microsoft.com/office/drawing/2016/5/11/chartex" xmlns:cx6="http://schemas.microsoft.com/office/drawing/2016/5/12/chartex" xmlns:cx7="http://schemas.microsoft.com/office/drawing/2016/5/13/chartex" xmlns:cx8="http://schemas.microsoft.com/office/drawing/2016/5/14/chartex" xmlns:mc="http://schemas.openxmlformats.org/markup-compatibility/2006" xmlns:aink="http://schemas.microsoft.com/office/drawing/2016/ink" xmlns:am3d="http://schemas.microsoft.com/office/drawing/2017/model3d" xmlns:o="urn:schemas-microsoft-com:office:office" xmlns:oel="http://schemas.microsoft.com/office/2019/extlst" xmlns:r="http://schemas.openxmlformats.org/officeDocument/2006/relationships" xmlns:m="http://schemas.openxmlformats.org/officeDocument/2006/math" xmlns:v="urn:schemas-microsoft-com:vml" xmlns:wp14="http://schemas.microsoft.com/office/word/2010/wordprocessingDrawing" xmlns:wp="http://schemas.openxmlformats.org/drawingml/2006/wordprocessingDrawing" xmlns:w10="urn:schemas-microsoft-com:office:word" xmlns:w="http://schemas.openxmlformats.org/wordprocessingml/2006/main" xmlns:w14="http://schemas.microsoft.com/office/word/2010/wordml" xmlns:w15="http://schemas.microsoft.com/office/word/2012/wordml" xmlns:w16cex="http://schemas.microsoft.com/office/word/2018/wordml/cex" xmlns:w16cid="http://schemas.microsoft.com/office/word/2016/wordml/cid" xmlns:w16="http://schemas.microsoft.com/office/word/2018/wordml" xmlns:w16du="http://schemas.microsoft.com/office/word/2023/wordml/word16du" xmlns:w16sdtdh="http://schemas.microsoft.com/office/word/2020/wordml/sdtdatahash" xmlns:w16sdtfl="http://schemas.microsoft.com/office/word/2024/wordml/sdtformatlock" xmlns:w16se="http://schemas.microsoft.com/office/word/2015/wordml/symex" xmlns:wpg="http://schemas.microsoft.com/office/word/2010/wordprocessingGroup" xmlns:wpi="http://schemas.microsoft.com/office/word/2010/wordprocessingInk" xmlns:wne="http://schemas.microsoft.com/office/word/2006/wordml" xmlns:wps="http://schemas.microsoft.com/office/word/2010/wordprocessingShape" mc:Ignorable="w14 w15 w16se w16cid w16 w16cex w16sdtdh w16sdtfl w16du wp14">
   <w:footnote w:type="separator" w:id="-1">
@@ -3085,36 +4753,6 @@
     </w:p>
   </w:footnote>
 </w:footnotes>
-</file>
-
-<file path=word/header1.xml><?xml version="1.0" encoding="utf-8"?>
-<w:hdr xmlns:wpc="http://schemas.microsoft.com/office/word/2010/wordprocessingCanvas" xmlns:cx="http://schemas.microsoft.com/office/drawing/2014/chartex" xmlns:cx1="http://schemas.microsoft.com/office/drawing/2015/9/8/chartex" xmlns:cx2="http://schemas.microsoft.com/office/drawing/2015/10/21/chartex" xmlns:cx3="http://schemas.microsoft.com/office/drawing/2016/5/9/chartex" xmlns:cx4="http://schemas.microsoft.com/office/drawing/2016/5/10/chartex" xmlns:cx5="http://schemas.microsoft.com/office/drawing/2016/5/11/chartex" xmlns:cx6="http://schemas.microsoft.com/office/drawing/2016/5/12/chartex" xmlns:cx7="http://schemas.microsoft.com/office/drawing/2016/5/13/chartex" xmlns:cx8="http://schemas.microsoft.com/office/drawing/2016/5/14/chartex" xmlns:mc="http://schemas.openxmlformats.org/markup-compatibility/2006" xmlns:aink="http://schemas.microsoft.com/office/drawing/2016/ink" xmlns:am3d="http://schemas.microsoft.com/office/drawing/2017/model3d" xmlns:o="urn:schemas-microsoft-com:office:office" xmlns:oel="http://schemas.microsoft.com/office/2019/extlst" xmlns:r="http://schemas.openxmlformats.org/officeDocument/2006/relationships" xmlns:m="http://schemas.openxmlformats.org/officeDocument/2006/math" xmlns:v="urn:schemas-microsoft-com:vml" xmlns:wp14="http://schemas.microsoft.com/office/word/2010/wordprocessingDrawing" xmlns:wp="http://schemas.openxmlformats.org/drawingml/2006/wordprocessingDrawing" xmlns:w10="urn:schemas-microsoft-com:office:word" xmlns:w="http://schemas.openxmlformats.org/wordprocessingml/2006/main" xmlns:w14="http://schemas.microsoft.com/office/word/2010/wordml" xmlns:w15="http://schemas.microsoft.com/office/word/2012/wordml" xmlns:w16cex="http://schemas.microsoft.com/office/word/2018/wordml/cex" xmlns:w16cid="http://schemas.microsoft.com/office/word/2016/wordml/cid" xmlns:w16="http://schemas.microsoft.com/office/word/2018/wordml" xmlns:w16du="http://schemas.microsoft.com/office/word/2023/wordml/word16du" xmlns:w16sdtdh="http://schemas.microsoft.com/office/word/2020/wordml/sdtdatahash" xmlns:w16sdtfl="http://schemas.microsoft.com/office/word/2024/wordml/sdtformatlock" xmlns:w16se="http://schemas.microsoft.com/office/word/2015/wordml/symex" xmlns:wpg="http://schemas.microsoft.com/office/word/2010/wordprocessingGroup" xmlns:wpi="http://schemas.microsoft.com/office/word/2010/wordprocessingInk" xmlns:wne="http://schemas.microsoft.com/office/word/2006/wordml" xmlns:wps="http://schemas.microsoft.com/office/word/2010/wordprocessingShape" mc:Ignorable="w14 w15 w16se w16cid w16 w16cex w16sdtdh w16sdtfl w16du wp14">
-  <w:p>
-    <w:pPr>
-      <w:pStyle w:val="Zhlav"/>
-    </w:pPr>
-  </w:p>
-</w:hdr>
-</file>
-
-<file path=word/header2.xml><?xml version="1.0" encoding="utf-8"?>
-<w:hdr xmlns:wpc="http://schemas.microsoft.com/office/word/2010/wordprocessingCanvas" xmlns:cx="http://schemas.microsoft.com/office/drawing/2014/chartex" xmlns:cx1="http://schemas.microsoft.com/office/drawing/2015/9/8/chartex" xmlns:cx2="http://schemas.microsoft.com/office/drawing/2015/10/21/chartex" xmlns:cx3="http://schemas.microsoft.com/office/drawing/2016/5/9/chartex" xmlns:cx4="http://schemas.microsoft.com/office/drawing/2016/5/10/chartex" xmlns:cx5="http://schemas.microsoft.com/office/drawing/2016/5/11/chartex" xmlns:cx6="http://schemas.microsoft.com/office/drawing/2016/5/12/chartex" xmlns:cx7="http://schemas.microsoft.com/office/drawing/2016/5/13/chartex" xmlns:cx8="http://schemas.microsoft.com/office/drawing/2016/5/14/chartex" xmlns:mc="http://schemas.openxmlformats.org/markup-compatibility/2006" xmlns:aink="http://schemas.microsoft.com/office/drawing/2016/ink" xmlns:am3d="http://schemas.microsoft.com/office/drawing/2017/model3d" xmlns:o="urn:schemas-microsoft-com:office:office" xmlns:oel="http://schemas.microsoft.com/office/2019/extlst" xmlns:r="http://schemas.openxmlformats.org/officeDocument/2006/relationships" xmlns:m="http://schemas.openxmlformats.org/officeDocument/2006/math" xmlns:v="urn:schemas-microsoft-com:vml" xmlns:wp14="http://schemas.microsoft.com/office/word/2010/wordprocessingDrawing" xmlns:wp="http://schemas.openxmlformats.org/drawingml/2006/wordprocessingDrawing" xmlns:w10="urn:schemas-microsoft-com:office:word" xmlns:w="http://schemas.openxmlformats.org/wordprocessingml/2006/main" xmlns:w14="http://schemas.microsoft.com/office/word/2010/wordml" xmlns:w15="http://schemas.microsoft.com/office/word/2012/wordml" xmlns:w16cex="http://schemas.microsoft.com/office/word/2018/wordml/cex" xmlns:w16cid="http://schemas.microsoft.com/office/word/2016/wordml/cid" xmlns:w16="http://schemas.microsoft.com/office/word/2018/wordml" xmlns:w16du="http://schemas.microsoft.com/office/word/2023/wordml/word16du" xmlns:w16sdtdh="http://schemas.microsoft.com/office/word/2020/wordml/sdtdatahash" xmlns:w16sdtfl="http://schemas.microsoft.com/office/word/2024/wordml/sdtformatlock" xmlns:w16se="http://schemas.microsoft.com/office/word/2015/wordml/symex" xmlns:wpg="http://schemas.microsoft.com/office/word/2010/wordprocessingGroup" xmlns:wpi="http://schemas.microsoft.com/office/word/2010/wordprocessingInk" xmlns:wne="http://schemas.microsoft.com/office/word/2006/wordml" xmlns:wps="http://schemas.microsoft.com/office/word/2010/wordprocessingShape" mc:Ignorable="w14 w15 w16se w16cid w16 w16cex w16sdtdh w16sdtfl w16du wp14">
-  <w:p>
-    <w:pPr>
-      <w:pStyle w:val="Zhlav"/>
-    </w:pPr>
-  </w:p>
-</w:hdr>
-</file>
-
-<file path=word/header3.xml><?xml version="1.0" encoding="utf-8"?>
-<w:hdr xmlns:wpc="http://schemas.microsoft.com/office/word/2010/wordprocessingCanvas" xmlns:cx="http://schemas.microsoft.com/office/drawing/2014/chartex" xmlns:cx1="http://schemas.microsoft.com/office/drawing/2015/9/8/chartex" xmlns:cx2="http://schemas.microsoft.com/office/drawing/2015/10/21/chartex" xmlns:cx3="http://schemas.microsoft.com/office/drawing/2016/5/9/chartex" xmlns:cx4="http://schemas.microsoft.com/office/drawing/2016/5/10/chartex" xmlns:cx5="http://schemas.microsoft.com/office/drawing/2016/5/11/chartex" xmlns:cx6="http://schemas.microsoft.com/office/drawing/2016/5/12/chartex" xmlns:cx7="http://schemas.microsoft.com/office/drawing/2016/5/13/chartex" xmlns:cx8="http://schemas.microsoft.com/office/drawing/2016/5/14/chartex" xmlns:mc="http://schemas.openxmlformats.org/markup-compatibility/2006" xmlns:aink="http://schemas.microsoft.com/office/drawing/2016/ink" xmlns:am3d="http://schemas.microsoft.com/office/drawing/2017/model3d" xmlns:o="urn:schemas-microsoft-com:office:office" xmlns:oel="http://schemas.microsoft.com/office/2019/extlst" xmlns:r="http://schemas.openxmlformats.org/officeDocument/2006/relationships" xmlns:m="http://schemas.openxmlformats.org/officeDocument/2006/math" xmlns:v="urn:schemas-microsoft-com:vml" xmlns:wp14="http://schemas.microsoft.com/office/word/2010/wordprocessingDrawing" xmlns:wp="http://schemas.openxmlformats.org/drawingml/2006/wordprocessingDrawing" xmlns:w10="urn:schemas-microsoft-com:office:word" xmlns:w="http://schemas.openxmlformats.org/wordprocessingml/2006/main" xmlns:w14="http://schemas.microsoft.com/office/word/2010/wordml" xmlns:w15="http://schemas.microsoft.com/office/word/2012/wordml" xmlns:w16cex="http://schemas.microsoft.com/office/word/2018/wordml/cex" xmlns:w16cid="http://schemas.microsoft.com/office/word/2016/wordml/cid" xmlns:w16="http://schemas.microsoft.com/office/word/2018/wordml" xmlns:w16du="http://schemas.microsoft.com/office/word/2023/wordml/word16du" xmlns:w16sdtdh="http://schemas.microsoft.com/office/word/2020/wordml/sdtdatahash" xmlns:w16sdtfl="http://schemas.microsoft.com/office/word/2024/wordml/sdtformatlock" xmlns:w16se="http://schemas.microsoft.com/office/word/2015/wordml/symex" xmlns:wpg="http://schemas.microsoft.com/office/word/2010/wordprocessingGroup" xmlns:wpi="http://schemas.microsoft.com/office/word/2010/wordprocessingInk" xmlns:wne="http://schemas.microsoft.com/office/word/2006/wordml" xmlns:wps="http://schemas.microsoft.com/office/word/2010/wordprocessingShape" mc:Ignorable="w14 w15 w16se w16cid w16 w16cex w16sdtdh w16sdtfl w16du wp14">
-  <w:p>
-    <w:pPr>
-      <w:pStyle w:val="Zhlav"/>
-    </w:pPr>
-  </w:p>
-</w:hdr>
 </file>
 
 <file path=word/numbering.xml><?xml version="1.0" encoding="utf-8"?>
@@ -4129,6 +5767,92 @@
     </w:lvl>
   </w:abstractNum>
   <w:abstractNum w:abstractNumId="11" w15:restartNumberingAfterBreak="0">
+    <w:nsid w:val="321929C2"/>
+    <w:multiLevelType w:val="hybridMultilevel"/>
+    <w:tmpl w:val="4DCAA714"/>
+    <w:lvl w:ilvl="0" w:tplc="0405000F">
+      <w:start w:val="1"/>
+      <w:numFmt w:val="decimal"/>
+      <w:lvlText w:val="%1."/>
+      <w:lvlJc w:val="left"/>
+      <w:pPr>
+        <w:ind w:left="720" w:hanging="360"/>
+      </w:pPr>
+    </w:lvl>
+    <w:lvl w:ilvl="1" w:tplc="04050019" w:tentative="1">
+      <w:start w:val="1"/>
+      <w:numFmt w:val="lowerLetter"/>
+      <w:lvlText w:val="%2."/>
+      <w:lvlJc w:val="left"/>
+      <w:pPr>
+        <w:ind w:left="1440" w:hanging="360"/>
+      </w:pPr>
+    </w:lvl>
+    <w:lvl w:ilvl="2" w:tplc="0405001B" w:tentative="1">
+      <w:start w:val="1"/>
+      <w:numFmt w:val="lowerRoman"/>
+      <w:lvlText w:val="%3."/>
+      <w:lvlJc w:val="right"/>
+      <w:pPr>
+        <w:ind w:left="2160" w:hanging="180"/>
+      </w:pPr>
+    </w:lvl>
+    <w:lvl w:ilvl="3" w:tplc="0405000F" w:tentative="1">
+      <w:start w:val="1"/>
+      <w:numFmt w:val="decimal"/>
+      <w:lvlText w:val="%4."/>
+      <w:lvlJc w:val="left"/>
+      <w:pPr>
+        <w:ind w:left="2880" w:hanging="360"/>
+      </w:pPr>
+    </w:lvl>
+    <w:lvl w:ilvl="4" w:tplc="04050019" w:tentative="1">
+      <w:start w:val="1"/>
+      <w:numFmt w:val="lowerLetter"/>
+      <w:lvlText w:val="%5."/>
+      <w:lvlJc w:val="left"/>
+      <w:pPr>
+        <w:ind w:left="3600" w:hanging="360"/>
+      </w:pPr>
+    </w:lvl>
+    <w:lvl w:ilvl="5" w:tplc="0405001B" w:tentative="1">
+      <w:start w:val="1"/>
+      <w:numFmt w:val="lowerRoman"/>
+      <w:lvlText w:val="%6."/>
+      <w:lvlJc w:val="right"/>
+      <w:pPr>
+        <w:ind w:left="4320" w:hanging="180"/>
+      </w:pPr>
+    </w:lvl>
+    <w:lvl w:ilvl="6" w:tplc="0405000F" w:tentative="1">
+      <w:start w:val="1"/>
+      <w:numFmt w:val="decimal"/>
+      <w:lvlText w:val="%7."/>
+      <w:lvlJc w:val="left"/>
+      <w:pPr>
+        <w:ind w:left="5040" w:hanging="360"/>
+      </w:pPr>
+    </w:lvl>
+    <w:lvl w:ilvl="7" w:tplc="04050019" w:tentative="1">
+      <w:start w:val="1"/>
+      <w:numFmt w:val="lowerLetter"/>
+      <w:lvlText w:val="%8."/>
+      <w:lvlJc w:val="left"/>
+      <w:pPr>
+        <w:ind w:left="5760" w:hanging="360"/>
+      </w:pPr>
+    </w:lvl>
+    <w:lvl w:ilvl="8" w:tplc="0405001B" w:tentative="1">
+      <w:start w:val="1"/>
+      <w:numFmt w:val="lowerRoman"/>
+      <w:lvlText w:val="%9."/>
+      <w:lvlJc w:val="right"/>
+      <w:pPr>
+        <w:ind w:left="6480" w:hanging="180"/>
+      </w:pPr>
+    </w:lvl>
+  </w:abstractNum>
+  <w:abstractNum w:abstractNumId="12" w15:restartNumberingAfterBreak="0">
     <w:nsid w:val="33E569F3"/>
     <w:multiLevelType w:val="hybridMultilevel"/>
     <w:tmpl w:val="FFFFFFFF"/>
@@ -4214,7 +5938,7 @@
       </w:pPr>
     </w:lvl>
   </w:abstractNum>
-  <w:abstractNum w:abstractNumId="12" w15:restartNumberingAfterBreak="0">
+  <w:abstractNum w:abstractNumId="13" w15:restartNumberingAfterBreak="0">
     <w:nsid w:val="3963545E"/>
     <w:multiLevelType w:val="hybridMultilevel"/>
     <w:tmpl w:val="C9CE9150"/>
@@ -4327,7 +6051,7 @@
       </w:rPr>
     </w:lvl>
   </w:abstractNum>
-  <w:abstractNum w:abstractNumId="13" w15:restartNumberingAfterBreak="0">
+  <w:abstractNum w:abstractNumId="14" w15:restartNumberingAfterBreak="0">
     <w:nsid w:val="408026F2"/>
     <w:multiLevelType w:val="hybridMultilevel"/>
     <w:tmpl w:val="167CD1DE"/>
@@ -4416,7 +6140,7 @@
       </w:pPr>
     </w:lvl>
   </w:abstractNum>
-  <w:abstractNum w:abstractNumId="14" w15:restartNumberingAfterBreak="0">
+  <w:abstractNum w:abstractNumId="15" w15:restartNumberingAfterBreak="0">
     <w:nsid w:val="4190B9E4"/>
     <w:multiLevelType w:val="hybridMultilevel"/>
     <w:tmpl w:val="FFFFFFFF"/>
@@ -4502,7 +6226,7 @@
       </w:pPr>
     </w:lvl>
   </w:abstractNum>
-  <w:abstractNum w:abstractNumId="15" w15:restartNumberingAfterBreak="0">
+  <w:abstractNum w:abstractNumId="16" w15:restartNumberingAfterBreak="0">
     <w:nsid w:val="4A350DEB"/>
     <w:multiLevelType w:val="hybridMultilevel"/>
     <w:tmpl w:val="67F46FBC"/>
@@ -4615,7 +6339,7 @@
       </w:rPr>
     </w:lvl>
   </w:abstractNum>
-  <w:abstractNum w:abstractNumId="16" w15:restartNumberingAfterBreak="0">
+  <w:abstractNum w:abstractNumId="17" w15:restartNumberingAfterBreak="0">
     <w:nsid w:val="4AA73B99"/>
     <w:multiLevelType w:val="hybridMultilevel"/>
     <w:tmpl w:val="3BEC34BC"/>
@@ -4701,7 +6425,7 @@
       </w:pPr>
     </w:lvl>
   </w:abstractNum>
-  <w:abstractNum w:abstractNumId="17" w15:restartNumberingAfterBreak="0">
+  <w:abstractNum w:abstractNumId="18" w15:restartNumberingAfterBreak="0">
     <w:nsid w:val="54B30DD5"/>
     <w:multiLevelType w:val="hybridMultilevel"/>
     <w:tmpl w:val="9D543408"/>
@@ -4814,7 +6538,7 @@
       </w:rPr>
     </w:lvl>
   </w:abstractNum>
-  <w:abstractNum w:abstractNumId="18" w15:restartNumberingAfterBreak="0">
+  <w:abstractNum w:abstractNumId="19" w15:restartNumberingAfterBreak="0">
     <w:nsid w:val="6F781DBB"/>
     <w:multiLevelType w:val="hybridMultilevel"/>
     <w:tmpl w:val="8AE84E50"/>
@@ -4903,7 +6627,156 @@
       </w:pPr>
     </w:lvl>
   </w:abstractNum>
-  <w:abstractNum w:abstractNumId="19" w15:restartNumberingAfterBreak="0">
+  <w:abstractNum w:abstractNumId="20" w15:restartNumberingAfterBreak="0">
+    <w:nsid w:val="6FE033A8"/>
+    <w:multiLevelType w:val="multilevel"/>
+    <w:tmpl w:val="09B23DAA"/>
+    <w:lvl w:ilvl="0">
+      <w:start w:val="1"/>
+      <w:numFmt w:val="bullet"/>
+      <w:lvlText w:val=""/>
+      <w:lvlJc w:val="left"/>
+      <w:pPr>
+        <w:tabs>
+          <w:tab w:val="num" w:pos="720"/>
+        </w:tabs>
+        <w:ind w:left="720" w:hanging="360"/>
+      </w:pPr>
+      <w:rPr>
+        <w:rFonts w:ascii="Symbol" w:hAnsi="Symbol" w:hint="default"/>
+        <w:sz w:val="20"/>
+      </w:rPr>
+    </w:lvl>
+    <w:lvl w:ilvl="1" w:tentative="1">
+      <w:start w:val="1"/>
+      <w:numFmt w:val="bullet"/>
+      <w:lvlText w:val="o"/>
+      <w:lvlJc w:val="left"/>
+      <w:pPr>
+        <w:tabs>
+          <w:tab w:val="num" w:pos="1440"/>
+        </w:tabs>
+        <w:ind w:left="1440" w:hanging="360"/>
+      </w:pPr>
+      <w:rPr>
+        <w:rFonts w:ascii="Courier New" w:hAnsi="Courier New" w:hint="default"/>
+        <w:sz w:val="20"/>
+      </w:rPr>
+    </w:lvl>
+    <w:lvl w:ilvl="2" w:tentative="1">
+      <w:start w:val="1"/>
+      <w:numFmt w:val="bullet"/>
+      <w:lvlText w:val=""/>
+      <w:lvlJc w:val="left"/>
+      <w:pPr>
+        <w:tabs>
+          <w:tab w:val="num" w:pos="2160"/>
+        </w:tabs>
+        <w:ind w:left="2160" w:hanging="360"/>
+      </w:pPr>
+      <w:rPr>
+        <w:rFonts w:ascii="Wingdings" w:hAnsi="Wingdings" w:hint="default"/>
+        <w:sz w:val="20"/>
+      </w:rPr>
+    </w:lvl>
+    <w:lvl w:ilvl="3" w:tentative="1">
+      <w:start w:val="1"/>
+      <w:numFmt w:val="bullet"/>
+      <w:lvlText w:val=""/>
+      <w:lvlJc w:val="left"/>
+      <w:pPr>
+        <w:tabs>
+          <w:tab w:val="num" w:pos="2880"/>
+        </w:tabs>
+        <w:ind w:left="2880" w:hanging="360"/>
+      </w:pPr>
+      <w:rPr>
+        <w:rFonts w:ascii="Wingdings" w:hAnsi="Wingdings" w:hint="default"/>
+        <w:sz w:val="20"/>
+      </w:rPr>
+    </w:lvl>
+    <w:lvl w:ilvl="4" w:tentative="1">
+      <w:start w:val="1"/>
+      <w:numFmt w:val="bullet"/>
+      <w:lvlText w:val=""/>
+      <w:lvlJc w:val="left"/>
+      <w:pPr>
+        <w:tabs>
+          <w:tab w:val="num" w:pos="3600"/>
+        </w:tabs>
+        <w:ind w:left="3600" w:hanging="360"/>
+      </w:pPr>
+      <w:rPr>
+        <w:rFonts w:ascii="Wingdings" w:hAnsi="Wingdings" w:hint="default"/>
+        <w:sz w:val="20"/>
+      </w:rPr>
+    </w:lvl>
+    <w:lvl w:ilvl="5" w:tentative="1">
+      <w:start w:val="1"/>
+      <w:numFmt w:val="bullet"/>
+      <w:lvlText w:val=""/>
+      <w:lvlJc w:val="left"/>
+      <w:pPr>
+        <w:tabs>
+          <w:tab w:val="num" w:pos="4320"/>
+        </w:tabs>
+        <w:ind w:left="4320" w:hanging="360"/>
+      </w:pPr>
+      <w:rPr>
+        <w:rFonts w:ascii="Wingdings" w:hAnsi="Wingdings" w:hint="default"/>
+        <w:sz w:val="20"/>
+      </w:rPr>
+    </w:lvl>
+    <w:lvl w:ilvl="6" w:tentative="1">
+      <w:start w:val="1"/>
+      <w:numFmt w:val="bullet"/>
+      <w:lvlText w:val=""/>
+      <w:lvlJc w:val="left"/>
+      <w:pPr>
+        <w:tabs>
+          <w:tab w:val="num" w:pos="5040"/>
+        </w:tabs>
+        <w:ind w:left="5040" w:hanging="360"/>
+      </w:pPr>
+      <w:rPr>
+        <w:rFonts w:ascii="Wingdings" w:hAnsi="Wingdings" w:hint="default"/>
+        <w:sz w:val="20"/>
+      </w:rPr>
+    </w:lvl>
+    <w:lvl w:ilvl="7" w:tentative="1">
+      <w:start w:val="1"/>
+      <w:numFmt w:val="bullet"/>
+      <w:lvlText w:val=""/>
+      <w:lvlJc w:val="left"/>
+      <w:pPr>
+        <w:tabs>
+          <w:tab w:val="num" w:pos="5760"/>
+        </w:tabs>
+        <w:ind w:left="5760" w:hanging="360"/>
+      </w:pPr>
+      <w:rPr>
+        <w:rFonts w:ascii="Wingdings" w:hAnsi="Wingdings" w:hint="default"/>
+        <w:sz w:val="20"/>
+      </w:rPr>
+    </w:lvl>
+    <w:lvl w:ilvl="8" w:tentative="1">
+      <w:start w:val="1"/>
+      <w:numFmt w:val="bullet"/>
+      <w:lvlText w:val=""/>
+      <w:lvlJc w:val="left"/>
+      <w:pPr>
+        <w:tabs>
+          <w:tab w:val="num" w:pos="6480"/>
+        </w:tabs>
+        <w:ind w:left="6480" w:hanging="360"/>
+      </w:pPr>
+      <w:rPr>
+        <w:rFonts w:ascii="Wingdings" w:hAnsi="Wingdings" w:hint="default"/>
+        <w:sz w:val="20"/>
+      </w:rPr>
+    </w:lvl>
+  </w:abstractNum>
+  <w:abstractNum w:abstractNumId="21" w15:restartNumberingAfterBreak="0">
     <w:nsid w:val="71D1321B"/>
     <w:multiLevelType w:val="hybridMultilevel"/>
     <w:tmpl w:val="8DAC6D96"/>
@@ -4992,7 +6865,7 @@
       </w:pPr>
     </w:lvl>
   </w:abstractNum>
-  <w:abstractNum w:abstractNumId="20" w15:restartNumberingAfterBreak="0">
+  <w:abstractNum w:abstractNumId="22" w15:restartNumberingAfterBreak="0">
     <w:nsid w:val="737D4465"/>
     <w:multiLevelType w:val="hybridMultilevel"/>
     <w:tmpl w:val="BB764E50"/>
@@ -5105,7 +6978,7 @@
       </w:rPr>
     </w:lvl>
   </w:abstractNum>
-  <w:abstractNum w:abstractNumId="21" w15:restartNumberingAfterBreak="0">
+  <w:abstractNum w:abstractNumId="23" w15:restartNumberingAfterBreak="0">
     <w:nsid w:val="751F2609"/>
     <w:multiLevelType w:val="hybridMultilevel"/>
     <w:tmpl w:val="FFFFFFFF"/>
@@ -5191,7 +7064,7 @@
       </w:pPr>
     </w:lvl>
   </w:abstractNum>
-  <w:abstractNum w:abstractNumId="22" w15:restartNumberingAfterBreak="0">
+  <w:abstractNum w:abstractNumId="24" w15:restartNumberingAfterBreak="0">
     <w:nsid w:val="75C84021"/>
     <w:multiLevelType w:val="hybridMultilevel"/>
     <w:tmpl w:val="D3BEB81C"/>
@@ -5304,7 +7177,7 @@
       </w:rPr>
     </w:lvl>
   </w:abstractNum>
-  <w:abstractNum w:abstractNumId="23" w15:restartNumberingAfterBreak="0">
+  <w:abstractNum w:abstractNumId="25" w15:restartNumberingAfterBreak="0">
     <w:nsid w:val="775726BC"/>
     <w:multiLevelType w:val="hybridMultilevel"/>
     <w:tmpl w:val="7B3AFFC6"/>
@@ -5397,52 +7270,52 @@
     <w:abstractNumId w:val="8"/>
   </w:num>
   <w:num w:numId="2" w16cid:durableId="697047818">
-    <w:abstractNumId w:val="22"/>
+    <w:abstractNumId w:val="24"/>
   </w:num>
   <w:num w:numId="3" w16cid:durableId="370694833">
-    <w:abstractNumId w:val="20"/>
+    <w:abstractNumId w:val="22"/>
   </w:num>
   <w:num w:numId="4" w16cid:durableId="897938807">
     <w:abstractNumId w:val="9"/>
   </w:num>
   <w:num w:numId="5" w16cid:durableId="1098869892">
-    <w:abstractNumId w:val="15"/>
+    <w:abstractNumId w:val="16"/>
   </w:num>
   <w:num w:numId="6" w16cid:durableId="999506473">
-    <w:abstractNumId w:val="17"/>
+    <w:abstractNumId w:val="18"/>
   </w:num>
   <w:num w:numId="7" w16cid:durableId="1043360133">
     <w:abstractNumId w:val="3"/>
   </w:num>
   <w:num w:numId="8" w16cid:durableId="120731242">
-    <w:abstractNumId w:val="16"/>
+    <w:abstractNumId w:val="17"/>
   </w:num>
   <w:num w:numId="9" w16cid:durableId="794444581">
-    <w:abstractNumId w:val="14"/>
+    <w:abstractNumId w:val="15"/>
   </w:num>
   <w:num w:numId="10" w16cid:durableId="1903565780">
     <w:abstractNumId w:val="1"/>
   </w:num>
   <w:num w:numId="11" w16cid:durableId="1406413581">
-    <w:abstractNumId w:val="11"/>
+    <w:abstractNumId w:val="12"/>
   </w:num>
   <w:num w:numId="12" w16cid:durableId="988285912">
     <w:abstractNumId w:val="2"/>
   </w:num>
   <w:num w:numId="13" w16cid:durableId="1124885965">
-    <w:abstractNumId w:val="21"/>
+    <w:abstractNumId w:val="23"/>
   </w:num>
   <w:num w:numId="14" w16cid:durableId="169412717">
     <w:abstractNumId w:val="5"/>
   </w:num>
   <w:num w:numId="15" w16cid:durableId="870144763">
-    <w:abstractNumId w:val="13"/>
+    <w:abstractNumId w:val="14"/>
   </w:num>
   <w:num w:numId="16" w16cid:durableId="425733904">
     <w:abstractNumId w:val="7"/>
   </w:num>
   <w:num w:numId="17" w16cid:durableId="47071607">
-    <w:abstractNumId w:val="18"/>
+    <w:abstractNumId w:val="19"/>
   </w:num>
   <w:num w:numId="18" w16cid:durableId="1251694361">
     <w:abstractNumId w:val="4"/>
@@ -5454,16 +7327,22 @@
     <w:abstractNumId w:val="6"/>
   </w:num>
   <w:num w:numId="21" w16cid:durableId="1568880301">
-    <w:abstractNumId w:val="23"/>
+    <w:abstractNumId w:val="25"/>
   </w:num>
   <w:num w:numId="22" w16cid:durableId="730421428">
-    <w:abstractNumId w:val="19"/>
+    <w:abstractNumId w:val="21"/>
   </w:num>
   <w:num w:numId="23" w16cid:durableId="1545171831">
     <w:abstractNumId w:val="10"/>
   </w:num>
   <w:num w:numId="24" w16cid:durableId="1444765346">
-    <w:abstractNumId w:val="12"/>
+    <w:abstractNumId w:val="13"/>
+  </w:num>
+  <w:num w:numId="25" w16cid:durableId="328488606">
+    <w:abstractNumId w:val="20"/>
+  </w:num>
+  <w:num w:numId="26" w16cid:durableId="124006714">
+    <w:abstractNumId w:val="11"/>
   </w:num>
 </w:numbering>
 </file>
@@ -6109,7 +7988,6 @@
   <w:style w:type="character" w:default="1" w:styleId="Standardnpsmoodstavce">
     <w:name w:val="Default Paragraph Font"/>
     <w:uiPriority w:val="1"/>
-    <w:semiHidden/>
     <w:unhideWhenUsed/>
   </w:style>
   <w:style w:type="table" w:default="1" w:styleId="Normlntabulka">
@@ -6563,6 +8441,18 @@
     <w:uiPriority w:val="99"/>
     <w:rsid w:val="00E438C6"/>
   </w:style>
+  <w:style w:type="character" w:styleId="Nevyeenzmnka">
+    <w:name w:val="Unresolved Mention"/>
+    <w:basedOn w:val="Standardnpsmoodstavce"/>
+    <w:uiPriority w:val="99"/>
+    <w:semiHidden/>
+    <w:unhideWhenUsed/>
+    <w:rsid w:val="0054076D"/>
+    <w:rPr>
+      <w:color w:val="605E5C"/>
+      <w:shd w:val="clear" w:color="auto" w:fill="E1DFDD"/>
+    </w:rPr>
+  </w:style>
 </w:styles>
 </file>
 
@@ -6636,12 +8526,34 @@
     <w:pitch w:val="variable"/>
     <w:sig w:usb0="E4002EFF" w:usb1="C000247B" w:usb2="00000009" w:usb3="00000000" w:csb0="000001FF" w:csb1="00000000"/>
   </w:font>
+  <w:font w:name="Arial">
+    <w:panose1 w:val="020B0604020202020204"/>
+    <w:charset w:val="EE"/>
+    <w:family w:val="swiss"/>
+    <w:pitch w:val="variable"/>
+    <w:sig w:usb0="E0002EFF" w:usb1="C000785B" w:usb2="00000009" w:usb3="00000000" w:csb0="000001FF" w:csb1="00000000"/>
+  </w:font>
   <w:font w:name="Calibri Light">
     <w:panose1 w:val="020F0302020204030204"/>
     <w:charset w:val="EE"/>
     <w:family w:val="swiss"/>
     <w:pitch w:val="variable"/>
     <w:sig w:usb0="E4002EFF" w:usb1="C000247B" w:usb2="00000009" w:usb3="00000000" w:csb0="000001FF" w:csb1="00000000"/>
+  </w:font>
+  <w:font w:name="Yu Gothic Light">
+    <w:altName w:val="游ゴシック Light"/>
+    <w:panose1 w:val="020B0300000000000000"/>
+    <w:charset w:val="80"/>
+    <w:family w:val="swiss"/>
+    <w:pitch w:val="variable"/>
+    <w:sig w:usb0="E00002FF" w:usb1="2AC7FDFF" w:usb2="00000016" w:usb3="00000000" w:csb0="0002009F" w:csb1="00000000"/>
+  </w:font>
+  <w:font w:name="Yu Mincho">
+    <w:altName w:val="游明朝"/>
+    <w:charset w:val="80"/>
+    <w:family w:val="roman"/>
+    <w:pitch w:val="variable"/>
+    <w:sig w:usb0="800002E7" w:usb1="2AC7FCFF" w:usb2="00000012" w:usb3="00000000" w:csb0="0002009F" w:csb1="00000000"/>
   </w:font>
   <w:font w:name="Aptos">
     <w:charset w:val="00"/>
@@ -6675,11 +8587,18 @@
   </w:compat>
   <w:rsids>
     <w:rsidRoot w:val="009F2DFC"/>
+    <w:rsid w:val="00084A21"/>
     <w:rsid w:val="00252269"/>
     <w:rsid w:val="00265B19"/>
+    <w:rsid w:val="002D00B2"/>
+    <w:rsid w:val="003C2F26"/>
+    <w:rsid w:val="003D40FD"/>
     <w:rsid w:val="004711AF"/>
+    <w:rsid w:val="00787B4A"/>
     <w:rsid w:val="009F2DFC"/>
+    <w:rsid w:val="00BD5533"/>
     <w:rsid w:val="00CA707A"/>
+    <w:rsid w:val="00E0006F"/>
     <w:rsid w:val="00EC2EE9"/>
   </w:rsids>
   <m:mathPr>
@@ -6695,7 +8614,7 @@
     <m:intLim m:val="subSup"/>
     <m:naryLim m:val="undOvr"/>
   </m:mathPr>
-  <w:themeFontLang w:val="cs-CZ"/>
+  <w:themeFontLang w:val="cs-CZ" w:eastAsia="ja-JP" w:bidi="ar-SA"/>
   <w:clrSchemeMapping w:bg1="light1" w:t1="dark1" w:bg2="light2" w:t2="dark2" w:accent1="accent1" w:accent2="accent2" w:accent3="accent3" w:accent4="accent4" w:accent5="accent5" w:accent6="accent6" w:hyperlink="hyperlink" w:followedHyperlink="followedHyperlink"/>
   <w:decimalSymbol w:val=","/>
   <w:listSeparator w:val=";"/>
@@ -7446,40 +9365,7 @@
 </a:theme>
 </file>
 
-<file path=word/webextensions/taskpanes.xml><?xml version="1.0" encoding="utf-8"?>
-<wetp:taskpanes xmlns:wetp="http://schemas.microsoft.com/office/webextensions/taskpanes/2010/11">
-  <wetp:taskpane dockstate="right" visibility="0" width="525" row="3">
-    <wetp:webextensionref xmlns:r="http://schemas.openxmlformats.org/officeDocument/2006/relationships" r:id="rId1"/>
-  </wetp:taskpane>
-</wetp:taskpanes>
-</file>
-
-<file path=word/webextensions/webextension1.xml><?xml version="1.0" encoding="utf-8"?>
-<we:webextension xmlns:we="http://schemas.microsoft.com/office/webextensions/webextension/2010/11" id="{C5288863-E670-4D52-B55C-ADDEB087D0CA}">
-  <we:reference id="wa200005176" version="1.2.5.0" store="cs-CZ" storeType="OMEX"/>
-  <we:alternateReferences>
-    <we:reference id="wa200005176" version="1.2.5.0" store="" storeType="OMEX"/>
-  </we:alternateReferences>
-  <we:properties/>
-  <we:bindings/>
-  <we:snapshot xmlns:r="http://schemas.openxmlformats.org/officeDocument/2006/relationships"/>
-</we:webextension>
-</file>
-
 <file path=customXml/item1.xml><?xml version="1.0" encoding="utf-8"?>
-<?mso-contentType ?>
-<FormTemplates xmlns="http://schemas.microsoft.com/sharepoint/v3/contenttype/forms">
-  <Display>DocumentLibraryForm</Display>
-  <Edit>DocumentLibraryForm</Edit>
-  <New>DocumentLibraryForm</New>
-</FormTemplates>
-</file>
-
-<file path=customXml/item2.xml><?xml version="1.0" encoding="utf-8"?>
-<b:Sources xmlns:b="http://schemas.openxmlformats.org/officeDocument/2006/bibliography" xmlns="http://schemas.openxmlformats.org/officeDocument/2006/bibliography" SelectedStyle="\ISO690Nmerical.XSL" StyleName="ISO 690 – číselná reference" Version="1987"/>
-</file>
-
-<file path=customXml/item3.xml><?xml version="1.0" encoding="utf-8"?>
 <p:properties xmlns:p="http://schemas.microsoft.com/office/2006/metadata/properties" xmlns:xsi="http://www.w3.org/2001/XMLSchema-instance" xmlns:pc="http://schemas.microsoft.com/office/infopath/2007/PartnerControls">
   <documentManagement>
     <TaxCatchAll xmlns="0754e598-d92b-432a-bfc7-587b8d54ca5c" xsi:nil="true"/>
@@ -7488,6 +9374,19 @@
     </lcf76f155ced4ddcb4097134ff3c332f>
   </documentManagement>
 </p:properties>
+</file>
+
+<file path=customXml/item2.xml><?xml version="1.0" encoding="utf-8"?>
+<b:Sources xmlns:b="http://schemas.openxmlformats.org/officeDocument/2006/bibliography" xmlns="http://schemas.openxmlformats.org/officeDocument/2006/bibliography" SelectedStyle="\ISO690Nmerical.XSL" StyleName="ISO 690 – číselná reference" Version="1987"/>
+</file>
+
+<file path=customXml/item3.xml><?xml version="1.0" encoding="utf-8"?>
+<?mso-contentType ?>
+<FormTemplates xmlns="http://schemas.microsoft.com/sharepoint/v3/contenttype/forms">
+  <Display>DocumentLibraryForm</Display>
+  <Edit>DocumentLibraryForm</Edit>
+  <New>DocumentLibraryForm</New>
+</FormTemplates>
 </file>
 
 <file path=customXml/item4.xml><?xml version="1.0" encoding="utf-8"?>
@@ -7692,9 +9591,12 @@
 </file>
 
 <file path=customXml/itemProps1.xml><?xml version="1.0" encoding="utf-8"?>
-<ds:datastoreItem xmlns:ds="http://schemas.openxmlformats.org/officeDocument/2006/customXml" ds:itemID="{1717B560-00C2-4FF0-9154-7896B15F0979}">
+<ds:datastoreItem xmlns:ds="http://schemas.openxmlformats.org/officeDocument/2006/customXml" ds:itemID="{6198641B-C01A-4C21-B00E-85868DDA545C}">
   <ds:schemaRefs>
-    <ds:schemaRef ds:uri="http://schemas.microsoft.com/sharepoint/v3/contenttype/forms"/>
+    <ds:schemaRef ds:uri="http://schemas.microsoft.com/office/2006/metadata/properties"/>
+    <ds:schemaRef ds:uri="http://schemas.microsoft.com/office/infopath/2007/PartnerControls"/>
+    <ds:schemaRef ds:uri="0754e598-d92b-432a-bfc7-587b8d54ca5c"/>
+    <ds:schemaRef ds:uri="27a2ce00-e365-4280-9079-57f3c403b5f2"/>
   </ds:schemaRefs>
 </ds:datastoreItem>
 </file>
@@ -7708,12 +9610,9 @@
 </file>
 
 <file path=customXml/itemProps3.xml><?xml version="1.0" encoding="utf-8"?>
-<ds:datastoreItem xmlns:ds="http://schemas.openxmlformats.org/officeDocument/2006/customXml" ds:itemID="{6198641B-C01A-4C21-B00E-85868DDA545C}">
+<ds:datastoreItem xmlns:ds="http://schemas.openxmlformats.org/officeDocument/2006/customXml" ds:itemID="{1717B560-00C2-4FF0-9154-7896B15F0979}">
   <ds:schemaRefs>
-    <ds:schemaRef ds:uri="http://schemas.microsoft.com/office/2006/metadata/properties"/>
-    <ds:schemaRef ds:uri="http://schemas.microsoft.com/office/infopath/2007/PartnerControls"/>
-    <ds:schemaRef ds:uri="0754e598-d92b-432a-bfc7-587b8d54ca5c"/>
-    <ds:schemaRef ds:uri="27a2ce00-e365-4280-9079-57f3c403b5f2"/>
+    <ds:schemaRef ds:uri="http://schemas.microsoft.com/sharepoint/v3/contenttype/forms"/>
   </ds:schemaRefs>
 </ds:datastoreItem>
 </file>
